--- a/Enyrgy_Enterprise_Architecture_v1_0.docx
+++ b/Enyrgy_Enterprise_Architecture_v1_0.docx
@@ -3844,7 +3844,7 @@
         <w:pStyle w:val="FirstParagraph"/>
       </w:pPr>
       <w:r>
-        <w:t xml:space="preserve">Outbound SMS is governed by carrier and federal messaging rules. The architecture enforces these through: a dual-checkbox web opt-in (separate marketing and non-marketing consent, both unchecked by default, neither required to submit the form, with sender identity, message-type disclosure, frequency, rate disclosure, and STOP/HELP language); a public privacy policy that states SMS consent is never shared with third parties; and required opt-out and sender-identity language on outbound messages. The A2P 10DLC brand and campaign registrations are approved and verified (July 2026). SMS sending is now active; outbound messages honor opt-out consent and ramp gradually during the mg.enyrgy.com sending-domain warmup. The consent representation in GHL is what allows downstream automation to honor opt-out reliably.</w:t>
+        <w:t xml:space="preserve">Outbound SMS is governed by carrier and federal messaging rules. The architecture enforces these through: a dual-checkbox web opt-in (separate marketing and non-marketing consent, both unchecked by default, neither required to submit the form, with sender identity, message-type disclosure, frequency, rate disclosure, and STOP/HELP language); a public privacy policy that states SMS consent is never shared with third parties; and required opt-out and sender-identity language on outbound messages. SMS sends solely from the toll-free number 888-316-1695, approved via Toll-Free Verification (July 28, 2026). There is NO 10DLC / local number on the account (an earlier draft incorrectly referenced a 10DLC registration). SMS sending is now active; outbound messages honor opt-out consent and ramp gradually during the mg.enyrgy.com sending-domain warmup. The consent representation in GHL is what allows downstream automation to honor opt-out reliably.</w:t>
       </w:r>
     </w:p>
     <w:bookmarkEnd w:id="38"/>

--- a/Enyrgy_Enterprise_Architecture_v1_0.docx
+++ b/Enyrgy_Enterprise_Architecture_v1_0.docx
@@ -351,7 +351,7 @@
         <w:t xml:space="preserve"> </w:t>
       </w:r>
       <w:r>
-        <w:t xml:space="preserve">system-of-record ownership map; Device-App-to-GHL usage-data flow; OEM/Lumanova data-boundary formalization; metric-governance owner; and the Shopify Privacy Policy still showing the old Scottsdale address.</w:t>
+        <w:t xml:space="preserve">system-of-record ownership map; Device-App-to-GHL usage-data flow; OEM/Lumanova data-boundary formalization; and metric-governance owner. (The Shopify policy address exception noted in the body is RESOLVED as of July 28, 2026 — all store policies now show the Phoenix facility address, 5115 N 27th Ave, Bld 66, Phoenix, AZ 85017.)</w:t>
       </w:r>
     </w:p>
     <w:p>

--- a/Enyrgy_Enterprise_Architecture_v1_0.docx
+++ b/Enyrgy_Enterprise_Architecture_v1_0.docx
@@ -44,7 +44,7 @@
         <w:t xml:space="preserve"> </w:t>
       </w:r>
       <w:r>
-        <w:t xml:space="preserve">Version 1.0</w:t>
+        <w:t xml:space="preserve">Version 1.1</w:t>
       </w:r>
     </w:p>
     <w:p>
@@ -78,7 +78,7 @@
         <w:t xml:space="preserve"> </w:t>
       </w:r>
       <w:r>
-        <w:t xml:space="preserve">Last Updated: June 29, 2026 · Version 1.0 (Session 15 addendum appended July 28, 2026)</w:t>
+        <w:t xml:space="preserve">Last Updated: July 28, 2026 · Version 1.1 (v1.0 body baseline dated June 29, 2026; the v1.1 Current-State Update section below is the authoritative override where the body is stale)</w:t>
       </w:r>
     </w:p>
     <w:p>
@@ -98,13 +98,13 @@
     </w:p>
     <w:bookmarkEnd w:id="9"/>
     <w:bookmarkEnd w:id="10"/>
-    <w:bookmarkStart w:id="11" w:name="X5b77fe08a4c2df95939a4dac18bab182fbf2558"/>
+    <w:bookmarkStart w:id="11" w:name="v1.1-current-state-update-july-28-2026"/>
     <w:p>
       <w:pPr>
         <w:pStyle w:val="Heading2"/>
       </w:pPr>
       <w:r>
-        <w:t xml:space="preserve">Session 15 Addendum (July 28, 2026) — pending a v1.1 refresh</w:t>
+        <w:t xml:space="preserve">v1.1 Current-State Update (July 28, 2026)</w:t>
       </w:r>
     </w:p>
     <w:p>
@@ -112,7 +112,20 @@
         <w:pStyle w:val="FirstParagraph"/>
       </w:pPr>
       <w:r>
-        <w:t xml:space="preserve">This document is dated June 29, 2026 and predates several shipped systems; treat the body below as v1.0 and this addendum as the current-state override until a v1.1 refresh folds it in. The consolidated open-items list lives in</w:t>
+        <w:t xml:space="preserve">The layered body below is the June 29, 2026 v1.0 baseline. Several systems have shipped since, so</w:t>
+      </w:r>
+      <w:r>
+        <w:t xml:space="preserve"> </w:t>
+      </w:r>
+      <w:r>
+        <w:rPr>
+          <w:b/>
+          <w:bCs/>
+        </w:rPr>
+        <w:t xml:space="preserve">this section is authoritative wherever it conflicts with the body</w:t>
+      </w:r>
+      <w:r>
+        <w:t xml:space="preserve">; a future pass can fold these line-by-line into each layer. The consolidated open-items list lives in</w:t>
       </w:r>
       <w:r>
         <w:t xml:space="preserve"> </w:t>
@@ -142,7 +155,7 @@
         <w:t xml:space="preserve"> </w:t>
       </w:r>
       <w:r>
-        <w:t xml:space="preserve">the Shopify to GHL native integration plus WF-27/28/29 (which substantially build the</w:t>
+        <w:t xml:space="preserve">- Shopify to GHL native integration plus WF-27/28/29 (which substantially build the</w:t>
       </w:r>
       <w:r>
         <w:t xml:space="preserve"> </w:t>
@@ -154,7 +167,67 @@
         <w:t xml:space="preserve"> </w:t>
       </w:r>
       <w:r>
-        <w:t xml:space="preserve">the body flags as the top gap — reconcile and ratify rather than rebuild); Google Business Profile (verified/live); the full Paperclip agent org (deployed, KB loaded, compliance gate proven, GHL bridge read-write, heartbeats staged and tuned).</w:t>
+        <w:t xml:space="preserve">the body flags as the top gap — reconcile and ratify rather than rebuild). WF-28 now gates the</w:t>
+      </w:r>
+      <w:r>
+        <w:t xml:space="preserve"> </w:t>
+      </w:r>
+      <w:r>
+        <w:rPr>
+          <w:rStyle w:val="VerbatimChar"/>
+        </w:rPr>
+        <w:t xml:space="preserve">unit_shipped</w:t>
+      </w:r>
+      <w:r>
+        <w:t xml:space="preserve"> </w:t>
+      </w:r>
+      <w:r>
+        <w:t xml:space="preserve">tag to the Home System product, so accessory-only reorders no longer trigger device onboarding.</w:t>
+      </w:r>
+      <w:r>
+        <w:t xml:space="preserve"> </w:t>
+      </w:r>
+      <w:r>
+        <w:t xml:space="preserve">- Google Business Profile verified/live; its review link is wired into the WF-07 review SMS (with Trustpilot); testimonial-form link live in the WF-07 email and on enyrgy.com.</w:t>
+      </w:r>
+      <w:r>
+        <w:t xml:space="preserve"> </w:t>
+      </w:r>
+      <w:r>
+        <w:t xml:space="preserve">- The full Paperclip agent org (deployed, KB loaded, compliance gate proven, GHL bridge read-write, heartbeats staged and tuned to an early-stage lineup; several agents held until volume ramps).</w:t>
+      </w:r>
+      <w:r>
+        <w:t xml:space="preserve"> </w:t>
+      </w:r>
+      <w:r>
+        <w:t xml:space="preserve">- Messaging: toll-free 888-316-1695 approved for SMS (the account has NO 10DLC/local number, contrary to an earlier doc claim); CNAM caller-ID Approved as</w:t>
+      </w:r>
+      <w:r>
+        <w:t xml:space="preserve"> </w:t>
+      </w:r>
+      <w:r>
+        <w:t xml:space="preserve">“Enyrgy Inc”</w:t>
+      </w:r>
+      <w:r>
+        <w:t xml:space="preserve">; sending domain mg.enyrgy.com.</w:t>
+      </w:r>
+      <w:r>
+        <w:t xml:space="preserve"> </w:t>
+      </w:r>
+      <w:r>
+        <w:t xml:space="preserve">- Content assets: commercial ROI one-pager (</w:t>
+      </w:r>
+      <w:r>
+        <w:rPr>
+          <w:rStyle w:val="VerbatimChar"/>
+        </w:rPr>
+        <w:t xml:space="preserve">Enyrgy_Commercial_ROI.pdf</w:t>
+      </w:r>
+      <w:r>
+        <w:t xml:space="preserve"> </w:t>
+      </w:r>
+      <w:r>
+        <w:t xml:space="preserve">+ HTML in repo); inbound voicemail greeting recorded.</w:t>
       </w:r>
     </w:p>
     <w:p>
@@ -166,7 +239,7 @@
           <w:b/>
           <w:bCs/>
         </w:rPr>
-        <w:t xml:space="preserve">New operational-reliability findings (add to the Security &amp; Compliance and Open Decisions layers at v1.1):</w:t>
+        <w:t xml:space="preserve">New operational-reliability findings (fold into the Security &amp; Compliance and Open Decisions layers on the next body pass):</w:t>
       </w:r>
     </w:p>
     <w:p>
@@ -254,25 +327,13 @@
           <w:b/>
           <w:bCs/>
         </w:rPr>
-        <w:t xml:space="preserve">Phantom task completion (platform correctness bug).</w:t>
-      </w:r>
-      <w:r>
-        <w:t xml:space="preserve"> </w:t>
-      </w:r>
-      <w:r>
-        <w:t xml:space="preserve">A run that died on</w:t>
-      </w:r>
-      <w:r>
-        <w:t xml:space="preserve"> </w:t>
-      </w:r>
-      <w:r>
-        <w:t xml:space="preserve">“Credit balance is too low”</w:t>
-      </w:r>
-      <w:r>
-        <w:t xml:space="preserve"> </w:t>
-      </w:r>
-      <w:r>
-        <w:t xml:space="preserve">was auto-flipped to</w:t>
+        <w:t xml:space="preserve">Phantom task completion — claim investigated and debunked (July 28).</w:t>
+      </w:r>
+      <w:r>
+        <w:t xml:space="preserve"> </w:t>
+      </w:r>
+      <w:r>
+        <w:t xml:space="preserve">A COO comment claimed a credit-failed run was auto-flipped to</w:t>
       </w:r>
       <w:r>
         <w:t xml:space="preserve"> </w:t>
@@ -284,22 +345,28 @@
         <w:t xml:space="preserve">done</w:t>
       </w:r>
       <w:r>
-        <w:t xml:space="preserve"> </w:t>
-      </w:r>
-      <w:r>
-        <w:t xml:space="preserve">with no execution, masking the unresolved item. Required fix: runs that die on a credit/budget error must transition to</w:t>
-      </w:r>
-      <w:r>
-        <w:t xml:space="preserve"> </w:t>
+        <w:t xml:space="preserve">. A review of the recovery state machine (</w:t>
       </w:r>
       <w:r>
         <w:rPr>
           <w:rStyle w:val="VerbatimChar"/>
         </w:rPr>
+        <w:t xml:space="preserve">server/src/services/recovery/service.ts</w:t>
+      </w:r>
+      <w:r>
+        <w:t xml:space="preserve">) found credit/budget failures classify as non-retryable and route to</w:t>
+      </w:r>
+      <w:r>
+        <w:t xml:space="preserve"> </w:t>
+      </w:r>
+      <w:r>
+        <w:rPr>
+          <w:rStyle w:val="VerbatimChar"/>
+        </w:rPr>
         <w:t xml:space="preserve">blocked</w:t>
       </w:r>
       <w:r>
-        <w:t xml:space="preserve">, never</w:t>
+        <w:t xml:space="preserve">; the only</w:t>
       </w:r>
       <w:r>
         <w:t xml:space="preserve"> </w:t>
@@ -311,7 +378,10 @@
         <w:t xml:space="preserve">done</w:t>
       </w:r>
       <w:r>
-        <w:t xml:space="preserve">.</w:t>
+        <w:t xml:space="preserve"> </w:t>
+      </w:r>
+      <w:r>
+        <w:t xml:space="preserve">transition is a legitimate watchdog-evaluation fold that requires a succeeded source run. There is no code path that marks a work issue done on a credit failure. The claim was another confabulation from the credit-starvation window, not a real defect. No code change made.</w:t>
       </w:r>
     </w:p>
     <w:p>
@@ -351,7 +421,37 @@
         <w:t xml:space="preserve"> </w:t>
       </w:r>
       <w:r>
-        <w:t xml:space="preserve">system-of-record ownership map; Device-App-to-GHL usage-data flow; OEM/Lumanova data-boundary formalization; and metric-governance owner. (The Shopify policy address exception noted in the body is RESOLVED as of July 28, 2026 — all store policies now show the Phoenix facility address, 5115 N 27th Ave, Bld 66, Phoenix, AZ 85017.)</w:t>
+        <w:t xml:space="preserve">system-of-record ownership map; Device-App-to-GHL usage-data flow; OEM/Lumanova data-boundary formalization; and metric-governance owner.</w:t>
+      </w:r>
+    </w:p>
+    <w:p>
+      <w:pPr>
+        <w:pStyle w:val="BodyText"/>
+      </w:pPr>
+      <w:r>
+        <w:rPr>
+          <w:b/>
+          <w:bCs/>
+        </w:rPr>
+        <w:t xml:space="preserve">Resolved / new since v1.0 (July 28, 2026):</w:t>
+      </w:r>
+      <w:r>
+        <w:t xml:space="preserve"> </w:t>
+      </w:r>
+      <w:r>
+        <w:t xml:space="preserve">the Shopify policy address exception in the body is RESOLVED — all store policies, and the GHL agency profile, now show the Phoenix facility address (5115 N 27th Ave, Bld 66, Phoenix, AZ 85017). GHL agency Business Category corrected from Medical to Health &amp; Wellness (matches the wellness positioning). One open infra item, tracked in the Master TODO: Enyrgy agency system emails send with the sender name</w:t>
+      </w:r>
+      <w:r>
+        <w:t xml:space="preserve"> </w:t>
+      </w:r>
+      <w:r>
+        <w:t xml:space="preserve">“Ledgerix Pro LLC”</w:t>
+      </w:r>
+      <w:r>
+        <w:t xml:space="preserve"> </w:t>
+      </w:r>
+      <w:r>
+        <w:t xml:space="preserve">(Scott’s separate GHL agency); both agencies are internally correct, so it is a HighLevel platform cross-agency sender-identity issue awaiting a support ticket.</w:t>
       </w:r>
     </w:p>
     <w:p>

--- a/Enyrgy_Enterprise_Architecture_v1_0.docx
+++ b/Enyrgy_Enterprise_Architecture_v1_0.docx
@@ -167,7 +167,7 @@
         <w:t xml:space="preserve"> </w:t>
       </w:r>
       <w:r>
-        <w:t xml:space="preserve">the body flags as the top gap — reconcile and ratify rather than rebuild). WF-28 now gates the</w:t>
+        <w:t xml:space="preserve">the body flags as the top gap, so reconcile and ratify rather than rebuild). WF-28 now gates the</w:t>
       </w:r>
       <w:r>
         <w:t xml:space="preserve"> </w:t>
@@ -327,7 +327,7 @@
           <w:b/>
           <w:bCs/>
         </w:rPr>
-        <w:t xml:space="preserve">Phantom task completion — claim investigated and debunked (July 28).</w:t>
+        <w:t xml:space="preserve">Phantom task completion: claim investigated and debunked (July 28).</w:t>
       </w:r>
       <w:r>
         <w:t xml:space="preserve"> </w:t>
@@ -439,7 +439,7 @@
         <w:t xml:space="preserve"> </w:t>
       </w:r>
       <w:r>
-        <w:t xml:space="preserve">the Shopify policy address exception in the body is RESOLVED — all store policies, and the GHL agency profile, now show the Phoenix facility address (5115 N 27th Ave, Bld 66, Phoenix, AZ 85017). GHL agency Business Category corrected from Medical to Health &amp; Wellness (matches the wellness positioning). One open infra item, tracked in the Master TODO: Enyrgy agency system emails send with the sender name</w:t>
+        <w:t xml:space="preserve">the Shopify policy address exception in the body is RESOLVED. All store policies, and the GHL agency profile, now show the Phoenix facility address (5115 N 27th Ave, Bld 66, Phoenix, AZ 85017). GHL agency Business Category corrected from Medical to Health &amp; Wellness (matches the wellness positioning). One open infra item, tracked in the Master TODO: Enyrgy agency system emails send with the sender name</w:t>
       </w:r>
       <w:r>
         <w:t xml:space="preserve"> </w:t>
@@ -1132,6 +1132,14 @@
       <w:tblPr>
         <w:tblStyle w:val="Table"/>
         <w:tblW w:type="pct" w:w="5000"/>
+        <w:tblBorders>
+          <w:top w:val="single" w:sz="4" w:space="0" w:color="auto"/>
+          <w:left w:val="single" w:sz="4" w:space="0" w:color="auto"/>
+          <w:bottom w:val="single" w:sz="4" w:space="0" w:color="auto"/>
+          <w:right w:val="single" w:sz="4" w:space="0" w:color="auto"/>
+          <w:insideH w:val="single" w:sz="4" w:space="0" w:color="auto"/>
+          <w:insideV w:val="single" w:sz="4" w:space="0" w:color="auto"/>
+        </w:tblBorders>
         <w:tblLayout w:type="fixed"/>
         <w:tblLook w:firstRow="1" w:lastRow="0" w:firstColumn="0" w:lastColumn="0" w:noHBand="0" w:noVBand="0" w:val="0020"/>
       </w:tblPr>
@@ -1785,6 +1793,14 @@
       <w:tblPr>
         <w:tblStyle w:val="Table"/>
         <w:tblW w:type="pct" w:w="5000"/>
+        <w:tblBorders>
+          <w:top w:val="single" w:sz="4" w:space="0" w:color="auto"/>
+          <w:left w:val="single" w:sz="4" w:space="0" w:color="auto"/>
+          <w:bottom w:val="single" w:sz="4" w:space="0" w:color="auto"/>
+          <w:right w:val="single" w:sz="4" w:space="0" w:color="auto"/>
+          <w:insideH w:val="single" w:sz="4" w:space="0" w:color="auto"/>
+          <w:insideV w:val="single" w:sz="4" w:space="0" w:color="auto"/>
+        </w:tblBorders>
         <w:tblLayout w:type="fixed"/>
         <w:tblLook w:firstRow="1" w:lastRow="0" w:firstColumn="0" w:lastColumn="0" w:noHBand="0" w:noVBand="0" w:val="0020"/>
       </w:tblPr>
@@ -2169,6 +2185,14 @@
       <w:tblPr>
         <w:tblStyle w:val="Table"/>
         <w:tblW w:type="pct" w:w="5000"/>
+        <w:tblBorders>
+          <w:top w:val="single" w:sz="4" w:space="0" w:color="auto"/>
+          <w:left w:val="single" w:sz="4" w:space="0" w:color="auto"/>
+          <w:bottom w:val="single" w:sz="4" w:space="0" w:color="auto"/>
+          <w:right w:val="single" w:sz="4" w:space="0" w:color="auto"/>
+          <w:insideH w:val="single" w:sz="4" w:space="0" w:color="auto"/>
+          <w:insideV w:val="single" w:sz="4" w:space="0" w:color="auto"/>
+        </w:tblBorders>
         <w:tblLayout w:type="fixed"/>
         <w:tblLook w:firstRow="1" w:lastRow="0" w:firstColumn="0" w:lastColumn="0" w:noHBand="0" w:noVBand="0" w:val="0020"/>
       </w:tblPr>
@@ -2735,6 +2759,14 @@
       <w:tblPr>
         <w:tblStyle w:val="Table"/>
         <w:tblW w:type="pct" w:w="5000"/>
+        <w:tblBorders>
+          <w:top w:val="single" w:sz="4" w:space="0" w:color="auto"/>
+          <w:left w:val="single" w:sz="4" w:space="0" w:color="auto"/>
+          <w:bottom w:val="single" w:sz="4" w:space="0" w:color="auto"/>
+          <w:right w:val="single" w:sz="4" w:space="0" w:color="auto"/>
+          <w:insideH w:val="single" w:sz="4" w:space="0" w:color="auto"/>
+          <w:insideV w:val="single" w:sz="4" w:space="0" w:color="auto"/>
+        </w:tblBorders>
         <w:tblLayout w:type="fixed"/>
         <w:tblLook w:firstRow="1" w:lastRow="0" w:firstColumn="0" w:lastColumn="0" w:noHBand="0" w:noVBand="0" w:val="0020"/>
       </w:tblPr>
@@ -3324,6 +3356,14 @@
       <w:tblPr>
         <w:tblStyle w:val="Table"/>
         <w:tblW w:type="pct" w:w="5000"/>
+        <w:tblBorders>
+          <w:top w:val="single" w:sz="4" w:space="0" w:color="auto"/>
+          <w:left w:val="single" w:sz="4" w:space="0" w:color="auto"/>
+          <w:bottom w:val="single" w:sz="4" w:space="0" w:color="auto"/>
+          <w:right w:val="single" w:sz="4" w:space="0" w:color="auto"/>
+          <w:insideH w:val="single" w:sz="4" w:space="0" w:color="auto"/>
+          <w:insideV w:val="single" w:sz="4" w:space="0" w:color="auto"/>
+        </w:tblBorders>
         <w:tblLayout w:type="fixed"/>
         <w:tblLook w:firstRow="1" w:lastRow="0" w:firstColumn="0" w:lastColumn="0" w:noHBand="0" w:noVBand="0" w:val="0020"/>
       </w:tblPr>
@@ -4014,6 +4054,14 @@
       <w:tblPr>
         <w:tblStyle w:val="Table"/>
         <w:tblW w:type="pct" w:w="5000"/>
+        <w:tblBorders>
+          <w:top w:val="single" w:sz="4" w:space="0" w:color="auto"/>
+          <w:left w:val="single" w:sz="4" w:space="0" w:color="auto"/>
+          <w:bottom w:val="single" w:sz="4" w:space="0" w:color="auto"/>
+          <w:right w:val="single" w:sz="4" w:space="0" w:color="auto"/>
+          <w:insideH w:val="single" w:sz="4" w:space="0" w:color="auto"/>
+          <w:insideV w:val="single" w:sz="4" w:space="0" w:color="auto"/>
+        </w:tblBorders>
         <w:tblLayout w:type="fixed"/>
         <w:tblLook w:firstRow="1" w:lastRow="0" w:firstColumn="0" w:lastColumn="0" w:noHBand="0" w:noVBand="0" w:val="0020"/>
       </w:tblPr>
@@ -5775,14 +5823,6 @@
     <w:unhideWhenUsed/>
     <w:qFormat/>
     <w:tblPr>
-      <w:tblBorders>
-        <w:top w:val="single" w:sz="4" w:space="0" w:color="808080"/>
-        <w:left w:val="single" w:sz="4" w:space="0" w:color="808080"/>
-        <w:bottom w:val="single" w:sz="4" w:space="0" w:color="808080"/>
-        <w:right w:val="single" w:sz="4" w:space="0" w:color="808080"/>
-        <w:insideH w:val="single" w:sz="4" w:space="0" w:color="808080"/>
-        <w:insideV w:val="single" w:sz="4" w:space="0" w:color="808080"/>
-      </w:tblBorders>
       <w:tblInd w:type="dxa" w:w="0"/>
       <w:tblCellMar>
         <w:top w:type="dxa" w:w="0"/>

--- a/Enyrgy_Enterprise_Architecture_v1_0.docx
+++ b/Enyrgy_Enterprise_Architecture_v1_0.docx
@@ -763,6 +763,12 @@
       </w:r>
       <w:r>
         <w:t xml:space="preserve">- 2.3 How The Systems Connect (Conceptual)</w:t>
+      </w:r>
+      <w:r>
+        <w:t xml:space="preserve"> </w:t>
+      </w:r>
+      <w:r>
+        <w:t xml:space="preserve">- 2.4 Hosting And Deployment (Railway)</w:t>
       </w:r>
     </w:p>
     <w:p>
@@ -2155,7 +2161,7 @@
     </w:p>
     <w:bookmarkEnd w:id="20"/>
     <w:bookmarkEnd w:id="21"/>
-    <w:bookmarkStart w:id="25" w:name="X948fadebe5c004c463937b3d163cf9a541c258e"/>
+    <w:bookmarkStart w:id="27" w:name="X948fadebe5c004c463937b3d163cf9a541c258e"/>
     <w:p>
       <w:pPr>
         <w:pStyle w:val="Heading1"/>
@@ -2720,6 +2726,719 @@
         <w:t xml:space="preserve">The critical architectural observation is that the three hubs are only loosely connected today. Lead and nurture data is rich and well-integrated inside GHL. Purchase data lives in Shopify. Usage data lives in the Device App. The connective tissue between them, particularly a reliable Shopify-to-GHL purchase sync and any Device-App-to-GHL usage sync, is the principal architectural gap, addressed in Sections 4 and 7.</w:t>
       </w:r>
     </w:p>
+    <w:bookmarkEnd w:id="24"/>
+    <w:bookmarkStart w:id="26" w:name="hosting-and-deployment-railway"/>
+    <w:p>
+      <w:pPr>
+        <w:pStyle w:val="Heading2"/>
+      </w:pPr>
+      <w:r>
+        <w:t xml:space="preserve">2.4 Hosting And Deployment (Railway)</w:t>
+      </w:r>
+    </w:p>
+    <w:p>
+      <w:pPr>
+        <w:pStyle w:val="FirstParagraph"/>
+      </w:pPr>
+      <w:r>
+        <w:t xml:space="preserve">Paperclip and its supporting services run on</w:t>
+      </w:r>
+      <w:r>
+        <w:t xml:space="preserve"> </w:t>
+      </w:r>
+      <w:r>
+        <w:rPr>
+          <w:b/>
+          <w:bCs/>
+        </w:rPr>
+        <w:t xml:space="preserve">Railway</w:t>
+      </w:r>
+      <w:r>
+        <w:t xml:space="preserve">, in a single project named</w:t>
+      </w:r>
+      <w:r>
+        <w:t xml:space="preserve"> </w:t>
+      </w:r>
+      <w:r>
+        <w:rPr>
+          <w:rStyle w:val="VerbatimChar"/>
+        </w:rPr>
+        <w:t xml:space="preserve">enyrgy-paperclip-server</w:t>
+      </w:r>
+      <w:r>
+        <w:t xml:space="preserve">. Audited and documented 2026-08-24.</w:t>
+      </w:r>
+    </w:p>
+    <w:tbl>
+      <w:tblPr>
+        <w:tblStyle w:val="Table"/>
+        <w:tblW w:type="pct" w:w="5000"/>
+        <w:tblBorders>
+          <w:top w:val="single" w:sz="4" w:space="0" w:color="auto"/>
+          <w:left w:val="single" w:sz="4" w:space="0" w:color="auto"/>
+          <w:bottom w:val="single" w:sz="4" w:space="0" w:color="auto"/>
+          <w:right w:val="single" w:sz="4" w:space="0" w:color="auto"/>
+          <w:insideH w:val="single" w:sz="4" w:space="0" w:color="auto"/>
+          <w:insideV w:val="single" w:sz="4" w:space="0" w:color="auto"/>
+        </w:tblBorders>
+        <w:tblLayout w:type="fixed"/>
+        <w:tblLook w:firstRow="1" w:lastRow="0" w:firstColumn="0" w:lastColumn="0" w:noHBand="0" w:noVBand="0" w:val="0020"/>
+      </w:tblPr>
+      <w:tblGrid>
+        <w:gridCol w:w="2640"/>
+        <w:gridCol w:w="2640"/>
+        <w:gridCol w:w="2640"/>
+      </w:tblGrid>
+      <w:tr>
+        <w:trPr>
+          <w:tblHeader w:val="on"/>
+        </w:trPr>
+        <w:tc>
+          <w:tcPr/>
+          <w:p>
+            <w:pPr>
+              <w:pStyle w:val="Compact"/>
+            </w:pPr>
+            <w:r>
+              <w:t xml:space="preserve">Service</w:t>
+            </w:r>
+          </w:p>
+        </w:tc>
+        <w:tc>
+          <w:tcPr/>
+          <w:p>
+            <w:pPr>
+              <w:pStyle w:val="Compact"/>
+            </w:pPr>
+            <w:r>
+              <w:t xml:space="preserve">Status</w:t>
+            </w:r>
+          </w:p>
+        </w:tc>
+        <w:tc>
+          <w:tcPr/>
+          <w:p>
+            <w:pPr>
+              <w:pStyle w:val="Compact"/>
+            </w:pPr>
+            <w:r>
+              <w:t xml:space="preserve">Notes</w:t>
+            </w:r>
+          </w:p>
+        </w:tc>
+      </w:tr>
+      <w:tr>
+        <w:tc>
+          <w:tcPr/>
+          <w:p>
+            <w:pPr>
+              <w:pStyle w:val="Compact"/>
+            </w:pPr>
+            <w:r>
+              <w:rPr>
+                <w:rStyle w:val="VerbatimChar"/>
+              </w:rPr>
+              <w:t xml:space="preserve">enyrgy-paperclip</w:t>
+            </w:r>
+          </w:p>
+        </w:tc>
+        <w:tc>
+          <w:tcPr/>
+          <w:p>
+            <w:pPr>
+              <w:pStyle w:val="Compact"/>
+            </w:pPr>
+            <w:r>
+              <w:t xml:space="preserve">Online</w:t>
+            </w:r>
+          </w:p>
+        </w:tc>
+        <w:tc>
+          <w:tcPr/>
+          <w:p>
+            <w:pPr>
+              <w:pStyle w:val="Compact"/>
+            </w:pPr>
+            <w:r>
+              <w:t xml:space="preserve">The Paperclip application. Has</w:t>
+            </w:r>
+            <w:r>
+              <w:t xml:space="preserve"> </w:t>
+            </w:r>
+            <w:r>
+              <w:rPr>
+                <w:rStyle w:val="VerbatimChar"/>
+              </w:rPr>
+              <w:t xml:space="preserve">enyrgy-paperclip-volume</w:t>
+            </w:r>
+            <w:r>
+              <w:t xml:space="preserve">. This is the service a working directory should be linked to.</w:t>
+            </w:r>
+          </w:p>
+        </w:tc>
+      </w:tr>
+      <w:tr>
+        <w:tc>
+          <w:tcPr/>
+          <w:p>
+            <w:pPr>
+              <w:pStyle w:val="Compact"/>
+            </w:pPr>
+            <w:r>
+              <w:rPr>
+                <w:rStyle w:val="VerbatimChar"/>
+              </w:rPr>
+              <w:t xml:space="preserve">enyrgy-ghl-mcp</w:t>
+            </w:r>
+          </w:p>
+        </w:tc>
+        <w:tc>
+          <w:tcPr/>
+          <w:p>
+            <w:pPr>
+              <w:pStyle w:val="Compact"/>
+            </w:pPr>
+            <w:r>
+              <w:t xml:space="preserve">Online</w:t>
+            </w:r>
+          </w:p>
+        </w:tc>
+        <w:tc>
+          <w:tcPr/>
+          <w:p>
+            <w:pPr>
+              <w:pStyle w:val="Compact"/>
+            </w:pPr>
+            <w:r>
+              <w:t xml:space="preserve">The GHL-to-MCP bridge,</w:t>
+            </w:r>
+            <w:r>
+              <w:t xml:space="preserve"> </w:t>
+            </w:r>
+            <w:r>
+              <w:rPr>
+                <w:rStyle w:val="VerbatimChar"/>
+              </w:rPr>
+              <w:t xml:space="preserve">enyrgy-ghl-mcp-production.up.railway.app</w:t>
+            </w:r>
+            <w:r>
+              <w:t xml:space="preserve">. Holds the GHL Private Integration token in its environment variables, not in Paperclip.</w:t>
+            </w:r>
+          </w:p>
+        </w:tc>
+      </w:tr>
+      <w:tr>
+        <w:tc>
+          <w:tcPr/>
+          <w:p>
+            <w:pPr>
+              <w:pStyle w:val="Compact"/>
+            </w:pPr>
+            <w:r>
+              <w:rPr>
+                <w:rStyle w:val="VerbatimChar"/>
+              </w:rPr>
+              <w:t xml:space="preserve">Postgres</w:t>
+            </w:r>
+          </w:p>
+        </w:tc>
+        <w:tc>
+          <w:tcPr/>
+          <w:p>
+            <w:pPr>
+              <w:pStyle w:val="Compact"/>
+            </w:pPr>
+            <w:r>
+              <w:t xml:space="preserve">Online</w:t>
+            </w:r>
+          </w:p>
+        </w:tc>
+        <w:tc>
+          <w:tcPr/>
+          <w:p>
+            <w:pPr>
+              <w:pStyle w:val="Compact"/>
+            </w:pPr>
+            <w:r>
+              <w:t xml:space="preserve">Database,</w:t>
+            </w:r>
+            <w:r>
+              <w:t xml:space="preserve"> </w:t>
+            </w:r>
+            <w:r>
+              <w:rPr>
+                <w:rStyle w:val="VerbatimChar"/>
+              </w:rPr>
+              <w:t xml:space="preserve">postgres-volume</w:t>
+            </w:r>
+            <w:r>
+              <w:t xml:space="preserve">.</w:t>
+            </w:r>
+          </w:p>
+        </w:tc>
+      </w:tr>
+      <w:tr>
+        <w:tc>
+          <w:tcPr/>
+          <w:p>
+            <w:pPr>
+              <w:pStyle w:val="Compact"/>
+            </w:pPr>
+            <w:r>
+              <w:rPr>
+                <w:rStyle w:val="VerbatimChar"/>
+              </w:rPr>
+              <w:t xml:space="preserve">paperclip</w:t>
+            </w:r>
+          </w:p>
+        </w:tc>
+        <w:tc>
+          <w:tcPr/>
+          <w:p>
+            <w:pPr>
+              <w:pStyle w:val="Compact"/>
+            </w:pPr>
+            <w:r>
+              <w:rPr>
+                <w:b/>
+                <w:bCs/>
+              </w:rPr>
+              <w:t xml:space="preserve">Failed, permanently</w:t>
+            </w:r>
+          </w:p>
+        </w:tc>
+        <w:tc>
+          <w:tcPr/>
+          <w:p>
+            <w:pPr>
+              <w:pStyle w:val="Compact"/>
+            </w:pPr>
+            <w:r>
+              <w:t xml:space="preserve">An orphan. See below.</w:t>
+            </w:r>
+          </w:p>
+        </w:tc>
+      </w:tr>
+    </w:tbl>
+    <w:p>
+      <w:pPr>
+        <w:pStyle w:val="BodyText"/>
+      </w:pPr>
+      <w:r>
+        <w:rPr>
+          <w:b/>
+          <w:bCs/>
+        </w:rPr>
+        <w:t xml:space="preserve">There is one environment,</w:t>
+      </w:r>
+      <w:r>
+        <w:rPr>
+          <w:b/>
+          <w:bCs/>
+        </w:rPr>
+        <w:t xml:space="preserve"> </w:t>
+      </w:r>
+      <w:r>
+        <w:rPr>
+          <w:rStyle w:val="VerbatimChar"/>
+          <w:b/>
+          <w:bCs/>
+        </w:rPr>
+        <w:t xml:space="preserve">production</w:t>
+      </w:r>
+      <w:r>
+        <w:rPr>
+          <w:b/>
+          <w:bCs/>
+        </w:rPr>
+        <w:t xml:space="preserve">. There is no staging.</w:t>
+      </w:r>
+      <w:r>
+        <w:t xml:space="preserve"> </w:t>
+      </w:r>
+      <w:r>
+        <w:t xml:space="preserve">Every</w:t>
+      </w:r>
+      <w:r>
+        <w:t xml:space="preserve"> </w:t>
+      </w:r>
+      <w:r>
+        <w:rPr>
+          <w:rStyle w:val="VerbatimChar"/>
+        </w:rPr>
+        <w:t xml:space="preserve">railway run</w:t>
+      </w:r>
+      <w:r>
+        <w:t xml:space="preserve">,</w:t>
+      </w:r>
+      <w:r>
+        <w:t xml:space="preserve"> </w:t>
+      </w:r>
+      <w:r>
+        <w:rPr>
+          <w:rStyle w:val="VerbatimChar"/>
+        </w:rPr>
+        <w:t xml:space="preserve">railway variables set</w:t>
+      </w:r>
+      <w:r>
+        <w:t xml:space="preserve">,</w:t>
+      </w:r>
+      <w:r>
+        <w:t xml:space="preserve"> </w:t>
+      </w:r>
+      <w:r>
+        <w:rPr>
+          <w:rStyle w:val="VerbatimChar"/>
+        </w:rPr>
+        <w:t xml:space="preserve">railway redeploy</w:t>
+      </w:r>
+      <w:r>
+        <w:t xml:space="preserve"> </w:t>
+      </w:r>
+      <w:r>
+        <w:t xml:space="preserve">and</w:t>
+      </w:r>
+      <w:r>
+        <w:t xml:space="preserve"> </w:t>
+      </w:r>
+      <w:r>
+        <w:rPr>
+          <w:rStyle w:val="VerbatimChar"/>
+        </w:rPr>
+        <w:t xml:space="preserve">railway restart</w:t>
+      </w:r>
+      <w:r>
+        <w:t xml:space="preserve"> </w:t>
+      </w:r>
+      <w:r>
+        <w:t xml:space="preserve">acts on live infrastructure. Treat the absence of a safety net as the main operational risk in this stack.</w:t>
+      </w:r>
+    </w:p>
+    <w:bookmarkStart w:id="25" w:name="the-orphan-paperclip-service"/>
+    <w:p>
+      <w:pPr>
+        <w:pStyle w:val="Heading3"/>
+      </w:pPr>
+      <w:r>
+        <w:t xml:space="preserve">The orphan</w:t>
+      </w:r>
+      <w:r>
+        <w:t xml:space="preserve"> </w:t>
+      </w:r>
+      <w:r>
+        <w:rPr>
+          <w:rStyle w:val="VerbatimChar"/>
+        </w:rPr>
+        <w:t xml:space="preserve">paperclip</w:t>
+      </w:r>
+      <w:r>
+        <w:t xml:space="preserve"> </w:t>
+      </w:r>
+      <w:r>
+        <w:t xml:space="preserve">service</w:t>
+      </w:r>
+    </w:p>
+    <w:p>
+      <w:pPr>
+        <w:pStyle w:val="FirstParagraph"/>
+      </w:pPr>
+      <w:r>
+        <w:t xml:space="preserve">A duplicate service created early in the build. It has never run and cannot run.</w:t>
+      </w:r>
+    </w:p>
+    <w:p>
+      <w:pPr>
+        <w:pStyle w:val="BodyText"/>
+      </w:pPr>
+      <w:r>
+        <w:rPr>
+          <w:b/>
+          <w:bCs/>
+        </w:rPr>
+        <w:t xml:space="preserve">Why it is harmless.</w:t>
+      </w:r>
+      <w:r>
+        <w:t xml:space="preserve"> </w:t>
+      </w:r>
+      <w:r>
+        <w:t xml:space="preserve">It has no volume, so there is no data attached. It has no</w:t>
+      </w:r>
+      <w:r>
+        <w:t xml:space="preserve"> </w:t>
+      </w:r>
+      <w:r>
+        <w:rPr>
+          <w:rStyle w:val="VerbatimChar"/>
+        </w:rPr>
+        <w:t xml:space="preserve">DATABASE_URL</w:t>
+      </w:r>
+      <w:r>
+        <w:t xml:space="preserve">, no</w:t>
+      </w:r>
+      <w:r>
+        <w:t xml:space="preserve"> </w:t>
+      </w:r>
+      <w:r>
+        <w:rPr>
+          <w:rStyle w:val="VerbatimChar"/>
+        </w:rPr>
+        <w:t xml:space="preserve">ANTHROPIC_API_KEY</w:t>
+      </w:r>
+      <w:r>
+        <w:t xml:space="preserve"> </w:t>
+      </w:r>
+      <w:r>
+        <w:t xml:space="preserve">and no</w:t>
+      </w:r>
+      <w:r>
+        <w:t xml:space="preserve"> </w:t>
+      </w:r>
+      <w:r>
+        <w:rPr>
+          <w:rStyle w:val="VerbatimChar"/>
+        </w:rPr>
+        <w:t xml:space="preserve">PAPERCLIP_PUBLIC_URL</w:t>
+      </w:r>
+      <w:r>
+        <w:t xml:space="preserve">, so it has nothing to connect to and no way to serve. Its only two non-Railway variables,</w:t>
+      </w:r>
+      <w:r>
+        <w:t xml:space="preserve"> </w:t>
+      </w:r>
+      <w:r>
+        <w:rPr>
+          <w:rStyle w:val="VerbatimChar"/>
+        </w:rPr>
+        <w:t xml:space="preserve">BETTER_AUTH_SECRET</w:t>
+      </w:r>
+      <w:r>
+        <w:t xml:space="preserve"> </w:t>
+      </w:r>
+      <w:r>
+        <w:t xml:space="preserve">and</w:t>
+      </w:r>
+      <w:r>
+        <w:t xml:space="preserve"> </w:t>
+      </w:r>
+      <w:r>
+        <w:rPr>
+          <w:rStyle w:val="VerbatimChar"/>
+        </w:rPr>
+        <w:t xml:space="preserve">PAPERCLIP_TOOL_ACTION_SIGNING_SECRET</w:t>
+      </w:r>
+      <w:r>
+        <w:t xml:space="preserve">, are duplicates of the values already held by</w:t>
+      </w:r>
+      <w:r>
+        <w:t xml:space="preserve"> </w:t>
+      </w:r>
+      <w:r>
+        <w:rPr>
+          <w:rStyle w:val="VerbatimChar"/>
+        </w:rPr>
+        <w:t xml:space="preserve">enyrgy-paperclip</w:t>
+      </w:r>
+      <w:r>
+        <w:t xml:space="preserve">.</w:t>
+      </w:r>
+    </w:p>
+    <w:p>
+      <w:pPr>
+        <w:pStyle w:val="BodyText"/>
+      </w:pPr>
+      <w:r>
+        <w:rPr>
+          <w:b/>
+          <w:bCs/>
+        </w:rPr>
+        <w:t xml:space="preserve">Why it shows as Failed.</w:t>
+      </w:r>
+      <w:r>
+        <w:t xml:space="preserve"> </w:t>
+      </w:r>
+      <w:r>
+        <w:t xml:space="preserve">Every deployment attempt failed because the service was never configured. Auto-deploy was disabled to stop the false</w:t>
+      </w:r>
+      <w:r>
+        <w:t xml:space="preserve"> </w:t>
+      </w:r>
+      <w:r>
+        <w:t xml:space="preserve">“Deploy failed”</w:t>
+      </w:r>
+      <w:r>
+        <w:t xml:space="preserve"> </w:t>
+      </w:r>
+      <w:r>
+        <w:t xml:space="preserve">emails, which is why it now sits Failed and silent rather than retrying.</w:t>
+      </w:r>
+    </w:p>
+    <w:p>
+      <w:pPr>
+        <w:pStyle w:val="BodyText"/>
+      </w:pPr>
+      <w:r>
+        <w:rPr>
+          <w:b/>
+          <w:bCs/>
+        </w:rPr>
+        <w:t xml:space="preserve">Why you cannot find it in the dashboard.</w:t>
+      </w:r>
+      <w:r>
+        <w:t xml:space="preserve"> </w:t>
+      </w:r>
+      <w:r>
+        <w:t xml:space="preserve">It does not render on the project canvas at any zoom level. It is reachable only through the CLI, which is why it is easy to conclude it does not exist.</w:t>
+      </w:r>
+    </w:p>
+    <w:p>
+      <w:pPr>
+        <w:pStyle w:val="BodyText"/>
+      </w:pPr>
+      <w:r>
+        <w:rPr>
+          <w:b/>
+          <w:bCs/>
+        </w:rPr>
+        <w:t xml:space="preserve">The cost of keeping it.</w:t>
+      </w:r>
+      <w:r>
+        <w:t xml:space="preserve"> </w:t>
+      </w:r>
+      <w:r>
+        <w:t xml:space="preserve">One item: a permanent red</w:t>
+      </w:r>
+      <w:r>
+        <w:t xml:space="preserve"> </w:t>
+      </w:r>
+      <w:r>
+        <w:t xml:space="preserve">“Failed”</w:t>
+      </w:r>
+      <w:r>
+        <w:t xml:space="preserve"> </w:t>
+      </w:r>
+      <w:r>
+        <w:t xml:space="preserve">in</w:t>
+      </w:r>
+      <w:r>
+        <w:t xml:space="preserve"> </w:t>
+      </w:r>
+      <w:r>
+        <w:rPr>
+          <w:rStyle w:val="VerbatimChar"/>
+        </w:rPr>
+        <w:t xml:space="preserve">railway status</w:t>
+      </w:r>
+      <w:r>
+        <w:t xml:space="preserve">. The risk is not the orphan, it is that a permanent red status trains everyone to stop reading status output. That is the reason this entry exists.</w:t>
+      </w:r>
+    </w:p>
+    <w:p>
+      <w:pPr>
+        <w:pStyle w:val="BodyText"/>
+      </w:pPr>
+      <w:r>
+        <w:rPr>
+          <w:b/>
+          <w:bCs/>
+        </w:rPr>
+        <w:t xml:space="preserve">If it is ever removed</w:t>
+      </w:r>
+      <w:r>
+        <w:t xml:space="preserve">, the command is:</w:t>
+      </w:r>
+    </w:p>
+    <w:p>
+      <w:pPr>
+        <w:pStyle w:val="SourceCode"/>
+      </w:pPr>
+      <w:r>
+        <w:rPr>
+          <w:rStyle w:val="VerbatimChar"/>
+        </w:rPr>
+        <w:t xml:space="preserve">railway service delete -s paperclip</w:t>
+      </w:r>
+    </w:p>
+    <w:p>
+      <w:pPr>
+        <w:pStyle w:val="FirstParagraph"/>
+      </w:pPr>
+      <w:r>
+        <w:t xml:space="preserve">The</w:t>
+      </w:r>
+      <w:r>
+        <w:t xml:space="preserve"> </w:t>
+      </w:r>
+      <w:r>
+        <w:rPr>
+          <w:rStyle w:val="VerbatimChar"/>
+        </w:rPr>
+        <w:t xml:space="preserve">-s</w:t>
+      </w:r>
+      <w:r>
+        <w:t xml:space="preserve"> </w:t>
+      </w:r>
+      <w:r>
+        <w:t xml:space="preserve">flag is not optional. Without it,</w:t>
+      </w:r>
+      <w:r>
+        <w:t xml:space="preserve"> </w:t>
+      </w:r>
+      <w:r>
+        <w:rPr>
+          <w:rStyle w:val="VerbatimChar"/>
+        </w:rPr>
+        <w:t xml:space="preserve">railway service delete</w:t>
+      </w:r>
+      <w:r>
+        <w:t xml:space="preserve"> </w:t>
+      </w:r>
+      <w:r>
+        <w:t xml:space="preserve">targets the</w:t>
+      </w:r>
+      <w:r>
+        <w:t xml:space="preserve"> </w:t>
+      </w:r>
+      <w:r>
+        <w:rPr>
+          <w:b/>
+          <w:bCs/>
+        </w:rPr>
+        <w:t xml:space="preserve">linked</w:t>
+      </w:r>
+      <w:r>
+        <w:t xml:space="preserve"> </w:t>
+      </w:r>
+      <w:r>
+        <w:t xml:space="preserve">service, which in a normal working directory is</w:t>
+      </w:r>
+      <w:r>
+        <w:t xml:space="preserve"> </w:t>
+      </w:r>
+      <w:r>
+        <w:rPr>
+          <w:rStyle w:val="VerbatimChar"/>
+        </w:rPr>
+        <w:t xml:space="preserve">enyrgy-paperclip</w:t>
+      </w:r>
+      <w:r>
+        <w:t xml:space="preserve">, the live application with the volume attached. The same defaulting applies to most</w:t>
+      </w:r>
+      <w:r>
+        <w:t xml:space="preserve"> </w:t>
+      </w:r>
+      <w:r>
+        <w:rPr>
+          <w:rStyle w:val="VerbatimChar"/>
+        </w:rPr>
+        <w:t xml:space="preserve">railway</w:t>
+      </w:r>
+      <w:r>
+        <w:t xml:space="preserve"> </w:t>
+      </w:r>
+      <w:r>
+        <w:t xml:space="preserve">service commands. Always name the service explicitly when the target is not the one you are linked to.</w:t>
+      </w:r>
+    </w:p>
     <w:p>
       <w:r>
         <w:pict>
@@ -2727,9 +3446,17 @@
         </w:pict>
       </w:r>
     </w:p>
-    <w:bookmarkEnd w:id="24"/>
+    <w:p>
+      <w:r>
+        <w:pict>
+          <v:rect style="width:0;height:1.5pt" o:hralign="center" o:hrstd="t" o:hr="t"/>
+        </w:pict>
+      </w:r>
+    </w:p>
     <w:bookmarkEnd w:id="25"/>
-    <w:bookmarkStart w:id="30" w:name="section-3-data-architecture"/>
+    <w:bookmarkEnd w:id="26"/>
+    <w:bookmarkEnd w:id="27"/>
+    <w:bookmarkStart w:id="32" w:name="section-3-data-architecture"/>
     <w:p>
       <w:pPr>
         <w:pStyle w:val="Heading1"/>
@@ -2738,7 +3465,7 @@
         <w:t xml:space="preserve">SECTION 3, DATA ARCHITECTURE</w:t>
       </w:r>
     </w:p>
-    <w:bookmarkStart w:id="26" w:name="systems-of-record"/>
+    <w:bookmarkStart w:id="28" w:name="systems-of-record"/>
     <w:p>
       <w:pPr>
         <w:pStyle w:val="Heading2"/>
@@ -3129,8 +3856,8 @@
         </w:tc>
       </w:tr>
     </w:tbl>
-    <w:bookmarkEnd w:id="26"/>
-    <w:bookmarkStart w:id="27" w:name="the-core-data-flow"/>
+    <w:bookmarkEnd w:id="28"/>
+    <w:bookmarkStart w:id="29" w:name="the-core-data-flow"/>
     <w:p>
       <w:pPr>
         <w:pStyle w:val="Heading2"/>
@@ -3233,8 +3960,8 @@
         <w:t xml:space="preserve">(for retention, reviews, and reactivation triggers) is an open design question.</w:t>
       </w:r>
     </w:p>
-    <w:bookmarkEnd w:id="27"/>
-    <w:bookmarkStart w:id="28" w:name="consent-and-segmentation-data"/>
+    <w:bookmarkEnd w:id="29"/>
+    <w:bookmarkStart w:id="30" w:name="consent-and-segmentation-data"/>
     <w:p>
       <w:pPr>
         <w:pStyle w:val="Heading2"/>
@@ -3251,8 +3978,8 @@
         <w:t xml:space="preserve">Consent data deserves its own treatment because it is both a data-architecture and a compliance concern. Email and SMS consent are captured at the point of opt-in and represented in GHL as tags. SMS consent in particular is captured through a dual-checkbox web form (separate marketing and non-marketing consent, both unchecked by default) and represented so that downstream automation can honor it. The suppression system (the magnet_lead and drip_bypass tags) is a data-architecture mechanism that prevents a contact from being processed by more than one automation path at once; it exists because GHL trigger filters cannot express a negative tag condition, so the exclusion is enforced as in-workflow logic. The full mechanics are in Implementation Guide Section 24.</w:t>
       </w:r>
     </w:p>
-    <w:bookmarkEnd w:id="28"/>
-    <w:bookmarkStart w:id="29" w:name="data-governance-gaps"/>
+    <w:bookmarkEnd w:id="30"/>
+    <w:bookmarkStart w:id="31" w:name="data-governance-gaps"/>
     <w:p>
       <w:pPr>
         <w:pStyle w:val="Heading2"/>
@@ -3324,9 +4051,9 @@
         </w:pict>
       </w:r>
     </w:p>
-    <w:bookmarkEnd w:id="29"/>
-    <w:bookmarkEnd w:id="30"/>
-    <w:bookmarkStart w:id="36" w:name="section-4-integration-architecture"/>
+    <w:bookmarkEnd w:id="31"/>
+    <w:bookmarkEnd w:id="32"/>
+    <w:bookmarkStart w:id="38" w:name="section-4-integration-architecture"/>
     <w:p>
       <w:pPr>
         <w:pStyle w:val="Heading1"/>
@@ -3335,7 +4062,7 @@
         <w:t xml:space="preserve">SECTION 4, INTEGRATION ARCHITECTURE</w:t>
       </w:r>
     </w:p>
-    <w:bookmarkStart w:id="31" w:name="integration-topology-today"/>
+    <w:bookmarkStart w:id="33" w:name="integration-topology-today"/>
     <w:p>
       <w:pPr>
         <w:pStyle w:val="Heading2"/>
@@ -3769,8 +4496,8 @@
         </w:tc>
       </w:tr>
     </w:tbl>
-    <w:bookmarkEnd w:id="31"/>
-    <w:bookmarkStart w:id="32" w:name="live-webhook-endpoints"/>
+    <w:bookmarkEnd w:id="33"/>
+    <w:bookmarkStart w:id="34" w:name="live-webhook-endpoints"/>
     <w:p>
       <w:pPr>
         <w:pStyle w:val="Heading2"/>
@@ -3839,8 +4566,8 @@
         <w:t xml:space="preserve">Each capture workflow applies its tags (type_consumer, magnet_lead, drip_bypass, and the relevant icp_ tag) in a single add-tags action so the tags land together, which the suppression logic depends on.</w:t>
       </w:r>
     </w:p>
-    <w:bookmarkEnd w:id="32"/>
-    <w:bookmarkStart w:id="33" w:name="the-missing-shopify-to-ghl-sync"/>
+    <w:bookmarkEnd w:id="34"/>
+    <w:bookmarkStart w:id="35" w:name="the-missing-shopify-to-ghl-sync"/>
     <w:p>
       <w:pPr>
         <w:pStyle w:val="Heading2"/>
@@ -3877,8 +4604,8 @@
         <w:t xml:space="preserve">A correct design needs to decide three things, each an open decision in Section 7: the trigger (Shopify order-created or order-paid webhook), the identity match (email is the likely key, but the master-data gap in Section 3 means duplicates are possible), and the action set in GHL (advance pipeline to Ordered, apply unit_ordered, fire WF-06 onboarding, apply drip_bypass to suppress prospecting). Until this is built, the workaround is manual: a human must mark the purchase in GHL, which violates the top-of-funnel principle that anything benefiting from speed and consistency should be automated.</w:t>
       </w:r>
     </w:p>
-    <w:bookmarkEnd w:id="33"/>
-    <w:bookmarkStart w:id="34" w:name="the-device-app-data-boundary"/>
+    <w:bookmarkEnd w:id="35"/>
+    <w:bookmarkStart w:id="36" w:name="the-device-app-data-boundary"/>
     <w:p>
       <w:pPr>
         <w:pStyle w:val="Heading2"/>
@@ -3895,8 +4622,8 @@
         <w:t xml:space="preserve">The Device App at api.enyrgy.com holds the only true product-engagement signal Enyrgy has, who is actually using their device, how often, and how well. Today that signal does not reach the relationship hub. A future integration could use session milestones (for example, sessions_10_complete) to trigger review requests, identify churn risk for reactivation, and give Commercial buyers usage reporting. The boundary is noted as a deliberate Phase 2-plus opportunity rather than an urgent gap, because the business runs without it today, but it is the richest untapped data source in the stack.</w:t>
       </w:r>
     </w:p>
-    <w:bookmarkEnd w:id="34"/>
-    <w:bookmarkStart w:id="35" w:name="oem-lumanova-boundary"/>
+    <w:bookmarkEnd w:id="36"/>
+    <w:bookmarkStart w:id="37" w:name="oem-lumanova-boundary"/>
     <w:p>
       <w:pPr>
         <w:pStyle w:val="Heading2"/>
@@ -3920,9 +4647,9 @@
         </w:pict>
       </w:r>
     </w:p>
-    <w:bookmarkEnd w:id="35"/>
-    <w:bookmarkEnd w:id="36"/>
-    <w:bookmarkStart w:id="41" w:name="Xb70a2bfe1b9c5d94e760d713ceee8cd94304707"/>
+    <w:bookmarkEnd w:id="37"/>
+    <w:bookmarkEnd w:id="38"/>
+    <w:bookmarkStart w:id="43" w:name="Xb70a2bfe1b9c5d94e760d713ceee8cd94304707"/>
     <w:p>
       <w:pPr>
         <w:pStyle w:val="Heading1"/>
@@ -3939,7 +4666,7 @@
         <w:t xml:space="preserve">Compliance at Enyrgy is not a policy document that sits beside the system; it is enforced inside the system as gates that block non-compliant actions. Three regulatory regimes drive the architecture.</w:t>
       </w:r>
     </w:p>
-    <w:bookmarkStart w:id="37" w:name="securities-compliance-reg-d"/>
+    <w:bookmarkStart w:id="39" w:name="securities-compliance-reg-d"/>
     <w:p>
       <w:pPr>
         <w:pStyle w:val="Heading2"/>
@@ -3969,8 +4696,8 @@
         <w:t xml:space="preserve">: the accredited_verified tag in GHL is a hard gate, and no message containing offering details, return percentages, or PPM content is permitted to send to a contact who lacks it. The Audit and Compliance agent scans every investor-bound message before it sends. In the cold investor drip, touches one through six are credibility and traction only; offering content (touch seven, including the PPM) sends only after accreditation. All investor materials are approved by a securities attorney before being loaded into GHL, and the commitment-and-close stage (term sheet, promissory note, KYC/AML, wire) is entirely human-owned. This gate is the single most important compliance control in the stack and must survive any future automation change unbroken.</w:t>
       </w:r>
     </w:p>
-    <w:bookmarkEnd w:id="37"/>
-    <w:bookmarkStart w:id="38" w:name="messaging-compliance-a2p-ctia-tcpa"/>
+    <w:bookmarkEnd w:id="39"/>
+    <w:bookmarkStart w:id="40" w:name="messaging-compliance-a2p-ctia-tcpa"/>
     <w:p>
       <w:pPr>
         <w:pStyle w:val="Heading2"/>
@@ -3987,8 +4714,8 @@
         <w:t xml:space="preserve">Outbound SMS is governed by carrier and federal messaging rules. The architecture enforces these through: a dual-checkbox web opt-in (separate marketing and non-marketing consent, both unchecked by default, neither required to submit the form, with sender identity, message-type disclosure, frequency, rate disclosure, and STOP/HELP language); a public privacy policy that states SMS consent is never shared with third parties; and required opt-out and sender-identity language on outbound messages. SMS sends solely from the toll-free number 888-316-1695, approved via Toll-Free Verification (July 28, 2026). There is NO 10DLC / local number on the account (an earlier draft incorrectly referenced a 10DLC registration). SMS sending is now active; outbound messages honor opt-out consent and ramp gradually during the mg.enyrgy.com sending-domain warmup. The consent representation in GHL is what allows downstream automation to honor opt-out reliably.</w:t>
       </w:r>
     </w:p>
-    <w:bookmarkEnd w:id="38"/>
-    <w:bookmarkStart w:id="39" w:name="fda-wellness-guardrails"/>
+    <w:bookmarkEnd w:id="40"/>
+    <w:bookmarkStart w:id="41" w:name="fda-wellness-guardrails"/>
     <w:p>
       <w:pPr>
         <w:pStyle w:val="Heading2"/>
@@ -4005,8 +4732,8 @@
         <w:t xml:space="preserve">The platform is a wellness device, not a medical device, and makes no medical claims. This boundary is enforced in content rather than in code: a prohibited-words list (treat, cure, diagnose, disease, prescription, FDA-approved, and similar) is scanned before content ships, and a compliance workflow (WF-09) flags any contact or content carrying medical-claim risk. All client-facing content is reviewed against the January 2026 FDA guidelines for wellness products before use. The architectural point is that the wellness-versus-medical line is a compliance control with real legal weight, and the prohibited-words scan is its enforcement point.</w:t>
       </w:r>
     </w:p>
-    <w:bookmarkEnd w:id="39"/>
-    <w:bookmarkStart w:id="40" w:name="data-security-and-privacy"/>
+    <w:bookmarkEnd w:id="41"/>
+    <w:bookmarkStart w:id="42" w:name="data-security-and-privacy"/>
     <w:p>
       <w:pPr>
         <w:pStyle w:val="Heading2"/>
@@ -4030,9 +4757,9 @@
         </w:pict>
       </w:r>
     </w:p>
-    <w:bookmarkEnd w:id="40"/>
-    <w:bookmarkEnd w:id="41"/>
-    <w:bookmarkStart w:id="46" w:name="section-6-infrastructure-architecture"/>
+    <w:bookmarkEnd w:id="42"/>
+    <w:bookmarkEnd w:id="43"/>
+    <w:bookmarkStart w:id="48" w:name="section-6-infrastructure-architecture"/>
     <w:p>
       <w:pPr>
         <w:pStyle w:val="Heading1"/>
@@ -4041,7 +4768,7 @@
         <w:t xml:space="preserve">SECTION 6, INFRASTRUCTURE ARCHITECTURE</w:t>
       </w:r>
     </w:p>
-    <w:bookmarkStart w:id="42" w:name="domains-and-dns"/>
+    <w:bookmarkStart w:id="44" w:name="domains-and-dns"/>
     <w:p>
       <w:pPr>
         <w:pStyle w:val="Heading2"/>
@@ -4225,8 +4952,8 @@
         <w:t xml:space="preserve">DNS is managed at the registrar with GoDaddy Domain Connect handling the email-domain records (SPF, DKIM, CNAME, MX) automatically. SSL is issued on the sending domain.</w:t>
       </w:r>
     </w:p>
-    <w:bookmarkEnd w:id="42"/>
-    <w:bookmarkStart w:id="43" w:name="email-sending-infrastructure"/>
+    <w:bookmarkEnd w:id="44"/>
+    <w:bookmarkStart w:id="45" w:name="email-sending-infrastructure"/>
     <w:p>
       <w:pPr>
         <w:pStyle w:val="Heading2"/>
@@ -4255,8 +4982,8 @@
         <w:t xml:space="preserve">address with the per-message From set per workflow. Scott is the sender on all workflows. The domain is in reputation warmup (Stage 1): consumer opt-ins one at a time are a healthy warmup pattern, and the 600-plus existing-customer list must not be bulk-sent during warmup but ramped gradually.</w:t>
       </w:r>
     </w:p>
-    <w:bookmarkEnd w:id="43"/>
-    <w:bookmarkStart w:id="44" w:name="telephony"/>
+    <w:bookmarkEnd w:id="45"/>
+    <w:bookmarkStart w:id="46" w:name="telephony"/>
     <w:p>
       <w:pPr>
         <w:pStyle w:val="Heading2"/>
@@ -4273,8 +5000,8 @@
         <w:t xml:space="preserve">The toll-free number is +1 888-316-1695 on LC Phone. Voice integrity has passed and SHAKEN/STIR is approved. A2P SMS is approved and verified (Section 5.2); SMS is now active.</w:t>
       </w:r>
     </w:p>
-    <w:bookmarkEnd w:id="44"/>
-    <w:bookmarkStart w:id="45" w:name="physical-facility"/>
+    <w:bookmarkEnd w:id="46"/>
+    <w:bookmarkStart w:id="47" w:name="physical-facility"/>
     <w:p>
       <w:pPr>
         <w:pStyle w:val="Heading2"/>
@@ -4298,9 +5025,9 @@
         </w:pict>
       </w:r>
     </w:p>
-    <w:bookmarkEnd w:id="45"/>
-    <w:bookmarkEnd w:id="46"/>
-    <w:bookmarkStart w:id="53" w:name="section-7-open-architectural-decisions"/>
+    <w:bookmarkEnd w:id="47"/>
+    <w:bookmarkEnd w:id="48"/>
+    <w:bookmarkStart w:id="55" w:name="section-7-open-architectural-decisions"/>
     <w:p>
       <w:pPr>
         <w:pStyle w:val="Heading1"/>
@@ -4317,7 +5044,7 @@
         <w:t xml:space="preserve">This section consolidates every unresolved design question so none hides inside a layer. Each item names the decision, why it matters, and where it is referenced.</w:t>
       </w:r>
     </w:p>
-    <w:bookmarkStart w:id="47" w:name="system-of-record-ownership-high"/>
+    <w:bookmarkStart w:id="49" w:name="system-of-record-ownership-high"/>
     <w:p>
       <w:pPr>
         <w:pStyle w:val="Heading2"/>
@@ -4376,8 +5103,8 @@
         <w:t xml:space="preserve">Sections 2.3, 3.1, 3.4.</w:t>
       </w:r>
     </w:p>
-    <w:bookmarkEnd w:id="47"/>
-    <w:bookmarkStart w:id="48" w:name="shopify-to-ghl-purchase-sync-high"/>
+    <w:bookmarkEnd w:id="49"/>
+    <w:bookmarkStart w:id="50" w:name="shopify-to-ghl-purchase-sync-high"/>
     <w:p>
       <w:pPr>
         <w:pStyle w:val="Heading2"/>
@@ -4436,8 +5163,8 @@
         <w:t xml:space="preserve">Sections 2.3, 3.2, 4.1, 4.3.</w:t>
       </w:r>
     </w:p>
-    <w:bookmarkEnd w:id="48"/>
-    <w:bookmarkStart w:id="49" w:name="device-app-data-flow-medium"/>
+    <w:bookmarkEnd w:id="50"/>
+    <w:bookmarkStart w:id="51" w:name="device-app-data-flow-medium"/>
     <w:p>
       <w:pPr>
         <w:pStyle w:val="Heading2"/>
@@ -4496,8 +5223,8 @@
         <w:t xml:space="preserve">Sections 2.2, 3.2, 4.4, 5.4.</w:t>
       </w:r>
     </w:p>
-    <w:bookmarkEnd w:id="49"/>
-    <w:bookmarkStart w:id="50" w:name="oem-partner-data-boundary-medium"/>
+    <w:bookmarkEnd w:id="51"/>
+    <w:bookmarkStart w:id="52" w:name="oem-partner-data-boundary-medium"/>
     <w:p>
       <w:pPr>
         <w:pStyle w:val="Heading2"/>
@@ -4556,8 +5283,8 @@
         <w:t xml:space="preserve">Sections 2.2, 4.5.</w:t>
       </w:r>
     </w:p>
-    <w:bookmarkEnd w:id="50"/>
-    <w:bookmarkStart w:id="51" w:name="metric-governance-medium"/>
+    <w:bookmarkEnd w:id="52"/>
+    <w:bookmarkStart w:id="53" w:name="metric-governance-medium"/>
     <w:p>
       <w:pPr>
         <w:pStyle w:val="Heading2"/>
@@ -4632,8 +5359,8 @@
         <w:t xml:space="preserve">Section 3.4 and the front matter. For the GHL/CRM layer, the Implementation Guide (now at v3.8.4) reflects these figures; the remaining open item is assigning a single owner above that layer.</w:t>
       </w:r>
     </w:p>
-    <w:bookmarkEnd w:id="51"/>
-    <w:bookmarkStart w:id="52" w:name="X7130480683951d3ab284fabc735bb63efee7853"/>
+    <w:bookmarkEnd w:id="53"/>
+    <w:bookmarkStart w:id="54" w:name="X7130480683951d3ab284fabc735bb63efee7853"/>
     <w:p>
       <w:pPr>
         <w:pStyle w:val="Heading2"/>
@@ -4657,9 +5384,9 @@
         </w:pict>
       </w:r>
     </w:p>
-    <w:bookmarkEnd w:id="52"/>
-    <w:bookmarkEnd w:id="53"/>
-    <w:bookmarkStart w:id="54" w:name="X58832dc1214d78bd222646d1981253ebf78e1c9"/>
+    <w:bookmarkEnd w:id="54"/>
+    <w:bookmarkEnd w:id="55"/>
+    <w:bookmarkStart w:id="56" w:name="X58832dc1214d78bd222646d1981253ebf78e1c9"/>
     <w:p>
       <w:pPr>
         <w:pStyle w:val="Heading1"/>
@@ -4879,7 +5606,7 @@
         <w:t xml:space="preserve">CONFIDENTIAL, Enyrgy Inc, 5115 N 27th Ave, Bld 66, Phoenix, AZ 85017, enyrgy.com, Sunlight. Evolved., Enterprise Architecture v1.0</w:t>
       </w:r>
     </w:p>
-    <w:bookmarkEnd w:id="54"/>
+    <w:bookmarkEnd w:id="56"/>
     <w:sectPr>
       <w:footnotePr>
         <w:numRestart w:val="eachSect"/>

--- a/Enyrgy_Enterprise_Architecture_v1_0.docx
+++ b/Enyrgy_Enterprise_Architecture_v1_0.docx
@@ -2,7 +2,7 @@
 <file path=word/document.xml><?xml version="1.0" encoding="utf-8"?>
 <w:document xmlns:w="http://schemas.openxmlformats.org/wordprocessingml/2006/main" xmlns:m="http://schemas.openxmlformats.org/officeDocument/2006/math" xmlns:r="http://schemas.openxmlformats.org/officeDocument/2006/relationships" xmlns:o="urn:schemas-microsoft-com:office:office" xmlns:v="urn:schemas-microsoft-com:vml" xmlns:w10="urn:schemas-microsoft-com:office:word" xmlns:a="http://schemas.openxmlformats.org/drawingml/2006/main" xmlns:pic="http://schemas.openxmlformats.org/drawingml/2006/picture" xmlns:wp="http://schemas.openxmlformats.org/drawingml/2006/wordprocessingDrawing">
   <w:body>
-    <w:bookmarkStart w:id="14" w:name="enyrgy"/>
+    <w:bookmarkStart w:id="15" w:name="enyrgy"/>
     <w:p>
       <w:pPr>
         <w:pStyle w:val="Heading1"/>
@@ -44,7 +44,7 @@
         <w:t xml:space="preserve"> </w:t>
       </w:r>
       <w:r>
-        <w:t xml:space="preserve">Version 1.1</w:t>
+        <w:t xml:space="preserve">Version 1.2</w:t>
       </w:r>
     </w:p>
     <w:p>
@@ -58,7 +58,7 @@
         <w:t xml:space="preserve"> </w:t>
       </w:r>
       <w:r>
-        <w:t xml:space="preserve">600+ Customers · 25,000+ Treatments · 5 Countries · Zero Adverse Events</w:t>
+        <w:t xml:space="preserve">600+ Users · 25,000+ Treatments · 5 Countries · Zero Adverse Events</w:t>
       </w:r>
       <w:r>
         <w:t xml:space="preserve"> </w:t>
@@ -78,7 +78,7 @@
         <w:t xml:space="preserve"> </w:t>
       </w:r>
       <w:r>
-        <w:t xml:space="preserve">Last Updated: July 28, 2026 · Version 1.1 (v1.0 body baseline dated June 29, 2026; the v1.1 Current-State Update section below is the authoritative override where the body is stale)</w:t>
+        <w:t xml:space="preserve">Last Updated: August 25, 2026 · Version 1.2 (v1.0 body baseline dated June 29, 2026; the Current-State Update sections below are the authoritative override where the body is stale, most recent first)</w:t>
       </w:r>
     </w:p>
     <w:p>
@@ -98,7 +98,238 @@
     </w:p>
     <w:bookmarkEnd w:id="9"/>
     <w:bookmarkEnd w:id="10"/>
-    <w:bookmarkStart w:id="11" w:name="v1.1-current-state-update-july-28-2026"/>
+    <w:bookmarkStart w:id="11" w:name="v1.2-current-state-update-august-25-2026"/>
+    <w:p>
+      <w:pPr>
+        <w:pStyle w:val="Heading2"/>
+      </w:pPr>
+      <w:r>
+        <w:t xml:space="preserve">v1.2 Current-State Update (August 25, 2026)</w:t>
+      </w:r>
+    </w:p>
+    <w:p>
+      <w:pPr>
+        <w:pStyle w:val="FirstParagraph"/>
+      </w:pPr>
+      <w:r>
+        <w:rPr>
+          <w:b/>
+          <w:bCs/>
+        </w:rPr>
+        <w:t xml:space="preserve">Read this before the v1.1 section below it.</w:t>
+      </w:r>
+      <w:r>
+        <w:t xml:space="preserve"> </w:t>
+      </w:r>
+      <w:r>
+        <w:t xml:space="preserve">Four things in the body were describing a world that no longer exists.</w:t>
+      </w:r>
+    </w:p>
+    <w:p>
+      <w:pPr>
+        <w:pStyle w:val="BodyText"/>
+      </w:pPr>
+      <w:r>
+        <w:rPr>
+          <w:b/>
+          <w:bCs/>
+        </w:rPr>
+        <w:t xml:space="preserve">The Shopify-to-GHL purchase sync is BUILT. Sections 4.3 and 7.2 are obsolete and are marked so in place.</w:t>
+      </w:r>
+      <w:r>
+        <w:t xml:space="preserve"> </w:t>
+      </w:r>
+      <w:r>
+        <w:t xml:space="preserve">The GHL LeadConnector native integration went live for store</w:t>
+      </w:r>
+      <w:r>
+        <w:t xml:space="preserve"> </w:t>
+      </w:r>
+      <w:r>
+        <w:rPr>
+          <w:rStyle w:val="VerbatimChar"/>
+        </w:rPr>
+        <w:t xml:space="preserve">enyrgy</w:t>
+      </w:r>
+      <w:r>
+        <w:t xml:space="preserve"> </w:t>
+      </w:r>
+      <w:r>
+        <w:t xml:space="preserve">in Session 11, and three workflows close the loop: WF-27 tags new buyers</w:t>
+      </w:r>
+      <w:r>
+        <w:t xml:space="preserve"> </w:t>
+      </w:r>
+      <w:r>
+        <w:rPr>
+          <w:rStyle w:val="VerbatimChar"/>
+        </w:rPr>
+        <w:t xml:space="preserve">drip_bypass</w:t>
+      </w:r>
+      <w:r>
+        <w:t xml:space="preserve"> </w:t>
+      </w:r>
+      <w:r>
+        <w:t xml:space="preserve">so they stop receiving prospecting, WF-28 applies</w:t>
+      </w:r>
+      <w:r>
+        <w:t xml:space="preserve"> </w:t>
+      </w:r>
+      <w:r>
+        <w:rPr>
+          <w:rStyle w:val="VerbatimChar"/>
+        </w:rPr>
+        <w:t xml:space="preserve">unit_shipped</w:t>
+      </w:r>
+      <w:r>
+        <w:t xml:space="preserve"> </w:t>
+      </w:r>
+      <w:r>
+        <w:t xml:space="preserve">on fulfillment which fires WF-06 onboarding, and WF-29 recovers abandoned checkouts. The scenario the body calls the highest-priority risk, a customer receiving</w:t>
+      </w:r>
+      <w:r>
+        <w:t xml:space="preserve"> </w:t>
+      </w:r>
+      <w:r>
+        <w:t xml:space="preserve">“why haven’t you bought yet”</w:t>
+      </w:r>
+      <w:r>
+        <w:t xml:space="preserve"> </w:t>
+      </w:r>
+      <w:r>
+        <w:t xml:space="preserve">messages after buying, no longer occurs.</w:t>
+      </w:r>
+    </w:p>
+    <w:p>
+      <w:pPr>
+        <w:pStyle w:val="BodyText"/>
+      </w:pPr>
+      <w:r>
+        <w:rPr>
+          <w:b/>
+          <w:bCs/>
+        </w:rPr>
+        <w:t xml:space="preserve">Paperclip is operating, not pending.</w:t>
+      </w:r>
+      <w:r>
+        <w:t xml:space="preserve"> </w:t>
+      </w:r>
+      <w:r>
+        <w:t xml:space="preserve">Section 7.6 described the agent connection as a Phase 2 task with workflows running on GHL-native automation in the meantime. Agents are live with tuned heartbeats. Two operating rules came out of the ENY-20 incident and belong in any architectural reading: agents confabulate under credit starvation, producing confident and specific false claims, so every agent audit must be verified against the live account before anyone acts on it; and starvation multiplies cost because dying runs re-wake and replay a growing thread.</w:t>
+      </w:r>
+    </w:p>
+    <w:p>
+      <w:pPr>
+        <w:pStyle w:val="BodyText"/>
+      </w:pPr>
+      <w:r>
+        <w:rPr>
+          <w:b/>
+          <w:bCs/>
+        </w:rPr>
+        <w:t xml:space="preserve">The FDA guidelines sentence in Section 5.3 was retired on August 4 and is removed here.</w:t>
+      </w:r>
+      <w:r>
+        <w:t xml:space="preserve"> </w:t>
+      </w:r>
+      <w:r>
+        <w:t xml:space="preserve">It instructed a review no agent could perform, against guidance whose own scope test appears to exclude UV-emitting devices. The prohibited-words list and the wellness-device position remain in force. Scott’s decision.</w:t>
+      </w:r>
+    </w:p>
+    <w:p>
+      <w:pPr>
+        <w:pStyle w:val="BodyText"/>
+      </w:pPr>
+      <w:r>
+        <w:rPr>
+          <w:b/>
+          <w:bCs/>
+        </w:rPr>
+        <w:t xml:space="preserve">Contraindications now have a governing document.</w:t>
+      </w:r>
+      <w:r>
+        <w:t xml:space="preserve"> </w:t>
+      </w:r>
+      <w:r>
+        <w:t xml:space="preserve">KB Section 16, added August 24, carries the contraindication list from the shipping User Manual plus binding handling rules for any conversation where a person names a condition, an injury or a medication. This is a compliance-architecture element, summarized in Section 5.3.</w:t>
+      </w:r>
+    </w:p>
+    <w:p>
+      <w:pPr>
+        <w:pStyle w:val="BodyText"/>
+      </w:pPr>
+      <w:r>
+        <w:rPr>
+          <w:b/>
+          <w:bCs/>
+        </w:rPr>
+        <w:t xml:space="preserve">The dealer deal registration system exists</w:t>
+      </w:r>
+      <w:r>
+        <w:t xml:space="preserve"> </w:t>
+      </w:r>
+      <w:r>
+        <w:t xml:space="preserve">(WF-40 to WF-43, built August 19), running on Opportunity custom fields rather than Contact fields. It sits in the CRM layer, so the Implementation Guide Section 12 owns it; noted here because the Opportunity object was not previously carrying business logic.</w:t>
+      </w:r>
+    </w:p>
+    <w:p>
+      <w:pPr>
+        <w:pStyle w:val="BodyText"/>
+      </w:pPr>
+      <w:r>
+        <w:rPr>
+          <w:b/>
+          <w:bCs/>
+        </w:rPr>
+        <w:t xml:space="preserve">Hosting is documented.</w:t>
+      </w:r>
+      <w:r>
+        <w:t xml:space="preserve"> </w:t>
+      </w:r>
+      <w:r>
+        <w:t xml:space="preserve">Section 2.4, added August 24, covers Railway and the orphan service.</w:t>
+      </w:r>
+    </w:p>
+    <w:p>
+      <w:pPr>
+        <w:pStyle w:val="BodyText"/>
+      </w:pPr>
+      <w:r>
+        <w:rPr>
+          <w:b/>
+          <w:bCs/>
+        </w:rPr>
+        <w:t xml:space="preserve">Version references corrected.</w:t>
+      </w:r>
+      <w:r>
+        <w:t xml:space="preserve"> </w:t>
+      </w:r>
+      <w:r>
+        <w:t xml:space="preserve">The body cited the Implementation Guide as v3.8.4 in two places and v3.7 in a third. It is at</w:t>
+      </w:r>
+      <w:r>
+        <w:t xml:space="preserve"> </w:t>
+      </w:r>
+      <w:r>
+        <w:rPr>
+          <w:b/>
+          <w:bCs/>
+        </w:rPr>
+        <w:t xml:space="preserve">v3.9.7</w:t>
+      </w:r>
+      <w:r>
+        <w:t xml:space="preserve">.</w:t>
+      </w:r>
+    </w:p>
+    <w:p>
+      <w:r>
+        <w:pict>
+          <v:rect style="width:0;height:1.5pt" o:hralign="center" o:hrstd="t" o:hr="t"/>
+        </w:pict>
+      </w:r>
+    </w:p>
+    <w:bookmarkEnd w:id="11"/>
+    <w:bookmarkStart w:id="12" w:name="v1.1-current-state-update-july-28-2026"/>
     <w:p>
       <w:pPr>
         <w:pStyle w:val="Heading2"/>
@@ -461,8 +692,8 @@
         </w:pict>
       </w:r>
     </w:p>
-    <w:bookmarkEnd w:id="11"/>
-    <w:bookmarkStart w:id="12" w:name="how-to-read-this-document"/>
+    <w:bookmarkEnd w:id="12"/>
+    <w:bookmarkStart w:id="13" w:name="how-to-read-this-document"/>
     <w:p>
       <w:pPr>
         <w:pStyle w:val="Heading2"/>
@@ -476,7 +707,7 @@
         <w:pStyle w:val="FirstParagraph"/>
       </w:pPr>
       <w:r>
-        <w:t xml:space="preserve">This is the Enterprise Architecture (EA) for Enyrgy Inc. It sits one layer above the GoHighLevel CRM Implementation Guide (v3.8.4), which documents the marketing and revenue-automation layer in depth. Where this document describes the CRM, it summarizes and points to that guide rather than duplicating it.</w:t>
+        <w:t xml:space="preserve">This is the Enterprise Architecture (EA) for Enyrgy Inc. It sits one layer above the GoHighLevel CRM Implementation Guide (v3.9.7), which documents the marketing and revenue-automation layer in depth. Where this document describes the CRM, it summarizes and points to that guide rather than duplicating it.</w:t>
       </w:r>
     </w:p>
     <w:p>
@@ -677,8 +908,8 @@
         </w:pict>
       </w:r>
     </w:p>
-    <w:bookmarkEnd w:id="12"/>
-    <w:bookmarkStart w:id="13" w:name="table-of-contents"/>
+    <w:bookmarkEnd w:id="13"/>
+    <w:bookmarkStart w:id="14" w:name="table-of-contents"/>
     <w:p>
       <w:pPr>
         <w:pStyle w:val="Heading2"/>
@@ -988,9 +1219,9 @@
         </w:pict>
       </w:r>
     </w:p>
-    <w:bookmarkEnd w:id="13"/>
     <w:bookmarkEnd w:id="14"/>
-    <w:bookmarkStart w:id="21" w:name="section-1-business-architecture"/>
+    <w:bookmarkEnd w:id="15"/>
+    <w:bookmarkStart w:id="22" w:name="section-1-business-architecture"/>
     <w:p>
       <w:pPr>
         <w:pStyle w:val="Heading1"/>
@@ -999,7 +1230,7 @@
         <w:t xml:space="preserve">SECTION 1, BUSINESS ARCHITECTURE</w:t>
       </w:r>
     </w:p>
-    <w:bookmarkStart w:id="15" w:name="what-enyrgy-is"/>
+    <w:bookmarkStart w:id="16" w:name="what-enyrgy-is"/>
     <w:p>
       <w:pPr>
         <w:pStyle w:val="Heading2"/>
@@ -1024,8 +1255,8 @@
         <w:t xml:space="preserve">The strategic position is category creation, not competition. Enyrgy is not a better supplement and not a better light box; it is a new category, intelligent, dose-controlled phototherapy, defined by the triple pathway that neither supplements nor existing light products can replicate. The long-term vision is to become the category-defining brand in intelligent light wellness.</w:t>
       </w:r>
     </w:p>
-    <w:bookmarkEnd w:id="15"/>
-    <w:bookmarkStart w:id="16" w:name="the-product-and-its-mechanism"/>
+    <w:bookmarkEnd w:id="16"/>
+    <w:bookmarkStart w:id="17" w:name="the-product-and-its-mechanism"/>
     <w:p>
       <w:pPr>
         <w:pStyle w:val="Heading2"/>
@@ -1116,8 +1347,8 @@
         <w:t xml:space="preserve">No other single solution delivers all three pathways at once. Supplements deliver vitamin D only. Sunlight requires roughly sixty times the time and carries UVA aging and cancer risk. Red light therapy operates on a different mechanism entirely, which is why roughly 90 percent of Enyrgy customers use both. Safety is engineered in: the device skews heavily UVB with minimal UVA (the inverse of natural sunlight), and the app calculates each user’s personal MED by skin type and shuts the session off automatically.</w:t>
       </w:r>
     </w:p>
-    <w:bookmarkEnd w:id="16"/>
-    <w:bookmarkStart w:id="17" w:name="revenue-streams"/>
+    <w:bookmarkEnd w:id="17"/>
+    <w:bookmarkStart w:id="18" w:name="revenue-streams"/>
     <w:p>
       <w:pPr>
         <w:pStyle w:val="Heading2"/>
@@ -1453,8 +1684,8 @@
         <w:t xml:space="preserve">A fifth, future stream is anticipated: SaaS revenue derived from device usage data (usage insights, progress tracking, dosage personalization). It is not yet in production and is noted here as a roadmap item rather than a current stream.</w:t>
       </w:r>
     </w:p>
-    <w:bookmarkEnd w:id="17"/>
-    <w:bookmarkStart w:id="18" w:name="value-chain"/>
+    <w:bookmarkEnd w:id="18"/>
+    <w:bookmarkStart w:id="19" w:name="value-chain"/>
     <w:p>
       <w:pPr>
         <w:pStyle w:val="Heading2"/>
@@ -1581,8 +1812,8 @@
         <w:t xml:space="preserve">Orders are fulfilled from Phoenix; post-purchase onboarding, device activation, reviews, referrals, and reactivation are automation-supported with human oversight.</w:t>
       </w:r>
     </w:p>
-    <w:bookmarkEnd w:id="18"/>
-    <w:bookmarkStart w:id="19" w:name="customer-segments"/>
+    <w:bookmarkEnd w:id="19"/>
+    <w:bookmarkStart w:id="20" w:name="customer-segments"/>
     <w:p>
       <w:pPr>
         <w:pStyle w:val="Heading2"/>
@@ -1777,8 +2008,8 @@
         <w:t xml:space="preserve">Explicitly the wrong buyer; qualified out, because an unused device produces no results and no word of mouth.</w:t>
       </w:r>
     </w:p>
-    <w:bookmarkEnd w:id="19"/>
-    <w:bookmarkStart w:id="20" w:name="organization"/>
+    <w:bookmarkEnd w:id="20"/>
+    <w:bookmarkStart w:id="21" w:name="organization"/>
     <w:p>
       <w:pPr>
         <w:pStyle w:val="Heading2"/>
@@ -2159,9 +2390,9 @@
         </w:pict>
       </w:r>
     </w:p>
-    <w:bookmarkEnd w:id="20"/>
     <w:bookmarkEnd w:id="21"/>
-    <w:bookmarkStart w:id="27" w:name="X948fadebe5c004c463937b3d163cf9a541c258e"/>
+    <w:bookmarkEnd w:id="22"/>
+    <w:bookmarkStart w:id="28" w:name="X948fadebe5c004c463937b3d163cf9a541c258e"/>
     <w:p>
       <w:pPr>
         <w:pStyle w:val="Heading1"/>
@@ -2170,7 +2401,7 @@
         <w:t xml:space="preserve">SECTION 2, APPLICATION &amp; SYSTEMS ARCHITECTURE</w:t>
       </w:r>
     </w:p>
-    <w:bookmarkStart w:id="22" w:name="systems-overview"/>
+    <w:bookmarkStart w:id="23" w:name="systems-overview"/>
     <w:p>
       <w:pPr>
         <w:pStyle w:val="Heading2"/>
@@ -2561,8 +2792,8 @@
         </w:tc>
       </w:tr>
     </w:tbl>
-    <w:bookmarkEnd w:id="22"/>
-    <w:bookmarkStart w:id="23" w:name="what-each-system-owns"/>
+    <w:bookmarkEnd w:id="23"/>
+    <w:bookmarkStart w:id="24" w:name="what-each-system-owns"/>
     <w:p>
       <w:pPr>
         <w:pStyle w:val="Heading2"/>
@@ -2661,8 +2892,8 @@
         <w:t xml:space="preserve">are supporting systems bound to GHL or Shopify. LC Email sends authenticated mail from mg.enyrgy.com; LC Phone provides the toll-free number and A2P SMS; Trustpilot collects reviews fed by the post-purchase workflow; FlexOffers tracks and reports closed sales attributed to affiliates, supporting the affiliate program managed by the Affiliate Manager; payment processing sits behind Shopify checkout and consumer financing.</w:t>
       </w:r>
     </w:p>
-    <w:bookmarkEnd w:id="23"/>
-    <w:bookmarkStart w:id="24" w:name="how-the-systems-connect-conceptual"/>
+    <w:bookmarkEnd w:id="24"/>
+    <w:bookmarkStart w:id="25" w:name="how-the-systems-connect-conceptual"/>
     <w:p>
       <w:pPr>
         <w:pStyle w:val="Heading2"/>
@@ -2726,8 +2957,8 @@
         <w:t xml:space="preserve">The critical architectural observation is that the three hubs are only loosely connected today. Lead and nurture data is rich and well-integrated inside GHL. Purchase data lives in Shopify. Usage data lives in the Device App. The connective tissue between them, particularly a reliable Shopify-to-GHL purchase sync and any Device-App-to-GHL usage sync, is the principal architectural gap, addressed in Sections 4 and 7.</w:t>
       </w:r>
     </w:p>
-    <w:bookmarkEnd w:id="24"/>
-    <w:bookmarkStart w:id="26" w:name="hosting-and-deployment-railway"/>
+    <w:bookmarkEnd w:id="25"/>
+    <w:bookmarkStart w:id="27" w:name="hosting-and-deployment-railway"/>
     <w:p>
       <w:pPr>
         <w:pStyle w:val="Heading2"/>
@@ -3114,7 +3345,7 @@
         <w:t xml:space="preserve">acts on live infrastructure. Treat the absence of a safety net as the main operational risk in this stack.</w:t>
       </w:r>
     </w:p>
-    <w:bookmarkStart w:id="25" w:name="the-orphan-paperclip-service"/>
+    <w:bookmarkStart w:id="26" w:name="the-orphan-paperclip-service"/>
     <w:p>
       <w:pPr>
         <w:pStyle w:val="Heading3"/>
@@ -3453,10 +3684,10 @@
         </w:pict>
       </w:r>
     </w:p>
-    <w:bookmarkEnd w:id="25"/>
     <w:bookmarkEnd w:id="26"/>
     <w:bookmarkEnd w:id="27"/>
-    <w:bookmarkStart w:id="32" w:name="section-3-data-architecture"/>
+    <w:bookmarkEnd w:id="28"/>
+    <w:bookmarkStart w:id="33" w:name="section-3-data-architecture"/>
     <w:p>
       <w:pPr>
         <w:pStyle w:val="Heading1"/>
@@ -3465,7 +3696,7 @@
         <w:t xml:space="preserve">SECTION 3, DATA ARCHITECTURE</w:t>
       </w:r>
     </w:p>
-    <w:bookmarkStart w:id="28" w:name="systems-of-record"/>
+    <w:bookmarkStart w:id="29" w:name="systems-of-record"/>
     <w:p>
       <w:pPr>
         <w:pStyle w:val="Heading2"/>
@@ -3856,8 +4087,8 @@
         </w:tc>
       </w:tr>
     </w:tbl>
-    <w:bookmarkEnd w:id="28"/>
-    <w:bookmarkStart w:id="29" w:name="the-core-data-flow"/>
+    <w:bookmarkEnd w:id="29"/>
+    <w:bookmarkStart w:id="30" w:name="the-core-data-flow"/>
     <w:p>
       <w:pPr>
         <w:pStyle w:val="Heading2"/>
@@ -3960,8 +4191,8 @@
         <w:t xml:space="preserve">(for retention, reviews, and reactivation triggers) is an open design question.</w:t>
       </w:r>
     </w:p>
-    <w:bookmarkEnd w:id="29"/>
-    <w:bookmarkStart w:id="30" w:name="consent-and-segmentation-data"/>
+    <w:bookmarkEnd w:id="30"/>
+    <w:bookmarkStart w:id="31" w:name="consent-and-segmentation-data"/>
     <w:p>
       <w:pPr>
         <w:pStyle w:val="Heading2"/>
@@ -3978,8 +4209,8 @@
         <w:t xml:space="preserve">Consent data deserves its own treatment because it is both a data-architecture and a compliance concern. Email and SMS consent are captured at the point of opt-in and represented in GHL as tags. SMS consent in particular is captured through a dual-checkbox web form (separate marketing and non-marketing consent, both unchecked by default) and represented so that downstream automation can honor it. The suppression system (the magnet_lead and drip_bypass tags) is a data-architecture mechanism that prevents a contact from being processed by more than one automation path at once; it exists because GHL trigger filters cannot express a negative tag condition, so the exclusion is enforced as in-workflow logic. The full mechanics are in Implementation Guide Section 24.</w:t>
       </w:r>
     </w:p>
-    <w:bookmarkEnd w:id="30"/>
-    <w:bookmarkStart w:id="31" w:name="data-governance-gaps"/>
+    <w:bookmarkEnd w:id="31"/>
+    <w:bookmarkStart w:id="32" w:name="data-governance-gaps"/>
     <w:p>
       <w:pPr>
         <w:pStyle w:val="Heading2"/>
@@ -4051,9 +4282,9 @@
         </w:pict>
       </w:r>
     </w:p>
-    <w:bookmarkEnd w:id="31"/>
     <w:bookmarkEnd w:id="32"/>
-    <w:bookmarkStart w:id="38" w:name="section-4-integration-architecture"/>
+    <w:bookmarkEnd w:id="33"/>
+    <w:bookmarkStart w:id="39" w:name="section-4-integration-architecture"/>
     <w:p>
       <w:pPr>
         <w:pStyle w:val="Heading1"/>
@@ -4062,7 +4293,7 @@
         <w:t xml:space="preserve">SECTION 4, INTEGRATION ARCHITECTURE</w:t>
       </w:r>
     </w:p>
-    <w:bookmarkStart w:id="33" w:name="integration-topology-today"/>
+    <w:bookmarkStart w:id="34" w:name="integration-topology-today"/>
     <w:p>
       <w:pPr>
         <w:pStyle w:val="Heading2"/>
@@ -4496,8 +4727,8 @@
         </w:tc>
       </w:tr>
     </w:tbl>
-    <w:bookmarkEnd w:id="33"/>
-    <w:bookmarkStart w:id="34" w:name="live-webhook-endpoints"/>
+    <w:bookmarkEnd w:id="34"/>
+    <w:bookmarkStart w:id="35" w:name="live-webhook-endpoints"/>
     <w:p>
       <w:pPr>
         <w:pStyle w:val="Heading2"/>
@@ -4566,14 +4797,14 @@
         <w:t xml:space="preserve">Each capture workflow applies its tags (type_consumer, magnet_lead, drip_bypass, and the relevant icp_ tag) in a single add-tags action so the tags land together, which the suppression logic depends on.</w:t>
       </w:r>
     </w:p>
-    <w:bookmarkEnd w:id="34"/>
-    <w:bookmarkStart w:id="35" w:name="the-missing-shopify-to-ghl-sync"/>
+    <w:bookmarkEnd w:id="35"/>
+    <w:bookmarkStart w:id="36" w:name="Xb0ff2ca352e0e5948ee171a5327720aa95c9804"/>
     <w:p>
       <w:pPr>
         <w:pStyle w:val="Heading2"/>
       </w:pPr>
       <w:r>
-        <w:t xml:space="preserve">4.3 The Missing Shopify-To-GHL Sync</w:t>
+        <w:t xml:space="preserve">4.3 The Shopify-To-GHL Sync (RESOLVED, Session 11)</w:t>
       </w:r>
     </w:p>
     <w:p>
@@ -4581,6 +4812,63 @@
         <w:pStyle w:val="FirstParagraph"/>
       </w:pPr>
       <w:r>
+        <w:rPr>
+          <w:b/>
+          <w:bCs/>
+        </w:rPr>
+        <w:t xml:space="preserve">This section described the highest-priority gap in the architecture. It has been built and the description below is retained only as the design rationale.</w:t>
+      </w:r>
+      <w:r>
+        <w:t xml:space="preserve"> </w:t>
+      </w:r>
+      <w:r>
+        <w:t xml:space="preserve">The GHL LeadConnector native integration is live for store</w:t>
+      </w:r>
+      <w:r>
+        <w:t xml:space="preserve"> </w:t>
+      </w:r>
+      <w:r>
+        <w:rPr>
+          <w:rStyle w:val="VerbatimChar"/>
+        </w:rPr>
+        <w:t xml:space="preserve">enyrgy</w:t>
+      </w:r>
+      <w:r>
+        <w:t xml:space="preserve">, with WF-27 (tag new buyers</w:t>
+      </w:r>
+      <w:r>
+        <w:t xml:space="preserve"> </w:t>
+      </w:r>
+      <w:r>
+        <w:rPr>
+          <w:rStyle w:val="VerbatimChar"/>
+        </w:rPr>
+        <w:t xml:space="preserve">drip_bypass</w:t>
+      </w:r>
+      <w:r>
+        <w:t xml:space="preserve">), WF-28 (apply</w:t>
+      </w:r>
+      <w:r>
+        <w:t xml:space="preserve"> </w:t>
+      </w:r>
+      <w:r>
+        <w:rPr>
+          <w:rStyle w:val="VerbatimChar"/>
+        </w:rPr>
+        <w:t xml:space="preserve">unit_shipped</w:t>
+      </w:r>
+      <w:r>
+        <w:t xml:space="preserve"> </w:t>
+      </w:r>
+      <w:r>
+        <w:t xml:space="preserve">on fulfillment, firing WF-06 onboarding) and WF-29 (abandoned checkout recovery). Contacts merge on email. The three decisions the original text called open were all made.</w:t>
+      </w:r>
+    </w:p>
+    <w:p>
+      <w:pPr>
+        <w:pStyle w:val="BodyText"/>
+      </w:pPr>
+      <w:r>
         <w:t xml:space="preserve">This is the highest-priority integration gap in the architecture. Without it, a purchase made in Shopify does not automatically advance the buyer’s GHL pipeline stage, does not fire post-purchase onboarding, and does not stop prospecting nurture. The practical consequence is that a customer can continue to receive</w:t>
       </w:r>
       <w:r>
@@ -4604,8 +4892,8 @@
         <w:t xml:space="preserve">A correct design needs to decide three things, each an open decision in Section 7: the trigger (Shopify order-created or order-paid webhook), the identity match (email is the likely key, but the master-data gap in Section 3 means duplicates are possible), and the action set in GHL (advance pipeline to Ordered, apply unit_ordered, fire WF-06 onboarding, apply drip_bypass to suppress prospecting). Until this is built, the workaround is manual: a human must mark the purchase in GHL, which violates the top-of-funnel principle that anything benefiting from speed and consistency should be automated.</w:t>
       </w:r>
     </w:p>
-    <w:bookmarkEnd w:id="35"/>
-    <w:bookmarkStart w:id="36" w:name="the-device-app-data-boundary"/>
+    <w:bookmarkEnd w:id="36"/>
+    <w:bookmarkStart w:id="37" w:name="the-device-app-data-boundary"/>
     <w:p>
       <w:pPr>
         <w:pStyle w:val="Heading2"/>
@@ -4622,8 +4910,8 @@
         <w:t xml:space="preserve">The Device App at api.enyrgy.com holds the only true product-engagement signal Enyrgy has, who is actually using their device, how often, and how well. Today that signal does not reach the relationship hub. A future integration could use session milestones (for example, sessions_10_complete) to trigger review requests, identify churn risk for reactivation, and give Commercial buyers usage reporting. The boundary is noted as a deliberate Phase 2-plus opportunity rather than an urgent gap, because the business runs without it today, but it is the richest untapped data source in the stack.</w:t>
       </w:r>
     </w:p>
-    <w:bookmarkEnd w:id="36"/>
-    <w:bookmarkStart w:id="37" w:name="oem-lumanova-boundary"/>
+    <w:bookmarkEnd w:id="37"/>
+    <w:bookmarkStart w:id="38" w:name="oem-lumanova-boundary"/>
     <w:p>
       <w:pPr>
         <w:pStyle w:val="Heading2"/>
@@ -4647,9 +4935,9 @@
         </w:pict>
       </w:r>
     </w:p>
-    <w:bookmarkEnd w:id="37"/>
     <w:bookmarkEnd w:id="38"/>
-    <w:bookmarkStart w:id="43" w:name="Xb70a2bfe1b9c5d94e760d713ceee8cd94304707"/>
+    <w:bookmarkEnd w:id="39"/>
+    <w:bookmarkStart w:id="44" w:name="Xb70a2bfe1b9c5d94e760d713ceee8cd94304707"/>
     <w:p>
       <w:pPr>
         <w:pStyle w:val="Heading1"/>
@@ -4666,7 +4954,7 @@
         <w:t xml:space="preserve">Compliance at Enyrgy is not a policy document that sits beside the system; it is enforced inside the system as gates that block non-compliant actions. Three regulatory regimes drive the architecture.</w:t>
       </w:r>
     </w:p>
-    <w:bookmarkStart w:id="39" w:name="securities-compliance-reg-d"/>
+    <w:bookmarkStart w:id="40" w:name="securities-compliance-reg-d"/>
     <w:p>
       <w:pPr>
         <w:pStyle w:val="Heading2"/>
@@ -4696,8 +4984,8 @@
         <w:t xml:space="preserve">: the accredited_verified tag in GHL is a hard gate, and no message containing offering details, return percentages, or PPM content is permitted to send to a contact who lacks it. The Audit and Compliance agent scans every investor-bound message before it sends. In the cold investor drip, touches one through six are credibility and traction only; offering content (touch seven, including the PPM) sends only after accreditation. All investor materials are approved by a securities attorney before being loaded into GHL, and the commitment-and-close stage (term sheet, promissory note, KYC/AML, wire) is entirely human-owned. This gate is the single most important compliance control in the stack and must survive any future automation change unbroken.</w:t>
       </w:r>
     </w:p>
-    <w:bookmarkEnd w:id="39"/>
-    <w:bookmarkStart w:id="40" w:name="messaging-compliance-a2p-ctia-tcpa"/>
+    <w:bookmarkEnd w:id="40"/>
+    <w:bookmarkStart w:id="41" w:name="messaging-compliance-a2p-ctia-tcpa"/>
     <w:p>
       <w:pPr>
         <w:pStyle w:val="Heading2"/>
@@ -4714,8 +5002,8 @@
         <w:t xml:space="preserve">Outbound SMS is governed by carrier and federal messaging rules. The architecture enforces these through: a dual-checkbox web opt-in (separate marketing and non-marketing consent, both unchecked by default, neither required to submit the form, with sender identity, message-type disclosure, frequency, rate disclosure, and STOP/HELP language); a public privacy policy that states SMS consent is never shared with third parties; and required opt-out and sender-identity language on outbound messages. SMS sends solely from the toll-free number 888-316-1695, approved via Toll-Free Verification (July 28, 2026). There is NO 10DLC / local number on the account (an earlier draft incorrectly referenced a 10DLC registration). SMS sending is now active; outbound messages honor opt-out consent and ramp gradually during the mg.enyrgy.com sending-domain warmup. The consent representation in GHL is what allows downstream automation to honor opt-out reliably.</w:t>
       </w:r>
     </w:p>
-    <w:bookmarkEnd w:id="40"/>
-    <w:bookmarkStart w:id="41" w:name="fda-wellness-guardrails"/>
+    <w:bookmarkEnd w:id="41"/>
+    <w:bookmarkStart w:id="42" w:name="fda-wellness-guardrails"/>
     <w:p>
       <w:pPr>
         <w:pStyle w:val="Heading2"/>
@@ -4729,11 +5017,54 @@
         <w:pStyle w:val="FirstParagraph"/>
       </w:pPr>
       <w:r>
-        <w:t xml:space="preserve">The platform is a wellness device, not a medical device, and makes no medical claims. This boundary is enforced in content rather than in code: a prohibited-words list (treat, cure, diagnose, disease, prescription, FDA-approved, and similar) is scanned before content ships, and a compliance workflow (WF-09) flags any contact or content carrying medical-claim risk. All client-facing content is reviewed against the January 2026 FDA guidelines for wellness products before use. The architectural point is that the wellness-versus-medical line is a compliance control with real legal weight, and the prohibited-words scan is its enforcement point.</w:t>
-      </w:r>
-    </w:p>
-    <w:bookmarkEnd w:id="41"/>
-    <w:bookmarkStart w:id="42" w:name="data-security-and-privacy"/>
+        <w:t xml:space="preserve">The platform is a wellness device, not a medical device, and makes no medical claims. This boundary is enforced in content rather than in code: a prohibited-words list (treat, cure, diagnose, disease, prescription, FDA-approved, and similar) is scanned before content ships, and a compliance workflow (WF-09) flags any contact or content carrying medical-claim risk.</w:t>
+      </w:r>
+    </w:p>
+    <w:p>
+      <w:pPr>
+        <w:pStyle w:val="BodyText"/>
+      </w:pPr>
+      <w:r>
+        <w:rPr>
+          <w:b/>
+          <w:bCs/>
+        </w:rPr>
+        <w:t xml:space="preserve">Contraindications are governed by KB Section 16</w:t>
+      </w:r>
+      <w:r>
+        <w:t xml:space="preserve"> </w:t>
+      </w:r>
+      <w:r>
+        <w:t xml:space="preserve">(added August 24, 2026), which carries the contraindication list from the shipping User Manual and binding handling rules: never clear anyone for use, never treat absence from the list as clearance, never answer a health question with the benefit story, do not record health details in GHL, and escalate to Scott.</w:t>
+      </w:r>
+      <w:r>
+        <w:t xml:space="preserve"> </w:t>
+      </w:r>
+      <w:r>
+        <w:rPr>
+          <w:b/>
+          <w:bCs/>
+        </w:rPr>
+        <w:t xml:space="preserve">The contraindication list is the only standing exemption to the prohibited-words scan</w:t>
+      </w:r>
+      <w:r>
+        <w:t xml:space="preserve">, because it needs the word</w:t>
+      </w:r>
+      <w:r>
+        <w:t xml:space="preserve"> </w:t>
+      </w:r>
+      <w:r>
+        <w:t xml:space="preserve">“diagnosed”</w:t>
+      </w:r>
+      <w:r>
+        <w:t xml:space="preserve"> </w:t>
+      </w:r>
+      <w:r>
+        <w:t xml:space="preserve">and scrubbing it would break the disclosure. An earlier requirement to review content against the January 2026 FDA wellness guidelines was retired on August 4, 2026: it instructed a check no agent could perform, against guidance whose own scope test appears to exclude UV-emitting devices. The architectural point is that the wellness-versus-medical line is a compliance control with real legal weight, and the prohibited-words scan is its enforcement point.</w:t>
+      </w:r>
+    </w:p>
+    <w:bookmarkEnd w:id="42"/>
+    <w:bookmarkStart w:id="43" w:name="data-security-and-privacy"/>
     <w:p>
       <w:pPr>
         <w:pStyle w:val="Heading2"/>
@@ -4757,9 +5088,9 @@
         </w:pict>
       </w:r>
     </w:p>
-    <w:bookmarkEnd w:id="42"/>
     <w:bookmarkEnd w:id="43"/>
-    <w:bookmarkStart w:id="48" w:name="section-6-infrastructure-architecture"/>
+    <w:bookmarkEnd w:id="44"/>
+    <w:bookmarkStart w:id="49" w:name="section-6-infrastructure-architecture"/>
     <w:p>
       <w:pPr>
         <w:pStyle w:val="Heading1"/>
@@ -4768,7 +5099,7 @@
         <w:t xml:space="preserve">SECTION 6, INFRASTRUCTURE ARCHITECTURE</w:t>
       </w:r>
     </w:p>
-    <w:bookmarkStart w:id="44" w:name="domains-and-dns"/>
+    <w:bookmarkStart w:id="45" w:name="domains-and-dns"/>
     <w:p>
       <w:pPr>
         <w:pStyle w:val="Heading2"/>
@@ -4952,8 +5283,8 @@
         <w:t xml:space="preserve">DNS is managed at the registrar with GoDaddy Domain Connect handling the email-domain records (SPF, DKIM, CNAME, MX) automatically. SSL is issued on the sending domain.</w:t>
       </w:r>
     </w:p>
-    <w:bookmarkEnd w:id="44"/>
-    <w:bookmarkStart w:id="45" w:name="email-sending-infrastructure"/>
+    <w:bookmarkEnd w:id="45"/>
+    <w:bookmarkStart w:id="46" w:name="email-sending-infrastructure"/>
     <w:p>
       <w:pPr>
         <w:pStyle w:val="Heading2"/>
@@ -4982,8 +5313,8 @@
         <w:t xml:space="preserve">address with the per-message From set per workflow. Scott is the sender on all workflows. The domain is in reputation warmup (Stage 1): consumer opt-ins one at a time are a healthy warmup pattern, and the 600-plus existing-customer list must not be bulk-sent during warmup but ramped gradually.</w:t>
       </w:r>
     </w:p>
-    <w:bookmarkEnd w:id="45"/>
-    <w:bookmarkStart w:id="46" w:name="telephony"/>
+    <w:bookmarkEnd w:id="46"/>
+    <w:bookmarkStart w:id="47" w:name="telephony"/>
     <w:p>
       <w:pPr>
         <w:pStyle w:val="Heading2"/>
@@ -5000,8 +5331,8 @@
         <w:t xml:space="preserve">The toll-free number is +1 888-316-1695 on LC Phone. Voice integrity has passed and SHAKEN/STIR is approved. A2P SMS is approved and verified (Section 5.2); SMS is now active.</w:t>
       </w:r>
     </w:p>
-    <w:bookmarkEnd w:id="46"/>
-    <w:bookmarkStart w:id="47" w:name="physical-facility"/>
+    <w:bookmarkEnd w:id="47"/>
+    <w:bookmarkStart w:id="48" w:name="physical-facility"/>
     <w:p>
       <w:pPr>
         <w:pStyle w:val="Heading2"/>
@@ -5025,9 +5356,9 @@
         </w:pict>
       </w:r>
     </w:p>
-    <w:bookmarkEnd w:id="47"/>
     <w:bookmarkEnd w:id="48"/>
-    <w:bookmarkStart w:id="55" w:name="section-7-open-architectural-decisions"/>
+    <w:bookmarkEnd w:id="49"/>
+    <w:bookmarkStart w:id="56" w:name="section-7-open-architectural-decisions"/>
     <w:p>
       <w:pPr>
         <w:pStyle w:val="Heading1"/>
@@ -5044,7 +5375,7 @@
         <w:t xml:space="preserve">This section consolidates every unresolved design question so none hides inside a layer. Each item names the decision, why it matters, and where it is referenced.</w:t>
       </w:r>
     </w:p>
-    <w:bookmarkStart w:id="49" w:name="system-of-record-ownership-high"/>
+    <w:bookmarkStart w:id="50" w:name="system-of-record-ownership-high"/>
     <w:p>
       <w:pPr>
         <w:pStyle w:val="Heading2"/>
@@ -5103,14 +5434,14 @@
         <w:t xml:space="preserve">Sections 2.3, 3.1, 3.4.</w:t>
       </w:r>
     </w:p>
-    <w:bookmarkEnd w:id="49"/>
-    <w:bookmarkStart w:id="50" w:name="shopify-to-ghl-purchase-sync-high"/>
+    <w:bookmarkEnd w:id="50"/>
+    <w:bookmarkStart w:id="51" w:name="Xf10bde03d3e284e4e7045c1734b1b42f199cf05"/>
     <w:p>
       <w:pPr>
         <w:pStyle w:val="Heading2"/>
       </w:pPr>
       <w:r>
-        <w:t xml:space="preserve">7.2 Shopify-To-GHL Purchase Sync (HIGH)</w:t>
+        <w:t xml:space="preserve">7.2 Shopify-To-GHL Purchase Sync (RESOLVED, Session 11)</w:t>
       </w:r>
     </w:p>
     <w:p>
@@ -5122,13 +5453,91 @@
           <w:b/>
           <w:bCs/>
         </w:rPr>
+        <w:t xml:space="preserve">Closed. Built as the native LeadConnector integration plus WF-27, WF-28 and WF-29. See Section 4.3.</w:t>
+      </w:r>
+      <w:r>
+        <w:t xml:space="preserve"> </w:t>
+      </w:r>
+      <w:r>
+        <w:t xml:space="preserve">Original entry retained below for the record.</w:t>
+      </w:r>
+    </w:p>
+    <w:p>
+      <w:pPr>
+        <w:pStyle w:val="BodyText"/>
+      </w:pPr>
+      <w:r>
+        <w:rPr>
+          <w:b/>
+          <w:bCs/>
+        </w:rPr>
+        <w:t xml:space="preserve">Decision was:</w:t>
+      </w:r>
+      <w:r>
+        <w:t xml:space="preserve"> </w:t>
+      </w:r>
+      <w:r>
+        <w:t xml:space="preserve">the trigger (order-created vs. order-paid), the identity-match key, and the GHL action set.</w:t>
+      </w:r>
+      <w:r>
+        <w:t xml:space="preserve"> </w:t>
+      </w:r>
+      <w:r>
+        <w:rPr>
+          <w:b/>
+          <w:bCs/>
+        </w:rPr>
+        <w:t xml:space="preserve">Why it matters:</w:t>
+      </w:r>
+      <w:r>
+        <w:t xml:space="preserve"> </w:t>
+      </w:r>
+      <w:r>
+        <w:t xml:space="preserve">without it, buyers receive prospecting nurture after purchase, and pipeline state is wrong; it is the highest-leverage missing integration.</w:t>
+      </w:r>
+      <w:r>
+        <w:t xml:space="preserve"> </w:t>
+      </w:r>
+      <w:r>
+        <w:rPr>
+          <w:b/>
+          <w:bCs/>
+        </w:rPr>
+        <w:t xml:space="preserve">Referenced in:</w:t>
+      </w:r>
+      <w:r>
+        <w:t xml:space="preserve"> </w:t>
+      </w:r>
+      <w:r>
+        <w:t xml:space="preserve">Sections 2.3, 3.2, 4.1, 4.3.</w:t>
+      </w:r>
+    </w:p>
+    <w:bookmarkEnd w:id="51"/>
+    <w:bookmarkStart w:id="52" w:name="device-app-data-flow-medium"/>
+    <w:p>
+      <w:pPr>
+        <w:pStyle w:val="Heading2"/>
+      </w:pPr>
+      <w:r>
+        <w:t xml:space="preserve">7.3 Device-App Data Flow (MEDIUM)</w:t>
+      </w:r>
+    </w:p>
+    <w:p>
+      <w:pPr>
+        <w:pStyle w:val="FirstParagraph"/>
+      </w:pPr>
+      <w:r>
+        <w:rPr>
+          <w:b/>
+          <w:bCs/>
+        </w:rPr>
         <w:t xml:space="preserve">Decision needed:</w:t>
       </w:r>
       <w:r>
         <w:t xml:space="preserve"> </w:t>
       </w:r>
       <w:r>
-        <w:t xml:space="preserve">the trigger (order-created vs. order-paid), the identity-match key, and the GHL action set.</w:t>
+        <w:t xml:space="preserve">whether and how api.enyrgy.com usage data flows into GHL, with privacy treatment for health-adjacent data.</w:t>
       </w:r>
       <w:r>
         <w:t xml:space="preserve"> </w:t>
@@ -5144,7 +5553,7 @@
         <w:t xml:space="preserve"> </w:t>
       </w:r>
       <w:r>
-        <w:t xml:space="preserve">without it, buyers receive prospecting nurture after purchase, and pipeline state is wrong; it is the highest-leverage missing integration.</w:t>
+        <w:t xml:space="preserve">it is the richest untapped engagement signal, useful for reviews, retention, churn, and commercial reporting.</w:t>
       </w:r>
       <w:r>
         <w:t xml:space="preserve"> </w:t>
@@ -5160,17 +5569,17 @@
         <w:t xml:space="preserve"> </w:t>
       </w:r>
       <w:r>
-        <w:t xml:space="preserve">Sections 2.3, 3.2, 4.1, 4.3.</w:t>
-      </w:r>
-    </w:p>
-    <w:bookmarkEnd w:id="50"/>
-    <w:bookmarkStart w:id="51" w:name="device-app-data-flow-medium"/>
+        <w:t xml:space="preserve">Sections 2.2, 3.2, 4.4, 5.4.</w:t>
+      </w:r>
+    </w:p>
+    <w:bookmarkEnd w:id="52"/>
+    <w:bookmarkStart w:id="53" w:name="oem-partner-data-boundary-medium"/>
     <w:p>
       <w:pPr>
         <w:pStyle w:val="Heading2"/>
       </w:pPr>
       <w:r>
-        <w:t xml:space="preserve">7.3 Device-App Data Flow (MEDIUM)</w:t>
+        <w:t xml:space="preserve">7.4 OEM / Partner Data Boundary (MEDIUM)</w:t>
       </w:r>
     </w:p>
     <w:p>
@@ -5188,7 +5597,7 @@
         <w:t xml:space="preserve"> </w:t>
       </w:r>
       <w:r>
-        <w:t xml:space="preserve">whether and how api.enyrgy.com usage data flows into GHL, with privacy treatment for health-adjacent data.</w:t>
+        <w:t xml:space="preserve">a formalized, auditable data path for OEM partners as the program grows beyond Lumanova.</w:t>
       </w:r>
       <w:r>
         <w:t xml:space="preserve"> </w:t>
@@ -5204,7 +5613,7 @@
         <w:t xml:space="preserve"> </w:t>
       </w:r>
       <w:r>
-        <w:t xml:space="preserve">it is the richest untapped engagement signal, useful for reviews, retention, churn, and commercial reporting.</w:t>
+        <w:t xml:space="preserve">ad hoc tags will not scale to multiple partners.</w:t>
       </w:r>
       <w:r>
         <w:t xml:space="preserve"> </w:t>
@@ -5220,17 +5629,17 @@
         <w:t xml:space="preserve"> </w:t>
       </w:r>
       <w:r>
-        <w:t xml:space="preserve">Sections 2.2, 3.2, 4.4, 5.4.</w:t>
-      </w:r>
-    </w:p>
-    <w:bookmarkEnd w:id="51"/>
-    <w:bookmarkStart w:id="52" w:name="oem-partner-data-boundary-medium"/>
+        <w:t xml:space="preserve">Sections 2.2, 4.5.</w:t>
+      </w:r>
+    </w:p>
+    <w:bookmarkEnd w:id="53"/>
+    <w:bookmarkStart w:id="54" w:name="metric-governance-medium"/>
     <w:p>
       <w:pPr>
         <w:pStyle w:val="Heading2"/>
       </w:pPr>
       <w:r>
-        <w:t xml:space="preserve">7.4 OEM / Partner Data Boundary (MEDIUM)</w:t>
+        <w:t xml:space="preserve">7.5 Metric Governance (MEDIUM)</w:t>
       </w:r>
     </w:p>
     <w:p>
@@ -5248,7 +5657,23 @@
         <w:t xml:space="preserve"> </w:t>
       </w:r>
       <w:r>
-        <w:t xml:space="preserve">a formalized, auditable data path for OEM partners as the program grows beyond Lumanova.</w:t>
+        <w:t xml:space="preserve">designate which document or system owns canonical company metrics going forward, so they stay consistent as they change.</w:t>
+      </w:r>
+      <w:r>
+        <w:t xml:space="preserve"> </w:t>
+      </w:r>
+      <w:r>
+        <w:rPr>
+          <w:b/>
+          <w:bCs/>
+        </w:rPr>
+        <w:t xml:space="preserve">Resolved (this version):</w:t>
+      </w:r>
+      <w:r>
+        <w:t xml:space="preserve"> </w:t>
+      </w:r>
+      <w:r>
+        <w:t xml:space="preserve">the canonical figures are a $3.5M capital raise, 25,000-plus treatments completed, and a return rate under 1%. These supersede the earlier variances in source materials (raise previously stated as $2.5M; treatments as 24,000-plus; return rate as 0%).</w:t>
       </w:r>
       <w:r>
         <w:t xml:space="preserve"> </w:t>
@@ -5264,7 +5689,7 @@
         <w:t xml:space="preserve"> </w:t>
       </w:r>
       <w:r>
-        <w:t xml:space="preserve">ad hoc tags will not scale to multiple partners.</w:t>
+        <w:t xml:space="preserve">these numbers appear in investor, marketing, and partner contexts where inconsistency erodes credibility.</w:t>
       </w:r>
       <w:r>
         <w:t xml:space="preserve"> </w:t>
@@ -5280,17 +5705,17 @@
         <w:t xml:space="preserve"> </w:t>
       </w:r>
       <w:r>
-        <w:t xml:space="preserve">Sections 2.2, 4.5.</w:t>
-      </w:r>
-    </w:p>
-    <w:bookmarkEnd w:id="52"/>
-    <w:bookmarkStart w:id="53" w:name="metric-governance-medium"/>
+        <w:t xml:space="preserve">Section 3.4 and the front matter. For the GHL/CRM layer, the Implementation Guide (now at v3.9.7) reflects these figures; the remaining open item is assigning a single owner above that layer.</w:t>
+      </w:r>
+    </w:p>
+    <w:bookmarkEnd w:id="54"/>
+    <w:bookmarkStart w:id="55" w:name="X7130480683951d3ab284fabc735bb63efee7853"/>
     <w:p>
       <w:pPr>
         <w:pStyle w:val="Heading2"/>
       </w:pPr>
       <w:r>
-        <w:t xml:space="preserve">7.5 Metric Governance (MEDIUM)</w:t>
+        <w:t xml:space="preserve">7.6 Paperclip Activation (operational, not architectural)</w:t>
       </w:r>
     </w:p>
     <w:p>
@@ -5302,79 +5727,39 @@
           <w:b/>
           <w:bCs/>
         </w:rPr>
-        <w:t xml:space="preserve">Decision needed:</w:t>
-      </w:r>
-      <w:r>
-        <w:t xml:space="preserve"> </w:t>
-      </w:r>
-      <w:r>
-        <w:t xml:space="preserve">designate which document or system owns canonical company metrics going forward, so they stay consistent as they change.</w:t>
-      </w:r>
-      <w:r>
-        <w:t xml:space="preserve"> </w:t>
-      </w:r>
-      <w:r>
-        <w:rPr>
-          <w:b/>
-          <w:bCs/>
-        </w:rPr>
-        <w:t xml:space="preserve">Resolved (this version):</w:t>
-      </w:r>
-      <w:r>
-        <w:t xml:space="preserve"> </w:t>
-      </w:r>
-      <w:r>
-        <w:t xml:space="preserve">the canonical figures are a $3.5M capital raise, 25,000-plus treatments completed, and a return rate under 1%. These supersede the earlier variances in source materials (raise previously stated as $2.5M; treatments as 24,000-plus; return rate as 0%).</w:t>
-      </w:r>
-      <w:r>
-        <w:t xml:space="preserve"> </w:t>
-      </w:r>
-      <w:r>
-        <w:rPr>
-          <w:b/>
-          <w:bCs/>
-        </w:rPr>
-        <w:t xml:space="preserve">Why it matters:</w:t>
-      </w:r>
-      <w:r>
-        <w:t xml:space="preserve"> </w:t>
-      </w:r>
-      <w:r>
-        <w:t xml:space="preserve">these numbers appear in investor, marketing, and partner contexts where inconsistency erodes credibility.</w:t>
-      </w:r>
-      <w:r>
-        <w:t xml:space="preserve"> </w:t>
-      </w:r>
-      <w:r>
-        <w:rPr>
-          <w:b/>
-          <w:bCs/>
-        </w:rPr>
-        <w:t xml:space="preserve">Referenced in:</w:t>
-      </w:r>
-      <w:r>
-        <w:t xml:space="preserve"> </w:t>
-      </w:r>
-      <w:r>
-        <w:t xml:space="preserve">Section 3.4 and the front matter. For the GHL/CRM layer, the Implementation Guide (now at v3.8.4) reflects these figures; the remaining open item is assigning a single owner above that layer.</w:t>
-      </w:r>
-    </w:p>
-    <w:bookmarkEnd w:id="53"/>
-    <w:bookmarkStart w:id="54" w:name="X7130480683951d3ab284fabc735bb63efee7853"/>
-    <w:p>
-      <w:pPr>
-        <w:pStyle w:val="Heading2"/>
-      </w:pPr>
-      <w:r>
-        <w:t xml:space="preserve">7.6 Paperclip Activation (operational, not architectural)</w:t>
-      </w:r>
-    </w:p>
-    <w:p>
-      <w:pPr>
-        <w:pStyle w:val="FirstParagraph"/>
-      </w:pPr>
-      <w:r>
-        <w:t xml:space="preserve">The agent layer is designed and its workflows are built and published, but the Paperclip connection itself is a pending Phase 2 task. Until it is live, the workflows run on GHL-native automation and human operation. This is tracked as a roadmap item; the architecture already accommodates it.</w:t>
+        <w:t xml:space="preserve">Resolved. Paperclip is operating.</w:t>
+      </w:r>
+      <w:r>
+        <w:t xml:space="preserve"> </w:t>
+      </w:r>
+      <w:r>
+        <w:t xml:space="preserve">Agents are live with staged and tuned heartbeats. Two operating rules from the ENY-20 incident carry architectural weight:</w:t>
+      </w:r>
+      <w:r>
+        <w:t xml:space="preserve"> </w:t>
+      </w:r>
+      <w:r>
+        <w:rPr>
+          <w:b/>
+          <w:bCs/>
+        </w:rPr>
+        <w:t xml:space="preserve">agents confabulate under credit starvation</w:t>
+      </w:r>
+      <w:r>
+        <w:t xml:space="preserve">, producing confident, specific and false claims, so every agent audit or verification must be checked against the live account before anyone acts on it, and escalations are leads rather than facts; and</w:t>
+      </w:r>
+      <w:r>
+        <w:t xml:space="preserve"> </w:t>
+      </w:r>
+      <w:r>
+        <w:rPr>
+          <w:b/>
+          <w:bCs/>
+        </w:rPr>
+        <w:t xml:space="preserve">credit starvation multiplies cost</w:t>
+      </w:r>
+      <w:r>
+        <w:t xml:space="preserve">, because dying runs re-wake and replay a growing thread. Keep Anthropic credit buffered and Paperclip budgets with headroom.</w:t>
       </w:r>
     </w:p>
     <w:p>
@@ -5384,9 +5769,9 @@
         </w:pict>
       </w:r>
     </w:p>
-    <w:bookmarkEnd w:id="54"/>
     <w:bookmarkEnd w:id="55"/>
-    <w:bookmarkStart w:id="56" w:name="X58832dc1214d78bd222646d1981253ebf78e1c9"/>
+    <w:bookmarkEnd w:id="56"/>
+    <w:bookmarkStart w:id="57" w:name="X58832dc1214d78bd222646d1981253ebf78e1c9"/>
     <w:p>
       <w:pPr>
         <w:pStyle w:val="Heading1"/>
@@ -5584,7 +5969,7 @@
         <w:t xml:space="preserve"> </w:t>
       </w:r>
       <w:r>
-        <w:t xml:space="preserve">Enyrgy GHL CRM Implementation Guide v3.7, the authoritative reference for the CRM/marketing-automation layer (fields, tags, pipelines, drips, workflows WF-01 through WF-18, ICP-Dartboard).</w:t>
+        <w:t xml:space="preserve">Enyrgy GHL CRM Implementation Guide v3.9.7, the authoritative reference for the CRM/marketing-automation layer (fields, tags, pipelines, drips, workflows WF-01 through WF-43, ICP-Dartboard, dealer deal registration).</w:t>
       </w:r>
     </w:p>
     <w:p>
@@ -5606,7 +5991,7 @@
         <w:t xml:space="preserve">CONFIDENTIAL, Enyrgy Inc, 5115 N 27th Ave, Bld 66, Phoenix, AZ 85017, enyrgy.com, Sunlight. Evolved., Enterprise Architecture v1.0</w:t>
       </w:r>
     </w:p>
-    <w:bookmarkEnd w:id="56"/>
+    <w:bookmarkEnd w:id="57"/>
     <w:sectPr>
       <w:footnotePr>
         <w:numRestart w:val="eachSect"/>

--- a/Enyrgy_Enterprise_Architecture_v1_0.docx
+++ b/Enyrgy_Enterprise_Architecture_v1_0.docx
@@ -2,7 +2,7 @@
 <file path=word/document.xml><?xml version="1.0" encoding="utf-8"?>
 <w:document xmlns:w="http://schemas.openxmlformats.org/wordprocessingml/2006/main" xmlns:m="http://schemas.openxmlformats.org/officeDocument/2006/math" xmlns:r="http://schemas.openxmlformats.org/officeDocument/2006/relationships" xmlns:o="urn:schemas-microsoft-com:office:office" xmlns:v="urn:schemas-microsoft-com:vml" xmlns:w10="urn:schemas-microsoft-com:office:word" xmlns:a="http://schemas.openxmlformats.org/drawingml/2006/main" xmlns:pic="http://schemas.openxmlformats.org/drawingml/2006/picture" xmlns:wp="http://schemas.openxmlformats.org/drawingml/2006/wordprocessingDrawing">
   <w:body>
-    <w:bookmarkStart w:id="15" w:name="enyrgy"/>
+    <w:bookmarkStart w:id="25" w:name="enyrgy"/>
     <w:p>
       <w:pPr>
         <w:pStyle w:val="Heading1"/>
@@ -11,7 +11,7 @@
         <w:t xml:space="preserve">ENYRGY</w:t>
       </w:r>
     </w:p>
-    <w:bookmarkStart w:id="10" w:name="sunlight.-evolved."/>
+    <w:bookmarkStart w:id="20" w:name="sunlight.-evolved."/>
     <w:p>
       <w:pPr>
         <w:pStyle w:val="Heading2"/>
@@ -20,7 +20,7 @@
         <w:t xml:space="preserve">Sunlight. Evolved.</w:t>
       </w:r>
     </w:p>
-    <w:bookmarkStart w:id="9" w:name="enterprise-architecture"/>
+    <w:bookmarkStart w:id="19" w:name="enterprise-architecture"/>
     <w:p>
       <w:pPr>
         <w:pStyle w:val="Heading3"/>
@@ -96,9 +96,9 @@
         </w:pict>
       </w:r>
     </w:p>
-    <w:bookmarkEnd w:id="9"/>
-    <w:bookmarkEnd w:id="10"/>
-    <w:bookmarkStart w:id="11" w:name="v1.2-current-state-update-august-25-2026"/>
+    <w:bookmarkEnd w:id="19"/>
+    <w:bookmarkEnd w:id="20"/>
+    <w:bookmarkStart w:id="21" w:name="v1.2-current-state-update-august-25-2026"/>
     <w:p>
       <w:pPr>
         <w:pStyle w:val="Heading2"/>
@@ -328,8 +328,8 @@
         </w:pict>
       </w:r>
     </w:p>
-    <w:bookmarkEnd w:id="11"/>
-    <w:bookmarkStart w:id="12" w:name="v1.1-current-state-update-july-28-2026"/>
+    <w:bookmarkEnd w:id="21"/>
+    <w:bookmarkStart w:id="22" w:name="v1.1-current-state-update-july-28-2026"/>
     <w:p>
       <w:pPr>
         <w:pStyle w:val="Heading2"/>
@@ -692,8 +692,8 @@
         </w:pict>
       </w:r>
     </w:p>
-    <w:bookmarkEnd w:id="12"/>
-    <w:bookmarkStart w:id="13" w:name="how-to-read-this-document"/>
+    <w:bookmarkEnd w:id="22"/>
+    <w:bookmarkStart w:id="23" w:name="how-to-read-this-document"/>
     <w:p>
       <w:pPr>
         <w:pStyle w:val="Heading2"/>
@@ -908,8 +908,8 @@
         </w:pict>
       </w:r>
     </w:p>
-    <w:bookmarkEnd w:id="13"/>
-    <w:bookmarkStart w:id="14" w:name="table-of-contents"/>
+    <w:bookmarkEnd w:id="23"/>
+    <w:bookmarkStart w:id="24" w:name="table-of-contents"/>
     <w:p>
       <w:pPr>
         <w:pStyle w:val="Heading2"/>
@@ -1219,9 +1219,9 @@
         </w:pict>
       </w:r>
     </w:p>
-    <w:bookmarkEnd w:id="14"/>
-    <w:bookmarkEnd w:id="15"/>
-    <w:bookmarkStart w:id="22" w:name="section-1-business-architecture"/>
+    <w:bookmarkEnd w:id="24"/>
+    <w:bookmarkEnd w:id="25"/>
+    <w:bookmarkStart w:id="32" w:name="section-1-business-architecture"/>
     <w:p>
       <w:pPr>
         <w:pStyle w:val="Heading1"/>
@@ -1230,7 +1230,7 @@
         <w:t xml:space="preserve">SECTION 1, BUSINESS ARCHITECTURE</w:t>
       </w:r>
     </w:p>
-    <w:bookmarkStart w:id="16" w:name="what-enyrgy-is"/>
+    <w:bookmarkStart w:id="26" w:name="what-enyrgy-is"/>
     <w:p>
       <w:pPr>
         <w:pStyle w:val="Heading2"/>
@@ -1255,8 +1255,8 @@
         <w:t xml:space="preserve">The strategic position is category creation, not competition. Enyrgy is not a better supplement and not a better light box; it is a new category, intelligent, dose-controlled phototherapy, defined by the triple pathway that neither supplements nor existing light products can replicate. The long-term vision is to become the category-defining brand in intelligent light wellness.</w:t>
       </w:r>
     </w:p>
-    <w:bookmarkEnd w:id="16"/>
-    <w:bookmarkStart w:id="17" w:name="the-product-and-its-mechanism"/>
+    <w:bookmarkEnd w:id="26"/>
+    <w:bookmarkStart w:id="27" w:name="the-product-and-its-mechanism"/>
     <w:p>
       <w:pPr>
         <w:pStyle w:val="Heading2"/>
@@ -1347,8 +1347,8 @@
         <w:t xml:space="preserve">No other single solution delivers all three pathways at once. Supplements deliver vitamin D only. Sunlight requires roughly sixty times the time and carries UVA aging and cancer risk. Red light therapy operates on a different mechanism entirely, which is why roughly 90 percent of Enyrgy customers use both. Safety is engineered in: the device skews heavily UVB with minimal UVA (the inverse of natural sunlight), and the app calculates each user’s personal MED by skin type and shuts the session off automatically.</w:t>
       </w:r>
     </w:p>
-    <w:bookmarkEnd w:id="17"/>
-    <w:bookmarkStart w:id="18" w:name="revenue-streams"/>
+    <w:bookmarkEnd w:id="27"/>
+    <w:bookmarkStart w:id="28" w:name="revenue-streams"/>
     <w:p>
       <w:pPr>
         <w:pStyle w:val="Heading2"/>
@@ -1684,8 +1684,8 @@
         <w:t xml:space="preserve">A fifth, future stream is anticipated: SaaS revenue derived from device usage data (usage insights, progress tracking, dosage personalization). It is not yet in production and is noted here as a roadmap item rather than a current stream.</w:t>
       </w:r>
     </w:p>
-    <w:bookmarkEnd w:id="18"/>
-    <w:bookmarkStart w:id="19" w:name="value-chain"/>
+    <w:bookmarkEnd w:id="28"/>
+    <w:bookmarkStart w:id="29" w:name="value-chain"/>
     <w:p>
       <w:pPr>
         <w:pStyle w:val="Heading2"/>
@@ -1812,8 +1812,8 @@
         <w:t xml:space="preserve">Orders are fulfilled from Phoenix; post-purchase onboarding, device activation, reviews, referrals, and reactivation are automation-supported with human oversight.</w:t>
       </w:r>
     </w:p>
-    <w:bookmarkEnd w:id="19"/>
-    <w:bookmarkStart w:id="20" w:name="customer-segments"/>
+    <w:bookmarkEnd w:id="29"/>
+    <w:bookmarkStart w:id="30" w:name="customer-segments"/>
     <w:p>
       <w:pPr>
         <w:pStyle w:val="Heading2"/>
@@ -2008,8 +2008,8 @@
         <w:t xml:space="preserve">Explicitly the wrong buyer; qualified out, because an unused device produces no results and no word of mouth.</w:t>
       </w:r>
     </w:p>
-    <w:bookmarkEnd w:id="20"/>
-    <w:bookmarkStart w:id="21" w:name="organization"/>
+    <w:bookmarkEnd w:id="30"/>
+    <w:bookmarkStart w:id="31" w:name="organization"/>
     <w:p>
       <w:pPr>
         <w:pStyle w:val="Heading2"/>
@@ -2390,9 +2390,9 @@
         </w:pict>
       </w:r>
     </w:p>
-    <w:bookmarkEnd w:id="21"/>
-    <w:bookmarkEnd w:id="22"/>
-    <w:bookmarkStart w:id="28" w:name="X948fadebe5c004c463937b3d163cf9a541c258e"/>
+    <w:bookmarkEnd w:id="31"/>
+    <w:bookmarkEnd w:id="32"/>
+    <w:bookmarkStart w:id="38" w:name="X948fadebe5c004c463937b3d163cf9a541c258e"/>
     <w:p>
       <w:pPr>
         <w:pStyle w:val="Heading1"/>
@@ -2401,7 +2401,7 @@
         <w:t xml:space="preserve">SECTION 2, APPLICATION &amp; SYSTEMS ARCHITECTURE</w:t>
       </w:r>
     </w:p>
-    <w:bookmarkStart w:id="23" w:name="systems-overview"/>
+    <w:bookmarkStart w:id="33" w:name="systems-overview"/>
     <w:p>
       <w:pPr>
         <w:pStyle w:val="Heading2"/>
@@ -2792,8 +2792,8 @@
         </w:tc>
       </w:tr>
     </w:tbl>
-    <w:bookmarkEnd w:id="23"/>
-    <w:bookmarkStart w:id="24" w:name="what-each-system-owns"/>
+    <w:bookmarkEnd w:id="33"/>
+    <w:bookmarkStart w:id="34" w:name="what-each-system-owns"/>
     <w:p>
       <w:pPr>
         <w:pStyle w:val="Heading2"/>
@@ -2892,8 +2892,8 @@
         <w:t xml:space="preserve">are supporting systems bound to GHL or Shopify. LC Email sends authenticated mail from mg.enyrgy.com; LC Phone provides the toll-free number and A2P SMS; Trustpilot collects reviews fed by the post-purchase workflow; FlexOffers tracks and reports closed sales attributed to affiliates, supporting the affiliate program managed by the Affiliate Manager; payment processing sits behind Shopify checkout and consumer financing.</w:t>
       </w:r>
     </w:p>
-    <w:bookmarkEnd w:id="24"/>
-    <w:bookmarkStart w:id="25" w:name="how-the-systems-connect-conceptual"/>
+    <w:bookmarkEnd w:id="34"/>
+    <w:bookmarkStart w:id="35" w:name="how-the-systems-connect-conceptual"/>
     <w:p>
       <w:pPr>
         <w:pStyle w:val="Heading2"/>
@@ -2957,8 +2957,8 @@
         <w:t xml:space="preserve">The critical architectural observation is that the three hubs are only loosely connected today. Lead and nurture data is rich and well-integrated inside GHL. Purchase data lives in Shopify. Usage data lives in the Device App. The connective tissue between them, particularly a reliable Shopify-to-GHL purchase sync and any Device-App-to-GHL usage sync, is the principal architectural gap, addressed in Sections 4 and 7.</w:t>
       </w:r>
     </w:p>
-    <w:bookmarkEnd w:id="25"/>
-    <w:bookmarkStart w:id="27" w:name="hosting-and-deployment-railway"/>
+    <w:bookmarkEnd w:id="35"/>
+    <w:bookmarkStart w:id="37" w:name="hosting-and-deployment-railway"/>
     <w:p>
       <w:pPr>
         <w:pStyle w:val="Heading2"/>
@@ -3345,7 +3345,7 @@
         <w:t xml:space="preserve">acts on live infrastructure. Treat the absence of a safety net as the main operational risk in this stack.</w:t>
       </w:r>
     </w:p>
-    <w:bookmarkStart w:id="26" w:name="the-orphan-paperclip-service"/>
+    <w:bookmarkStart w:id="36" w:name="the-orphan-paperclip-service"/>
     <w:p>
       <w:pPr>
         <w:pStyle w:val="Heading3"/>
@@ -3684,10 +3684,10 @@
         </w:pict>
       </w:r>
     </w:p>
-    <w:bookmarkEnd w:id="26"/>
-    <w:bookmarkEnd w:id="27"/>
-    <w:bookmarkEnd w:id="28"/>
-    <w:bookmarkStart w:id="33" w:name="section-3-data-architecture"/>
+    <w:bookmarkEnd w:id="36"/>
+    <w:bookmarkEnd w:id="37"/>
+    <w:bookmarkEnd w:id="38"/>
+    <w:bookmarkStart w:id="43" w:name="section-3-data-architecture"/>
     <w:p>
       <w:pPr>
         <w:pStyle w:val="Heading1"/>
@@ -3696,7 +3696,7 @@
         <w:t xml:space="preserve">SECTION 3, DATA ARCHITECTURE</w:t>
       </w:r>
     </w:p>
-    <w:bookmarkStart w:id="29" w:name="systems-of-record"/>
+    <w:bookmarkStart w:id="39" w:name="systems-of-record"/>
     <w:p>
       <w:pPr>
         <w:pStyle w:val="Heading2"/>
@@ -4087,8 +4087,8 @@
         </w:tc>
       </w:tr>
     </w:tbl>
-    <w:bookmarkEnd w:id="29"/>
-    <w:bookmarkStart w:id="30" w:name="the-core-data-flow"/>
+    <w:bookmarkEnd w:id="39"/>
+    <w:bookmarkStart w:id="40" w:name="the-core-data-flow"/>
     <w:p>
       <w:pPr>
         <w:pStyle w:val="Heading2"/>
@@ -4191,8 +4191,8 @@
         <w:t xml:space="preserve">(for retention, reviews, and reactivation triggers) is an open design question.</w:t>
       </w:r>
     </w:p>
-    <w:bookmarkEnd w:id="30"/>
-    <w:bookmarkStart w:id="31" w:name="consent-and-segmentation-data"/>
+    <w:bookmarkEnd w:id="40"/>
+    <w:bookmarkStart w:id="41" w:name="consent-and-segmentation-data"/>
     <w:p>
       <w:pPr>
         <w:pStyle w:val="Heading2"/>
@@ -4209,8 +4209,8 @@
         <w:t xml:space="preserve">Consent data deserves its own treatment because it is both a data-architecture and a compliance concern. Email and SMS consent are captured at the point of opt-in and represented in GHL as tags. SMS consent in particular is captured through a dual-checkbox web form (separate marketing and non-marketing consent, both unchecked by default) and represented so that downstream automation can honor it. The suppression system (the magnet_lead and drip_bypass tags) is a data-architecture mechanism that prevents a contact from being processed by more than one automation path at once; it exists because GHL trigger filters cannot express a negative tag condition, so the exclusion is enforced as in-workflow logic. The full mechanics are in Implementation Guide Section 24.</w:t>
       </w:r>
     </w:p>
-    <w:bookmarkEnd w:id="31"/>
-    <w:bookmarkStart w:id="32" w:name="data-governance-gaps"/>
+    <w:bookmarkEnd w:id="41"/>
+    <w:bookmarkStart w:id="42" w:name="data-governance-gaps"/>
     <w:p>
       <w:pPr>
         <w:pStyle w:val="Heading2"/>
@@ -4282,9 +4282,9 @@
         </w:pict>
       </w:r>
     </w:p>
-    <w:bookmarkEnd w:id="32"/>
-    <w:bookmarkEnd w:id="33"/>
-    <w:bookmarkStart w:id="39" w:name="section-4-integration-architecture"/>
+    <w:bookmarkEnd w:id="42"/>
+    <w:bookmarkEnd w:id="43"/>
+    <w:bookmarkStart w:id="49" w:name="section-4-integration-architecture"/>
     <w:p>
       <w:pPr>
         <w:pStyle w:val="Heading1"/>
@@ -4293,7 +4293,7 @@
         <w:t xml:space="preserve">SECTION 4, INTEGRATION ARCHITECTURE</w:t>
       </w:r>
     </w:p>
-    <w:bookmarkStart w:id="34" w:name="integration-topology-today"/>
+    <w:bookmarkStart w:id="44" w:name="integration-topology-today"/>
     <w:p>
       <w:pPr>
         <w:pStyle w:val="Heading2"/>
@@ -4727,8 +4727,8 @@
         </w:tc>
       </w:tr>
     </w:tbl>
-    <w:bookmarkEnd w:id="34"/>
-    <w:bookmarkStart w:id="35" w:name="live-webhook-endpoints"/>
+    <w:bookmarkEnd w:id="44"/>
+    <w:bookmarkStart w:id="45" w:name="live-webhook-endpoints"/>
     <w:p>
       <w:pPr>
         <w:pStyle w:val="Heading2"/>
@@ -4797,8 +4797,8 @@
         <w:t xml:space="preserve">Each capture workflow applies its tags (type_consumer, magnet_lead, drip_bypass, and the relevant icp_ tag) in a single add-tags action so the tags land together, which the suppression logic depends on.</w:t>
       </w:r>
     </w:p>
-    <w:bookmarkEnd w:id="35"/>
-    <w:bookmarkStart w:id="36" w:name="Xb0ff2ca352e0e5948ee171a5327720aa95c9804"/>
+    <w:bookmarkEnd w:id="45"/>
+    <w:bookmarkStart w:id="46" w:name="Xb0ff2ca352e0e5948ee171a5327720aa95c9804"/>
     <w:p>
       <w:pPr>
         <w:pStyle w:val="Heading2"/>
@@ -4892,8 +4892,8 @@
         <w:t xml:space="preserve">A correct design needs to decide three things, each an open decision in Section 7: the trigger (Shopify order-created or order-paid webhook), the identity match (email is the likely key, but the master-data gap in Section 3 means duplicates are possible), and the action set in GHL (advance pipeline to Ordered, apply unit_ordered, fire WF-06 onboarding, apply drip_bypass to suppress prospecting). Until this is built, the workaround is manual: a human must mark the purchase in GHL, which violates the top-of-funnel principle that anything benefiting from speed and consistency should be automated.</w:t>
       </w:r>
     </w:p>
-    <w:bookmarkEnd w:id="36"/>
-    <w:bookmarkStart w:id="37" w:name="the-device-app-data-boundary"/>
+    <w:bookmarkEnd w:id="46"/>
+    <w:bookmarkStart w:id="47" w:name="the-device-app-data-boundary"/>
     <w:p>
       <w:pPr>
         <w:pStyle w:val="Heading2"/>
@@ -4910,8 +4910,8 @@
         <w:t xml:space="preserve">The Device App at api.enyrgy.com holds the only true product-engagement signal Enyrgy has, who is actually using their device, how often, and how well. Today that signal does not reach the relationship hub. A future integration could use session milestones (for example, sessions_10_complete) to trigger review requests, identify churn risk for reactivation, and give Commercial buyers usage reporting. The boundary is noted as a deliberate Phase 2-plus opportunity rather than an urgent gap, because the business runs without it today, but it is the richest untapped data source in the stack.</w:t>
       </w:r>
     </w:p>
-    <w:bookmarkEnd w:id="37"/>
-    <w:bookmarkStart w:id="38" w:name="oem-lumanova-boundary"/>
+    <w:bookmarkEnd w:id="47"/>
+    <w:bookmarkStart w:id="48" w:name="oem-lumanova-boundary"/>
     <w:p>
       <w:pPr>
         <w:pStyle w:val="Heading2"/>
@@ -4935,9 +4935,9 @@
         </w:pict>
       </w:r>
     </w:p>
-    <w:bookmarkEnd w:id="38"/>
-    <w:bookmarkEnd w:id="39"/>
-    <w:bookmarkStart w:id="44" w:name="Xb70a2bfe1b9c5d94e760d713ceee8cd94304707"/>
+    <w:bookmarkEnd w:id="48"/>
+    <w:bookmarkEnd w:id="49"/>
+    <w:bookmarkStart w:id="54" w:name="Xb70a2bfe1b9c5d94e760d713ceee8cd94304707"/>
     <w:p>
       <w:pPr>
         <w:pStyle w:val="Heading1"/>
@@ -4954,7 +4954,7 @@
         <w:t xml:space="preserve">Compliance at Enyrgy is not a policy document that sits beside the system; it is enforced inside the system as gates that block non-compliant actions. Three regulatory regimes drive the architecture.</w:t>
       </w:r>
     </w:p>
-    <w:bookmarkStart w:id="40" w:name="securities-compliance-reg-d"/>
+    <w:bookmarkStart w:id="50" w:name="securities-compliance-reg-d"/>
     <w:p>
       <w:pPr>
         <w:pStyle w:val="Heading2"/>
@@ -4984,8 +4984,8 @@
         <w:t xml:space="preserve">: the accredited_verified tag in GHL is a hard gate, and no message containing offering details, return percentages, or PPM content is permitted to send to a contact who lacks it. The Audit and Compliance agent scans every investor-bound message before it sends. In the cold investor drip, touches one through six are credibility and traction only; offering content (touch seven, including the PPM) sends only after accreditation. All investor materials are approved by a securities attorney before being loaded into GHL, and the commitment-and-close stage (term sheet, promissory note, KYC/AML, wire) is entirely human-owned. This gate is the single most important compliance control in the stack and must survive any future automation change unbroken.</w:t>
       </w:r>
     </w:p>
-    <w:bookmarkEnd w:id="40"/>
-    <w:bookmarkStart w:id="41" w:name="messaging-compliance-a2p-ctia-tcpa"/>
+    <w:bookmarkEnd w:id="50"/>
+    <w:bookmarkStart w:id="51" w:name="messaging-compliance-a2p-ctia-tcpa"/>
     <w:p>
       <w:pPr>
         <w:pStyle w:val="Heading2"/>
@@ -5002,8 +5002,8 @@
         <w:t xml:space="preserve">Outbound SMS is governed by carrier and federal messaging rules. The architecture enforces these through: a dual-checkbox web opt-in (separate marketing and non-marketing consent, both unchecked by default, neither required to submit the form, with sender identity, message-type disclosure, frequency, rate disclosure, and STOP/HELP language); a public privacy policy that states SMS consent is never shared with third parties; and required opt-out and sender-identity language on outbound messages. SMS sends solely from the toll-free number 888-316-1695, approved via Toll-Free Verification (July 28, 2026). There is NO 10DLC / local number on the account (an earlier draft incorrectly referenced a 10DLC registration). SMS sending is now active; outbound messages honor opt-out consent and ramp gradually during the mg.enyrgy.com sending-domain warmup. The consent representation in GHL is what allows downstream automation to honor opt-out reliably.</w:t>
       </w:r>
     </w:p>
-    <w:bookmarkEnd w:id="41"/>
-    <w:bookmarkStart w:id="42" w:name="fda-wellness-guardrails"/>
+    <w:bookmarkEnd w:id="51"/>
+    <w:bookmarkStart w:id="52" w:name="fda-wellness-guardrails"/>
     <w:p>
       <w:pPr>
         <w:pStyle w:val="Heading2"/>
@@ -5063,8 +5063,8 @@
         <w:t xml:space="preserve">and scrubbing it would break the disclosure. An earlier requirement to review content against the January 2026 FDA wellness guidelines was retired on August 4, 2026: it instructed a check no agent could perform, against guidance whose own scope test appears to exclude UV-emitting devices. The architectural point is that the wellness-versus-medical line is a compliance control with real legal weight, and the prohibited-words scan is its enforcement point.</w:t>
       </w:r>
     </w:p>
-    <w:bookmarkEnd w:id="42"/>
-    <w:bookmarkStart w:id="43" w:name="data-security-and-privacy"/>
+    <w:bookmarkEnd w:id="52"/>
+    <w:bookmarkStart w:id="53" w:name="data-security-and-privacy"/>
     <w:p>
       <w:pPr>
         <w:pStyle w:val="Heading2"/>
@@ -5088,9 +5088,9 @@
         </w:pict>
       </w:r>
     </w:p>
-    <w:bookmarkEnd w:id="43"/>
-    <w:bookmarkEnd w:id="44"/>
-    <w:bookmarkStart w:id="49" w:name="section-6-infrastructure-architecture"/>
+    <w:bookmarkEnd w:id="53"/>
+    <w:bookmarkEnd w:id="54"/>
+    <w:bookmarkStart w:id="59" w:name="section-6-infrastructure-architecture"/>
     <w:p>
       <w:pPr>
         <w:pStyle w:val="Heading1"/>
@@ -5099,7 +5099,7 @@
         <w:t xml:space="preserve">SECTION 6, INFRASTRUCTURE ARCHITECTURE</w:t>
       </w:r>
     </w:p>
-    <w:bookmarkStart w:id="45" w:name="domains-and-dns"/>
+    <w:bookmarkStart w:id="55" w:name="domains-and-dns"/>
     <w:p>
       <w:pPr>
         <w:pStyle w:val="Heading2"/>
@@ -5283,8 +5283,8 @@
         <w:t xml:space="preserve">DNS is managed at the registrar with GoDaddy Domain Connect handling the email-domain records (SPF, DKIM, CNAME, MX) automatically. SSL is issued on the sending domain.</w:t>
       </w:r>
     </w:p>
-    <w:bookmarkEnd w:id="45"/>
-    <w:bookmarkStart w:id="46" w:name="email-sending-infrastructure"/>
+    <w:bookmarkEnd w:id="55"/>
+    <w:bookmarkStart w:id="56" w:name="email-sending-infrastructure"/>
     <w:p>
       <w:pPr>
         <w:pStyle w:val="Heading2"/>
@@ -5313,8 +5313,8 @@
         <w:t xml:space="preserve">address with the per-message From set per workflow. Scott is the sender on all workflows. The domain is in reputation warmup (Stage 1): consumer opt-ins one at a time are a healthy warmup pattern, and the 600-plus existing-customer list must not be bulk-sent during warmup but ramped gradually.</w:t>
       </w:r>
     </w:p>
-    <w:bookmarkEnd w:id="46"/>
-    <w:bookmarkStart w:id="47" w:name="telephony"/>
+    <w:bookmarkEnd w:id="56"/>
+    <w:bookmarkStart w:id="57" w:name="telephony"/>
     <w:p>
       <w:pPr>
         <w:pStyle w:val="Heading2"/>
@@ -5331,8 +5331,8 @@
         <w:t xml:space="preserve">The toll-free number is +1 888-316-1695 on LC Phone. Voice integrity has passed and SHAKEN/STIR is approved. A2P SMS is approved and verified (Section 5.2); SMS is now active.</w:t>
       </w:r>
     </w:p>
-    <w:bookmarkEnd w:id="47"/>
-    <w:bookmarkStart w:id="48" w:name="physical-facility"/>
+    <w:bookmarkEnd w:id="57"/>
+    <w:bookmarkStart w:id="58" w:name="physical-facility"/>
     <w:p>
       <w:pPr>
         <w:pStyle w:val="Heading2"/>
@@ -5356,9 +5356,9 @@
         </w:pict>
       </w:r>
     </w:p>
-    <w:bookmarkEnd w:id="48"/>
-    <w:bookmarkEnd w:id="49"/>
-    <w:bookmarkStart w:id="56" w:name="section-7-open-architectural-decisions"/>
+    <w:bookmarkEnd w:id="58"/>
+    <w:bookmarkEnd w:id="59"/>
+    <w:bookmarkStart w:id="66" w:name="section-7-open-architectural-decisions"/>
     <w:p>
       <w:pPr>
         <w:pStyle w:val="Heading1"/>
@@ -5375,7 +5375,7 @@
         <w:t xml:space="preserve">This section consolidates every unresolved design question so none hides inside a layer. Each item names the decision, why it matters, and where it is referenced.</w:t>
       </w:r>
     </w:p>
-    <w:bookmarkStart w:id="50" w:name="system-of-record-ownership-high"/>
+    <w:bookmarkStart w:id="60" w:name="system-of-record-ownership-high"/>
     <w:p>
       <w:pPr>
         <w:pStyle w:val="Heading2"/>
@@ -5434,8 +5434,8 @@
         <w:t xml:space="preserve">Sections 2.3, 3.1, 3.4.</w:t>
       </w:r>
     </w:p>
-    <w:bookmarkEnd w:id="50"/>
-    <w:bookmarkStart w:id="51" w:name="Xf10bde03d3e284e4e7045c1734b1b42f199cf05"/>
+    <w:bookmarkEnd w:id="60"/>
+    <w:bookmarkStart w:id="61" w:name="Xf10bde03d3e284e4e7045c1734b1b42f199cf05"/>
     <w:p>
       <w:pPr>
         <w:pStyle w:val="Heading2"/>
@@ -5512,8 +5512,8 @@
         <w:t xml:space="preserve">Sections 2.3, 3.2, 4.1, 4.3.</w:t>
       </w:r>
     </w:p>
-    <w:bookmarkEnd w:id="51"/>
-    <w:bookmarkStart w:id="52" w:name="device-app-data-flow-medium"/>
+    <w:bookmarkEnd w:id="61"/>
+    <w:bookmarkStart w:id="62" w:name="device-app-data-flow-medium"/>
     <w:p>
       <w:pPr>
         <w:pStyle w:val="Heading2"/>
@@ -5572,8 +5572,8 @@
         <w:t xml:space="preserve">Sections 2.2, 3.2, 4.4, 5.4.</w:t>
       </w:r>
     </w:p>
-    <w:bookmarkEnd w:id="52"/>
-    <w:bookmarkStart w:id="53" w:name="oem-partner-data-boundary-medium"/>
+    <w:bookmarkEnd w:id="62"/>
+    <w:bookmarkStart w:id="63" w:name="oem-partner-data-boundary-medium"/>
     <w:p>
       <w:pPr>
         <w:pStyle w:val="Heading2"/>
@@ -5632,8 +5632,8 @@
         <w:t xml:space="preserve">Sections 2.2, 4.5.</w:t>
       </w:r>
     </w:p>
-    <w:bookmarkEnd w:id="53"/>
-    <w:bookmarkStart w:id="54" w:name="metric-governance-medium"/>
+    <w:bookmarkEnd w:id="63"/>
+    <w:bookmarkStart w:id="64" w:name="metric-governance-medium"/>
     <w:p>
       <w:pPr>
         <w:pStyle w:val="Heading2"/>
@@ -5708,8 +5708,8 @@
         <w:t xml:space="preserve">Section 3.4 and the front matter. For the GHL/CRM layer, the Implementation Guide (now at v3.9.7) reflects these figures; the remaining open item is assigning a single owner above that layer.</w:t>
       </w:r>
     </w:p>
-    <w:bookmarkEnd w:id="54"/>
-    <w:bookmarkStart w:id="55" w:name="X7130480683951d3ab284fabc735bb63efee7853"/>
+    <w:bookmarkEnd w:id="64"/>
+    <w:bookmarkStart w:id="65" w:name="X7130480683951d3ab284fabc735bb63efee7853"/>
     <w:p>
       <w:pPr>
         <w:pStyle w:val="Heading2"/>
@@ -5769,9 +5769,9 @@
         </w:pict>
       </w:r>
     </w:p>
-    <w:bookmarkEnd w:id="55"/>
-    <w:bookmarkEnd w:id="56"/>
-    <w:bookmarkStart w:id="57" w:name="X58832dc1214d78bd222646d1981253ebf78e1c9"/>
+    <w:bookmarkEnd w:id="65"/>
+    <w:bookmarkEnd w:id="66"/>
+    <w:bookmarkStart w:id="67" w:name="X58832dc1214d78bd222646d1981253ebf78e1c9"/>
     <w:p>
       <w:pPr>
         <w:pStyle w:val="Heading1"/>
@@ -5991,11 +5991,13 @@
         <w:t xml:space="preserve">CONFIDENTIAL, Enyrgy Inc, 5115 N 27th Ave, Bld 66, Phoenix, AZ 85017, enyrgy.com, Sunlight. Evolved., Enterprise Architecture v1.0</w:t>
       </w:r>
     </w:p>
-    <w:bookmarkEnd w:id="57"/>
+    <w:bookmarkEnd w:id="67"/>
     <w:sectPr>
-      <w:footnotePr>
-        <w:numRestart w:val="eachSect"/>
-      </w:footnotePr>
+      <w:headerReference r:id="rId9" w:type="default"/>
+      <w:footerReference r:id="rId10" w:type="default"/>
+      <w:pgSz w:h="15840" w:w="12240"/>
+      <w:pgMar w:bottom="1440" w:footer="720" w:gutter="0" w:header="720" w:left="1440" w:right="1440" w:top="1440"/>
+      <w:cols w:space="720"/>
     </w:sectPr>
   </w:body>
 </w:document>
@@ -6005,6 +6007,154 @@
 <w:comments xmlns:w="http://schemas.openxmlformats.org/wordprocessingml/2006/main" xmlns:m="http://schemas.openxmlformats.org/officeDocument/2006/math" xmlns:r="http://schemas.openxmlformats.org/officeDocument/2006/relationships" xmlns:o="urn:schemas-microsoft-com:office:office" xmlns:v="urn:schemas-microsoft-com:vml" xmlns:w10="urn:schemas-microsoft-com:office:word" xmlns:a="http://schemas.openxmlformats.org/drawingml/2006/main" xmlns:pic="http://schemas.openxmlformats.org/drawingml/2006/picture" xmlns:wp="http://schemas.openxmlformats.org/drawingml/2006/wordprocessingDrawing"/>
 </file>
 
+<file path=word/footer1.xml><?xml version="1.0" encoding="utf-8"?>
+<w:ftr xmlns:wpc="http://schemas.microsoft.com/office/word/2010/wordprocessingCanvas" xmlns:cx="http://schemas.microsoft.com/office/drawing/2014/chartex" xmlns:cx1="http://schemas.microsoft.com/office/drawing/2015/9/8/chartex" xmlns:cx2="http://schemas.microsoft.com/office/drawing/2015/10/21/chartex" xmlns:cx3="http://schemas.microsoft.com/office/drawing/2016/5/9/chartex" xmlns:cx4="http://schemas.microsoft.com/office/drawing/2016/5/10/chartex" xmlns:cx5="http://schemas.microsoft.com/office/drawing/2016/5/11/chartex" xmlns:cx6="http://schemas.microsoft.com/office/drawing/2016/5/12/chartex" xmlns:cx7="http://schemas.microsoft.com/office/drawing/2016/5/13/chartex" xmlns:cx8="http://schemas.microsoft.com/office/drawing/2016/5/14/chartex" xmlns:mc="http://schemas.openxmlformats.org/markup-compatibility/2006" xmlns:m="http://schemas.openxmlformats.org/officeDocument/2006/math" xmlns:aink="http://schemas.microsoft.com/office/drawing/2016/ink" xmlns:am3d="http://schemas.microsoft.com/office/drawing/2017/model3d" xmlns:oel="http://schemas.microsoft.com/office/2019/extlst" xmlns:r="http://schemas.openxmlformats.org/officeDocument/2006/relationships" xmlns:wp14="http://schemas.microsoft.com/office/word/2010/wordprocessingDrawing" xmlns:wp="http://schemas.openxmlformats.org/drawingml/2006/wordprocessingDrawing" xmlns:wpg="http://schemas.microsoft.com/office/word/2010/wordprocessingGroup" xmlns:wpi="http://schemas.microsoft.com/office/word/2010/wordprocessingInk" xmlns:wps="http://schemas.microsoft.com/office/word/2010/wordprocessingShape" xmlns:o="urn:schemas-microsoft-com:office:office" xmlns:v="urn:schemas-microsoft-com:vml" xmlns:w10="urn:schemas-microsoft-com:office:word" xmlns:w="http://schemas.openxmlformats.org/wordprocessingml/2006/main" xmlns:w14="http://schemas.microsoft.com/office/word/2010/wordml" xmlns:w15="http://schemas.microsoft.com/office/word/2012/wordml" xmlns:w16cex="http://schemas.microsoft.com/office/word/2018/wordml/cex" xmlns:w16cid="http://schemas.microsoft.com/office/word/2016/wordml/cid" xmlns:w16="http://schemas.microsoft.com/office/word/2018/wordml" xmlns:w16sdtdh="http://schemas.microsoft.com/office/word/2020/wordml/sdtdatahash" xmlns:w16sdtfl="http://schemas.microsoft.com/office/word/2024/wordml/sdtformatlock" xmlns:w16se="http://schemas.microsoft.com/office/word/2015/wordml/symex" xmlns:w16du="http://schemas.microsoft.com/office/word/2023/wordml/word16du" xmlns:wne="http://schemas.microsoft.com/office/word/2006/wordml" mc:Ignorable="w14 w15 w16se w16cid w16 w16cex w16sdtdh w16sdtfl w16du wp14">
+  <w:p>
+    <w:pPr>
+      <w:pBdr>
+        <w:top w:val="single" w:sz="4" w:space="1" w:color="CCCCCC"/>
+      </w:pBdr>
+      <w:jc w:val="center"/>
+    </w:pPr>
+    <w:r>
+      <w:rPr>
+        <w:rFonts w:ascii="Montserrat" w:eastAsia="Montserrat" w:hAnsi="Montserrat" w:cs="Montserrat"/>
+        <w:color w:val="888888"/>
+        <w:sz w:val="16"/>
+        <w:szCs w:val="16"/>
+      </w:rPr>
+      <w:t xml:space="preserve">Enyrgy </w:t>
+    </w:r>
+    <w:proofErr w:type="gramStart"/>
+    <w:r>
+      <w:rPr>
+        <w:rFonts w:ascii="Montserrat" w:eastAsia="Montserrat" w:hAnsi="Montserrat" w:cs="Montserrat"/>
+        <w:color w:val="888888"/>
+        <w:sz w:val="16"/>
+        <w:szCs w:val="16"/>
+      </w:rPr>
+      <w:t>Inc  ·</w:t>
+    </w:r>
+    <w:proofErr w:type="gramEnd"/>
+    <w:r>
+      <w:rPr>
+        <w:rFonts w:ascii="Montserrat" w:eastAsia="Montserrat" w:hAnsi="Montserrat" w:cs="Montserrat"/>
+        <w:color w:val="888888"/>
+        <w:sz w:val="16"/>
+        <w:szCs w:val="16"/>
+      </w:rPr>
+      <w:t xml:space="preserve">  Phoenix, </w:t>
+    </w:r>
+    <w:proofErr w:type="gramStart"/>
+    <w:r>
+      <w:rPr>
+        <w:rFonts w:ascii="Montserrat" w:eastAsia="Montserrat" w:hAnsi="Montserrat" w:cs="Montserrat"/>
+        <w:color w:val="888888"/>
+        <w:sz w:val="16"/>
+        <w:szCs w:val="16"/>
+      </w:rPr>
+      <w:t>AZ  ·</w:t>
+    </w:r>
+    <w:proofErr w:type="gramEnd"/>
+    <w:r>
+      <w:rPr>
+        <w:rFonts w:ascii="Montserrat" w:eastAsia="Montserrat" w:hAnsi="Montserrat" w:cs="Montserrat"/>
+        <w:color w:val="888888"/>
+        <w:sz w:val="16"/>
+        <w:szCs w:val="16"/>
+      </w:rPr>
+      <w:t xml:space="preserve">  </w:t>
+    </w:r>
+    <w:proofErr w:type="gramStart"/>
+    <w:r>
+      <w:rPr>
+        <w:rFonts w:ascii="Montserrat" w:eastAsia="Montserrat" w:hAnsi="Montserrat" w:cs="Montserrat"/>
+        <w:color w:val="888888"/>
+        <w:sz w:val="16"/>
+        <w:szCs w:val="16"/>
+      </w:rPr>
+      <w:t>enyrgy.com  ·</w:t>
+    </w:r>
+    <w:proofErr w:type="gramEnd"/>
+    <w:r>
+      <w:rPr>
+        <w:rFonts w:ascii="Montserrat" w:eastAsia="Montserrat" w:hAnsi="Montserrat" w:cs="Montserrat"/>
+        <w:color w:val="888888"/>
+        <w:sz w:val="16"/>
+        <w:szCs w:val="16"/>
+      </w:rPr>
+      <w:t xml:space="preserve">  Sunlight. Evolved.  </w:t>
+    </w:r>
+    <w:proofErr w:type="gramStart"/>
+    <w:r>
+      <w:rPr>
+        <w:rFonts w:ascii="Montserrat" w:eastAsia="Montserrat" w:hAnsi="Montserrat" w:cs="Montserrat"/>
+        <w:color w:val="888888"/>
+        <w:sz w:val="16"/>
+        <w:szCs w:val="16"/>
+      </w:rPr>
+      <w:t>·  Page</w:t>
+    </w:r>
+    <w:proofErr w:type="gramEnd"/>
+    <w:r>
+      <w:rPr>
+        <w:rFonts w:ascii="Montserrat" w:eastAsia="Montserrat" w:hAnsi="Montserrat" w:cs="Montserrat"/>
+        <w:color w:val="888888"/>
+        <w:sz w:val="16"/>
+        <w:szCs w:val="16"/>
+      </w:rPr>
+      <w:t xml:space="preserve"> </w:t>
+    </w:r>
+    <w:r>
+      <w:rPr>
+        <w:rFonts w:ascii="Montserrat" w:eastAsia="Montserrat" w:hAnsi="Montserrat" w:cs="Montserrat"/>
+        <w:color w:val="888888"/>
+        <w:sz w:val="16"/>
+        <w:szCs w:val="16"/>
+      </w:rPr>
+      <w:fldChar w:fldCharType="begin"/>
+    </w:r>
+    <w:r>
+      <w:rPr>
+        <w:rFonts w:ascii="Montserrat" w:eastAsia="Montserrat" w:hAnsi="Montserrat" w:cs="Montserrat"/>
+        <w:color w:val="888888"/>
+        <w:sz w:val="16"/>
+        <w:szCs w:val="16"/>
+      </w:rPr>
+      <w:instrText>PAGE</w:instrText>
+    </w:r>
+    <w:r>
+      <w:rPr>
+        <w:rFonts w:ascii="Montserrat" w:eastAsia="Montserrat" w:hAnsi="Montserrat" w:cs="Montserrat"/>
+        <w:color w:val="888888"/>
+        <w:sz w:val="16"/>
+        <w:szCs w:val="16"/>
+      </w:rPr>
+      <w:fldChar w:fldCharType="separate"/>
+    </w:r>
+    <w:r>
+      <w:rPr>
+        <w:rFonts w:ascii="Montserrat" w:eastAsia="Montserrat" w:hAnsi="Montserrat" w:cs="Montserrat"/>
+        <w:noProof/>
+        <w:color w:val="888888"/>
+        <w:sz w:val="16"/>
+        <w:szCs w:val="16"/>
+      </w:rPr>
+      <w:t>8</w:t>
+    </w:r>
+    <w:r>
+      <w:rPr>
+        <w:rFonts w:ascii="Montserrat" w:eastAsia="Montserrat" w:hAnsi="Montserrat" w:cs="Montserrat"/>
+        <w:color w:val="888888"/>
+        <w:sz w:val="16"/>
+        <w:szCs w:val="16"/>
+      </w:rPr>
+      <w:fldChar w:fldCharType="end"/>
+    </w:r>
+  </w:p>
+</w:ftr>
+</file>
+
 <file path=word/footnotes.xml><?xml version="1.0" encoding="utf-8"?>
 <w:footnotes xmlns:w="http://schemas.openxmlformats.org/wordprocessingml/2006/main" xmlns:m="http://schemas.openxmlformats.org/officeDocument/2006/math" xmlns:r="http://schemas.openxmlformats.org/officeDocument/2006/relationships" xmlns:o="urn:schemas-microsoft-com:office:office" xmlns:v="urn:schemas-microsoft-com:vml" xmlns:w10="urn:schemas-microsoft-com:office:word" xmlns:a="http://schemas.openxmlformats.org/drawingml/2006/main" xmlns:pic="http://schemas.openxmlformats.org/drawingml/2006/picture" xmlns:wp="http://schemas.openxmlformats.org/drawingml/2006/wordprocessingDrawing">
   <w:footnote w:type="continuationSeparator" w:id="0">
@@ -6024,8 +6174,487 @@
 </w:footnotes>
 </file>
 
+<file path=word/header1.xml><?xml version="1.0" encoding="utf-8"?>
+<w:hdr xmlns:wpc="http://schemas.microsoft.com/office/word/2010/wordprocessingCanvas" xmlns:cx="http://schemas.microsoft.com/office/drawing/2014/chartex" xmlns:cx1="http://schemas.microsoft.com/office/drawing/2015/9/8/chartex" xmlns:cx2="http://schemas.microsoft.com/office/drawing/2015/10/21/chartex" xmlns:cx3="http://schemas.microsoft.com/office/drawing/2016/5/9/chartex" xmlns:cx4="http://schemas.microsoft.com/office/drawing/2016/5/10/chartex" xmlns:cx5="http://schemas.microsoft.com/office/drawing/2016/5/11/chartex" xmlns:cx6="http://schemas.microsoft.com/office/drawing/2016/5/12/chartex" xmlns:cx7="http://schemas.microsoft.com/office/drawing/2016/5/13/chartex" xmlns:cx8="http://schemas.microsoft.com/office/drawing/2016/5/14/chartex" xmlns:mc="http://schemas.openxmlformats.org/markup-compatibility/2006" xmlns:m="http://schemas.openxmlformats.org/officeDocument/2006/math" xmlns:aink="http://schemas.microsoft.com/office/drawing/2016/ink" xmlns:am3d="http://schemas.microsoft.com/office/drawing/2017/model3d" xmlns:oel="http://schemas.microsoft.com/office/2019/extlst" xmlns:r="http://schemas.openxmlformats.org/officeDocument/2006/relationships" xmlns:wp14="http://schemas.microsoft.com/office/word/2010/wordprocessingDrawing" xmlns:wp="http://schemas.openxmlformats.org/drawingml/2006/wordprocessingDrawing" xmlns:wpg="http://schemas.microsoft.com/office/word/2010/wordprocessingGroup" xmlns:wpi="http://schemas.microsoft.com/office/word/2010/wordprocessingInk" xmlns:wps="http://schemas.microsoft.com/office/word/2010/wordprocessingShape" xmlns:o="urn:schemas-microsoft-com:office:office" xmlns:v="urn:schemas-microsoft-com:vml" xmlns:w10="urn:schemas-microsoft-com:office:word" xmlns:w="http://schemas.openxmlformats.org/wordprocessingml/2006/main" xmlns:w14="http://schemas.microsoft.com/office/word/2010/wordml" xmlns:w15="http://schemas.microsoft.com/office/word/2012/wordml" xmlns:w16cex="http://schemas.microsoft.com/office/word/2018/wordml/cex" xmlns:w16cid="http://schemas.microsoft.com/office/word/2016/wordml/cid" xmlns:w16="http://schemas.microsoft.com/office/word/2018/wordml" xmlns:w16sdtdh="http://schemas.microsoft.com/office/word/2020/wordml/sdtdatahash" xmlns:w16sdtfl="http://schemas.microsoft.com/office/word/2024/wordml/sdtformatlock" xmlns:w16se="http://schemas.microsoft.com/office/word/2015/wordml/symex" xmlns:w16du="http://schemas.microsoft.com/office/word/2023/wordml/word16du" xmlns:wne="http://schemas.microsoft.com/office/word/2006/wordml" mc:Ignorable="w14 w15 w16se w16cid w16 w16cex w16sdtdh w16sdtfl w16du wp14">
+  <w:p>
+    <w:pPr>
+      <w:pBdr>
+        <w:bottom w:val="single" w:sz="4" w:space="1" w:color="E64C38"/>
+      </w:pBdr>
+    </w:pPr>
+    <w:r>
+      <w:rPr>
+        <w:rFonts w:ascii="Montserrat" w:eastAsia="Montserrat" w:hAnsi="Montserrat" w:cs="Montserrat"/>
+        <w:b/>
+        <w:bCs/>
+        <w:color w:val="E64C38"/>
+        <w:sz w:val="18"/>
+        <w:szCs w:val="18"/>
+      </w:rPr>
+      <w:t xml:space="preserve">ENYRGY | Enterprise Architecture </w:t>
+    </w:r>
+    <w:proofErr w:type="gramStart"/>
+    <w:r>
+      <w:rPr>
+        <w:rFonts w:ascii="Montserrat" w:eastAsia="Montserrat" w:hAnsi="Montserrat" w:cs="Montserrat"/>
+        <w:b/>
+        <w:bCs/>
+        <w:color w:val="E64C38"/>
+        <w:sz w:val="18"/>
+        <w:szCs w:val="18"/>
+      </w:rPr>
+      <w:t xml:space="preserve">v1.2  </w:t>
+    </w:r>
+    <w:r>
+      <w:rPr>
+        <w:rFonts w:ascii="Montserrat" w:eastAsia="Montserrat" w:hAnsi="Montserrat" w:cs="Montserrat"/>
+        <w:color w:val="999999"/>
+        <w:sz w:val="18"/>
+        <w:szCs w:val="18"/>
+      </w:rPr>
+      <w:t>CONFIDENTIAL</w:t>
+    </w:r>
+    <w:proofErr w:type="gramEnd"/>
+  </w:p>
+</w:hdr>
+</file>
+
 <file path=word/numbering.xml><?xml version="1.0" encoding="utf-8"?>
-<w:numbering xmlns:w="http://schemas.openxmlformats.org/wordprocessingml/2006/main">
+<w:numbering xmlns:aink="http://schemas.microsoft.com/office/drawing/2016/ink" xmlns:am3d="http://schemas.microsoft.com/office/drawing/2017/model3d" xmlns:cx="http://schemas.microsoft.com/office/drawing/2014/chartex" xmlns:cx1="http://schemas.microsoft.com/office/drawing/2015/9/8/chartex" xmlns:cx2="http://schemas.microsoft.com/office/drawing/2015/10/21/chartex" xmlns:cx3="http://schemas.microsoft.com/office/drawing/2016/5/9/chartex" xmlns:cx4="http://schemas.microsoft.com/office/drawing/2016/5/10/chartex" xmlns:cx5="http://schemas.microsoft.com/office/drawing/2016/5/11/chartex" xmlns:cx6="http://schemas.microsoft.com/office/drawing/2016/5/12/chartex" xmlns:cx7="http://schemas.microsoft.com/office/drawing/2016/5/13/chartex" xmlns:cx8="http://schemas.microsoft.com/office/drawing/2016/5/14/chartex" xmlns:m="http://schemas.openxmlformats.org/officeDocument/2006/math" xmlns:mc="http://schemas.openxmlformats.org/markup-compatibility/2006" xmlns:o="urn:schemas-microsoft-com:office:office" xmlns:oel="http://schemas.microsoft.com/office/2019/extlst" xmlns:r="http://schemas.openxmlformats.org/officeDocument/2006/relationships" xmlns:v="urn:schemas-microsoft-com:vml" xmlns:w="http://schemas.openxmlformats.org/wordprocessingml/2006/main" xmlns:w10="urn:schemas-microsoft-com:office:word" xmlns:w14="http://schemas.microsoft.com/office/word/2010/wordml" xmlns:w15="http://schemas.microsoft.com/office/word/2012/wordml" xmlns:w16="http://schemas.microsoft.com/office/word/2018/wordml" xmlns:w16cex="http://schemas.microsoft.com/office/word/2018/wordml/cex" xmlns:w16cid="http://schemas.microsoft.com/office/word/2016/wordml/cid" xmlns:w16du="http://schemas.microsoft.com/office/word/2023/wordml/word16du" xmlns:w16sdtdh="http://schemas.microsoft.com/office/word/2020/wordml/sdtdatahash" xmlns:w16sdtfl="http://schemas.microsoft.com/office/word/2024/wordml/sdtformatlock" xmlns:w16se="http://schemas.microsoft.com/office/word/2015/wordml/symex" xmlns:wne="http://schemas.microsoft.com/office/word/2006/wordml" xmlns:wp="http://schemas.openxmlformats.org/drawingml/2006/wordprocessingDrawing" xmlns:wp14="http://schemas.microsoft.com/office/word/2010/wordprocessingDrawing" xmlns:wpc="http://schemas.microsoft.com/office/word/2010/wordprocessingCanvas" xmlns:wpg="http://schemas.microsoft.com/office/word/2010/wordprocessingGroup" xmlns:wpi="http://schemas.microsoft.com/office/word/2010/wordprocessingInk" xmlns:wps="http://schemas.microsoft.com/office/word/2010/wordprocessingShape" mc:Ignorable="w14 w15 w16se w16cid w16 w16cex w16sdtdh w16sdtfl w16du wp14">
+  <w:abstractNum w15:restartNumberingAfterBreak="0" w:abstractNumId="0">
+    <w:nsid w:val="EA454B4C"/>
+    <w:multiLevelType w:val="multilevel"/>
+    <w:tmpl w:val="BDE24088"/>
+    <w:lvl w:ilvl="0">
+      <w:numFmt w:val="bullet"/>
+      <w:lvlText w:val="•"/>
+      <w:lvlJc w:val="left"/>
+      <w:pPr>
+        <w:tabs>
+          <w:tab w:pos="0" w:val="num"/>
+        </w:tabs>
+        <w:ind w:hanging="480" w:left="480"/>
+      </w:pPr>
+    </w:lvl>
+    <w:lvl w:ilvl="1">
+      <w:numFmt w:val="bullet"/>
+      <w:lvlText w:val="–"/>
+      <w:lvlJc w:val="left"/>
+      <w:pPr>
+        <w:tabs>
+          <w:tab w:pos="720" w:val="num"/>
+        </w:tabs>
+        <w:ind w:hanging="480" w:left="1200"/>
+      </w:pPr>
+    </w:lvl>
+    <w:lvl w:ilvl="2">
+      <w:numFmt w:val="bullet"/>
+      <w:lvlText w:val="•"/>
+      <w:lvlJc w:val="left"/>
+      <w:pPr>
+        <w:tabs>
+          <w:tab w:pos="1440" w:val="num"/>
+        </w:tabs>
+        <w:ind w:hanging="480" w:left="1920"/>
+      </w:pPr>
+    </w:lvl>
+    <w:lvl w:ilvl="3">
+      <w:numFmt w:val="bullet"/>
+      <w:lvlText w:val="–"/>
+      <w:lvlJc w:val="left"/>
+      <w:pPr>
+        <w:tabs>
+          <w:tab w:pos="2160" w:val="num"/>
+        </w:tabs>
+        <w:ind w:hanging="480" w:left="2640"/>
+      </w:pPr>
+    </w:lvl>
+    <w:lvl w:ilvl="4">
+      <w:numFmt w:val="bullet"/>
+      <w:lvlText w:val="•"/>
+      <w:lvlJc w:val="left"/>
+      <w:pPr>
+        <w:tabs>
+          <w:tab w:pos="2880" w:val="num"/>
+        </w:tabs>
+        <w:ind w:hanging="480" w:left="3360"/>
+      </w:pPr>
+    </w:lvl>
+    <w:lvl w:ilvl="5">
+      <w:numFmt w:val="bullet"/>
+      <w:lvlText w:val="–"/>
+      <w:lvlJc w:val="left"/>
+      <w:pPr>
+        <w:tabs>
+          <w:tab w:pos="3600" w:val="num"/>
+        </w:tabs>
+        <w:ind w:hanging="480" w:left="4080"/>
+      </w:pPr>
+    </w:lvl>
+    <w:lvl w:ilvl="6">
+      <w:numFmt w:val="bullet"/>
+      <w:lvlText w:val="•"/>
+      <w:lvlJc w:val="left"/>
+      <w:pPr>
+        <w:tabs>
+          <w:tab w:pos="4320" w:val="num"/>
+        </w:tabs>
+        <w:ind w:hanging="480" w:left="4800"/>
+      </w:pPr>
+    </w:lvl>
+    <w:lvl w:ilvl="7">
+      <w:numFmt w:val="bullet"/>
+      <w:lvlText w:val="–"/>
+      <w:lvlJc w:val="left"/>
+      <w:pPr>
+        <w:tabs>
+          <w:tab w:pos="5040" w:val="num"/>
+        </w:tabs>
+        <w:ind w:hanging="480" w:left="5520"/>
+      </w:pPr>
+    </w:lvl>
+    <w:lvl w:ilvl="8">
+      <w:numFmt w:val="bullet"/>
+      <w:lvlText w:val="•"/>
+      <w:lvlJc w:val="left"/>
+      <w:pPr>
+        <w:tabs>
+          <w:tab w:pos="5760" w:val="num"/>
+        </w:tabs>
+        <w:ind w:hanging="480" w:left="6240"/>
+      </w:pPr>
+    </w:lvl>
+  </w:abstractNum>
+  <w:abstractNum w15:restartNumberingAfterBreak="0" w:abstractNumId="1">
+    <w:nsid w:val="2C1AE401"/>
+    <w:multiLevelType w:val="multilevel"/>
+    <w:tmpl w:val="07FA7514"/>
+    <w:lvl w:ilvl="0">
+      <w:numFmt w:val="bullet"/>
+      <w:lvlText w:val=" "/>
+      <w:lvlJc w:val="left"/>
+      <w:pPr>
+        <w:tabs>
+          <w:tab w:pos="0" w:val="num"/>
+        </w:tabs>
+        <w:ind w:hanging="480" w:left="480"/>
+      </w:pPr>
+    </w:lvl>
+    <w:lvl w:ilvl="1">
+      <w:numFmt w:val="bullet"/>
+      <w:lvlText w:val=" "/>
+      <w:lvlJc w:val="left"/>
+      <w:pPr>
+        <w:tabs>
+          <w:tab w:pos="720" w:val="num"/>
+        </w:tabs>
+        <w:ind w:hanging="480" w:left="1200"/>
+      </w:pPr>
+    </w:lvl>
+    <w:lvl w:ilvl="2">
+      <w:numFmt w:val="bullet"/>
+      <w:lvlText w:val=" "/>
+      <w:lvlJc w:val="left"/>
+      <w:pPr>
+        <w:tabs>
+          <w:tab w:pos="1440" w:val="num"/>
+        </w:tabs>
+        <w:ind w:hanging="480" w:left="1920"/>
+      </w:pPr>
+    </w:lvl>
+    <w:lvl w:ilvl="3">
+      <w:numFmt w:val="bullet"/>
+      <w:lvlText w:val=" "/>
+      <w:lvlJc w:val="left"/>
+      <w:pPr>
+        <w:tabs>
+          <w:tab w:pos="2160" w:val="num"/>
+        </w:tabs>
+        <w:ind w:hanging="480" w:left="2640"/>
+      </w:pPr>
+    </w:lvl>
+    <w:lvl w:ilvl="4">
+      <w:numFmt w:val="bullet"/>
+      <w:lvlText w:val=" "/>
+      <w:lvlJc w:val="left"/>
+      <w:pPr>
+        <w:tabs>
+          <w:tab w:pos="2880" w:val="num"/>
+        </w:tabs>
+        <w:ind w:hanging="480" w:left="3360"/>
+      </w:pPr>
+    </w:lvl>
+    <w:lvl w:ilvl="5">
+      <w:numFmt w:val="bullet"/>
+      <w:lvlText w:val=" "/>
+      <w:lvlJc w:val="left"/>
+      <w:pPr>
+        <w:tabs>
+          <w:tab w:pos="3600" w:val="num"/>
+        </w:tabs>
+        <w:ind w:hanging="480" w:left="4080"/>
+      </w:pPr>
+    </w:lvl>
+    <w:lvl w:ilvl="6">
+      <w:numFmt w:val="bullet"/>
+      <w:lvlText w:val=" "/>
+      <w:lvlJc w:val="left"/>
+      <w:pPr>
+        <w:tabs>
+          <w:tab w:pos="4320" w:val="num"/>
+        </w:tabs>
+        <w:ind w:hanging="480" w:left="4800"/>
+      </w:pPr>
+    </w:lvl>
+    <w:lvl w:ilvl="7">
+      <w:numFmt w:val="bullet"/>
+      <w:lvlText w:val=" "/>
+      <w:lvlJc w:val="left"/>
+      <w:pPr>
+        <w:tabs>
+          <w:tab w:pos="5040" w:val="num"/>
+        </w:tabs>
+        <w:ind w:hanging="480" w:left="5520"/>
+      </w:pPr>
+    </w:lvl>
+    <w:lvl w:ilvl="8">
+      <w:numFmt w:val="bullet"/>
+      <w:lvlText w:val=" "/>
+      <w:lvlJc w:val="left"/>
+      <w:pPr>
+        <w:tabs>
+          <w:tab w:pos="5760" w:val="num"/>
+        </w:tabs>
+        <w:ind w:hanging="480" w:left="6240"/>
+      </w:pPr>
+    </w:lvl>
+  </w:abstractNum>
+  <w:abstractNum w15:restartNumberingAfterBreak="0" w:abstractNumId="2">
+    <w:nsid w:val="47261BAD"/>
+    <w:multiLevelType w:val="multilevel"/>
+    <w:tmpl w:val="8ECE1826"/>
+    <w:lvl w:ilvl="0">
+      <w:start w:val="7"/>
+      <w:numFmt w:val="decimal"/>
+      <w:lvlText w:val="%1."/>
+      <w:lvlJc w:val="left"/>
+      <w:pPr>
+        <w:tabs>
+          <w:tab w:pos="0" w:val="num"/>
+        </w:tabs>
+        <w:ind w:hanging="480" w:left="480"/>
+      </w:pPr>
+    </w:lvl>
+    <w:lvl w:ilvl="1">
+      <w:start w:val="7"/>
+      <w:numFmt w:val="decimal"/>
+      <w:lvlText w:val="%2."/>
+      <w:lvlJc w:val="left"/>
+      <w:pPr>
+        <w:tabs>
+          <w:tab w:pos="720" w:val="num"/>
+        </w:tabs>
+        <w:ind w:hanging="480" w:left="1200"/>
+      </w:pPr>
+    </w:lvl>
+    <w:lvl w:ilvl="2">
+      <w:start w:val="7"/>
+      <w:numFmt w:val="decimal"/>
+      <w:lvlText w:val="%3."/>
+      <w:lvlJc w:val="left"/>
+      <w:pPr>
+        <w:tabs>
+          <w:tab w:pos="1440" w:val="num"/>
+        </w:tabs>
+        <w:ind w:hanging="480" w:left="1920"/>
+      </w:pPr>
+    </w:lvl>
+    <w:lvl w:ilvl="3">
+      <w:start w:val="7"/>
+      <w:numFmt w:val="decimal"/>
+      <w:lvlText w:val="%4."/>
+      <w:lvlJc w:val="left"/>
+      <w:pPr>
+        <w:tabs>
+          <w:tab w:pos="2160" w:val="num"/>
+        </w:tabs>
+        <w:ind w:hanging="480" w:left="2640"/>
+      </w:pPr>
+    </w:lvl>
+    <w:lvl w:ilvl="4">
+      <w:start w:val="7"/>
+      <w:numFmt w:val="decimal"/>
+      <w:lvlText w:val="%5."/>
+      <w:lvlJc w:val="left"/>
+      <w:pPr>
+        <w:tabs>
+          <w:tab w:pos="2880" w:val="num"/>
+        </w:tabs>
+        <w:ind w:hanging="480" w:left="3360"/>
+      </w:pPr>
+    </w:lvl>
+    <w:lvl w:ilvl="5">
+      <w:start w:val="7"/>
+      <w:numFmt w:val="decimal"/>
+      <w:lvlText w:val="%6."/>
+      <w:lvlJc w:val="left"/>
+      <w:pPr>
+        <w:tabs>
+          <w:tab w:pos="3600" w:val="num"/>
+        </w:tabs>
+        <w:ind w:hanging="480" w:left="4080"/>
+      </w:pPr>
+    </w:lvl>
+    <w:lvl w:ilvl="6">
+      <w:start w:val="7"/>
+      <w:numFmt w:val="decimal"/>
+      <w:lvlText w:val="%7."/>
+      <w:lvlJc w:val="left"/>
+      <w:pPr>
+        <w:tabs>
+          <w:tab w:pos="4320" w:val="num"/>
+        </w:tabs>
+        <w:ind w:hanging="480" w:left="4800"/>
+      </w:pPr>
+    </w:lvl>
+    <w:lvl w:ilvl="7">
+      <w:start w:val="7"/>
+      <w:numFmt w:val="decimal"/>
+      <w:lvlText w:val="%8."/>
+      <w:lvlJc w:val="left"/>
+      <w:pPr>
+        <w:tabs>
+          <w:tab w:pos="5040" w:val="num"/>
+        </w:tabs>
+        <w:ind w:hanging="480" w:left="5520"/>
+      </w:pPr>
+    </w:lvl>
+    <w:lvl w:ilvl="8">
+      <w:start w:val="7"/>
+      <w:numFmt w:val="decimal"/>
+      <w:lvlText w:val="%9."/>
+      <w:lvlJc w:val="left"/>
+      <w:pPr>
+        <w:tabs>
+          <w:tab w:pos="5760" w:val="num"/>
+        </w:tabs>
+        <w:ind w:hanging="480" w:left="6240"/>
+      </w:pPr>
+    </w:lvl>
+  </w:abstractNum>
+  <w:abstractNum w15:restartNumberingAfterBreak="0" w:abstractNumId="3">
+    <w:nsid w:val="71315DCA"/>
+    <w:multiLevelType w:val="multilevel"/>
+    <w:tmpl w:val="8F1A713C"/>
+    <w:lvl w:ilvl="0">
+      <w:start w:val="1"/>
+      <w:numFmt w:val="decimal"/>
+      <w:lvlText w:val="%1."/>
+      <w:lvlJc w:val="left"/>
+      <w:pPr>
+        <w:tabs>
+          <w:tab w:pos="0" w:val="num"/>
+        </w:tabs>
+        <w:ind w:hanging="480" w:left="480"/>
+      </w:pPr>
+    </w:lvl>
+    <w:lvl w:ilvl="1">
+      <w:start w:val="1"/>
+      <w:numFmt w:val="decimal"/>
+      <w:lvlText w:val="%2."/>
+      <w:lvlJc w:val="left"/>
+      <w:pPr>
+        <w:tabs>
+          <w:tab w:pos="720" w:val="num"/>
+        </w:tabs>
+        <w:ind w:hanging="480" w:left="1200"/>
+      </w:pPr>
+    </w:lvl>
+    <w:lvl w:ilvl="2">
+      <w:start w:val="1"/>
+      <w:numFmt w:val="decimal"/>
+      <w:lvlText w:val="%3."/>
+      <w:lvlJc w:val="left"/>
+      <w:pPr>
+        <w:tabs>
+          <w:tab w:pos="1440" w:val="num"/>
+        </w:tabs>
+        <w:ind w:hanging="480" w:left="1920"/>
+      </w:pPr>
+    </w:lvl>
+    <w:lvl w:ilvl="3">
+      <w:start w:val="1"/>
+      <w:numFmt w:val="decimal"/>
+      <w:lvlText w:val="%4."/>
+      <w:lvlJc w:val="left"/>
+      <w:pPr>
+        <w:tabs>
+          <w:tab w:pos="2160" w:val="num"/>
+        </w:tabs>
+        <w:ind w:hanging="480" w:left="2640"/>
+      </w:pPr>
+    </w:lvl>
+    <w:lvl w:ilvl="4">
+      <w:start w:val="1"/>
+      <w:numFmt w:val="decimal"/>
+      <w:lvlText w:val="%5."/>
+      <w:lvlJc w:val="left"/>
+      <w:pPr>
+        <w:tabs>
+          <w:tab w:pos="2880" w:val="num"/>
+        </w:tabs>
+        <w:ind w:hanging="480" w:left="3360"/>
+      </w:pPr>
+    </w:lvl>
+    <w:lvl w:ilvl="5">
+      <w:start w:val="1"/>
+      <w:numFmt w:val="decimal"/>
+      <w:lvlText w:val="%6."/>
+      <w:lvlJc w:val="left"/>
+      <w:pPr>
+        <w:tabs>
+          <w:tab w:pos="3600" w:val="num"/>
+        </w:tabs>
+        <w:ind w:hanging="480" w:left="4080"/>
+      </w:pPr>
+    </w:lvl>
+    <w:lvl w:ilvl="6">
+      <w:start w:val="1"/>
+      <w:numFmt w:val="decimal"/>
+      <w:lvlText w:val="%7."/>
+      <w:lvlJc w:val="left"/>
+      <w:pPr>
+        <w:tabs>
+          <w:tab w:pos="4320" w:val="num"/>
+        </w:tabs>
+        <w:ind w:hanging="480" w:left="4800"/>
+      </w:pPr>
+    </w:lvl>
+    <w:lvl w:ilvl="7">
+      <w:start w:val="1"/>
+      <w:numFmt w:val="decimal"/>
+      <w:lvlText w:val="%8."/>
+      <w:lvlJc w:val="left"/>
+      <w:pPr>
+        <w:tabs>
+          <w:tab w:pos="5040" w:val="num"/>
+        </w:tabs>
+        <w:ind w:hanging="480" w:left="5520"/>
+      </w:pPr>
+    </w:lvl>
+    <w:lvl w:ilvl="8">
+      <w:start w:val="1"/>
+      <w:numFmt w:val="decimal"/>
+      <w:lvlText w:val="%9."/>
+      <w:lvlJc w:val="left"/>
+      <w:pPr>
+        <w:tabs>
+          <w:tab w:pos="5760" w:val="num"/>
+        </w:tabs>
+        <w:ind w:hanging="480" w:left="6240"/>
+      </w:pPr>
+    </w:lvl>
+  </w:abstractNum>
   <w:abstractNum w:abstractNumId="990">
     <w:nsid w:val="0000A990"/>
     <w:multiLevelType w:val="multilevel"/>
@@ -6290,6 +6919,114 @@
       </w:pPr>
     </w:lvl>
   </w:abstractNum>
+  <w:num w16cid:durableId="666442937" w:numId="1">
+    <w:abstractNumId w:val="1"/>
+  </w:num>
+  <w:num w16cid:durableId="611596762" w:numId="2">
+    <w:abstractNumId w:val="0"/>
+  </w:num>
+  <w:num w16cid:durableId="388962429" w:numId="3">
+    <w:abstractNumId w:val="0"/>
+  </w:num>
+  <w:num w16cid:durableId="1208103481" w:numId="4">
+    <w:abstractNumId w:val="0"/>
+  </w:num>
+  <w:num w16cid:durableId="2058387244" w:numId="5">
+    <w:abstractNumId w:val="0"/>
+  </w:num>
+  <w:num w16cid:durableId="571309507" w:numId="6">
+    <w:abstractNumId w:val="0"/>
+  </w:num>
+  <w:num w16cid:durableId="564293530" w:numId="7">
+    <w:abstractNumId w:val="0"/>
+  </w:num>
+  <w:num w16cid:durableId="1537962493" w:numId="8">
+    <w:abstractNumId w:val="0"/>
+  </w:num>
+  <w:num w16cid:durableId="1458573164" w:numId="9">
+    <w:abstractNumId w:val="0"/>
+  </w:num>
+  <w:num w16cid:durableId="2042437547" w:numId="10">
+    <w:abstractNumId w:val="0"/>
+  </w:num>
+  <w:num w16cid:durableId="2042438987" w:numId="11">
+    <w:abstractNumId w:val="0"/>
+  </w:num>
+  <w:num w16cid:durableId="477458780" w:numId="12">
+    <w:abstractNumId w:val="0"/>
+  </w:num>
+  <w:num w16cid:durableId="698898323" w:numId="13">
+    <w:abstractNumId w:val="0"/>
+  </w:num>
+  <w:num w16cid:durableId="424956732" w:numId="14">
+    <w:abstractNumId w:val="0"/>
+  </w:num>
+  <w:num w16cid:durableId="69932026" w:numId="15">
+    <w:abstractNumId w:val="0"/>
+  </w:num>
+  <w:num w16cid:durableId="1401829951" w:numId="16">
+    <w:abstractNumId w:val="3"/>
+    <w:lvlOverride w:ilvl="0">
+      <w:startOverride w:val="1"/>
+    </w:lvlOverride>
+    <w:lvlOverride w:ilvl="1">
+      <w:startOverride w:val="1"/>
+    </w:lvlOverride>
+    <w:lvlOverride w:ilvl="2">
+      <w:startOverride w:val="1"/>
+    </w:lvlOverride>
+    <w:lvlOverride w:ilvl="3">
+      <w:startOverride w:val="1"/>
+    </w:lvlOverride>
+    <w:lvlOverride w:ilvl="4">
+      <w:startOverride w:val="1"/>
+    </w:lvlOverride>
+    <w:lvlOverride w:ilvl="5">
+      <w:startOverride w:val="1"/>
+    </w:lvlOverride>
+    <w:lvlOverride w:ilvl="6">
+      <w:startOverride w:val="1"/>
+    </w:lvlOverride>
+    <w:lvlOverride w:ilvl="7">
+      <w:startOverride w:val="1"/>
+    </w:lvlOverride>
+    <w:lvlOverride w:ilvl="8">
+      <w:startOverride w:val="1"/>
+    </w:lvlOverride>
+  </w:num>
+  <w:num w16cid:durableId="1720593767" w:numId="17">
+    <w:abstractNumId w:val="0"/>
+  </w:num>
+  <w:num w16cid:durableId="293027331" w:numId="18">
+    <w:abstractNumId w:val="2"/>
+    <w:lvlOverride w:ilvl="0">
+      <w:startOverride w:val="7"/>
+    </w:lvlOverride>
+    <w:lvlOverride w:ilvl="1">
+      <w:startOverride w:val="7"/>
+    </w:lvlOverride>
+    <w:lvlOverride w:ilvl="2">
+      <w:startOverride w:val="7"/>
+    </w:lvlOverride>
+    <w:lvlOverride w:ilvl="3">
+      <w:startOverride w:val="7"/>
+    </w:lvlOverride>
+    <w:lvlOverride w:ilvl="4">
+      <w:startOverride w:val="7"/>
+    </w:lvlOverride>
+    <w:lvlOverride w:ilvl="5">
+      <w:startOverride w:val="7"/>
+    </w:lvlOverride>
+    <w:lvlOverride w:ilvl="6">
+      <w:startOverride w:val="7"/>
+    </w:lvlOverride>
+    <w:lvlOverride w:ilvl="7">
+      <w:startOverride w:val="7"/>
+    </w:lvlOverride>
+    <w:lvlOverride w:ilvl="8">
+      <w:startOverride w:val="7"/>
+    </w:lvlOverride>
+  </w:num>
   <w:num w:numId="1000">
     <w:abstractNumId w:val="990"/>
   </w:num>
@@ -6396,14 +7133,15 @@
 </file>
 
 <file path=word/styles.xml><?xml version="1.0" encoding="utf-8"?>
-<w:styles xmlns:r="http://schemas.openxmlformats.org/officeDocument/2006/relationships" xmlns:w="http://schemas.openxmlformats.org/wordprocessingml/2006/main">
+<w:styles xmlns:mc="http://schemas.openxmlformats.org/markup-compatibility/2006" xmlns:r="http://schemas.openxmlformats.org/officeDocument/2006/relationships" xmlns:w="http://schemas.openxmlformats.org/wordprocessingml/2006/main" xmlns:w14="http://schemas.microsoft.com/office/word/2010/wordml" xmlns:w15="http://schemas.microsoft.com/office/word/2012/wordml" xmlns:w16="http://schemas.microsoft.com/office/word/2018/wordml" xmlns:w16cex="http://schemas.microsoft.com/office/word/2018/wordml/cex" xmlns:w16cid="http://schemas.microsoft.com/office/word/2016/wordml/cid" xmlns:w16du="http://schemas.microsoft.com/office/word/2023/wordml/word16du" xmlns:w16sdtdh="http://schemas.microsoft.com/office/word/2020/wordml/sdtdatahash" xmlns:w16sdtfl="http://schemas.microsoft.com/office/word/2024/wordml/sdtformatlock" xmlns:w16se="http://schemas.microsoft.com/office/word/2015/wordml/symex" mc:Ignorable="w14 w15 w16se w16cid w16 w16cex w16sdtdh w16sdtfl w16du">
   <w:docDefaults>
     <w:rPrDefault>
       <w:rPr>
-        <w:rFonts w:asciiTheme="minorHAnsi" w:cstheme="minorBidi" w:eastAsiaTheme="minorEastAsia" w:hAnsiTheme="minorHAnsi"/>
-        <w:sz w:val="24"/>
-        <w:szCs w:val="24"/>
-        <w:lang w:bidi="ar-SA" w:eastAsia="zh-CN" w:val="en-US"/>
+        <w:rFonts w:asciiTheme="minorHAnsi" w:cstheme="minorBidi" w:eastAsiaTheme="minorHAnsi" w:hAnsiTheme="minorHAnsi"/>
+        <w:color w:val="1A1A1A"/>
+        <w:sz w:val="22"/>
+        <w:szCs w:val="22"/>
+        <w:lang w:bidi="ar-SA" w:eastAsia="en-US" w:val="en-US"/>
       </w:rPr>
     </w:rPrDefault>
     <w:pPrDefault>
@@ -6412,15 +7150,475 @@
       </w:pPr>
     </w:pPrDefault>
   </w:docDefaults>
-  <w:latentStyles w:count="276" w:defLockedState="0" w:defQFormat="0" w:defSemiHidden="0" w:defUIPriority="0" w:defUnhideWhenUsed="0"/>
+  <w:latentStyles w:count="376" w:defLockedState="0" w:defQFormat="0" w:defSemiHidden="0" w:defUIPriority="0" w:defUnhideWhenUsed="0">
+    <w:lsdException w:name="toc 1" w:uiPriority="39"/>
+    <w:lsdException w:name="toc 2" w:uiPriority="39"/>
+    <w:lsdException w:name="Hyperlink" w:uiPriority="99"/>
+    <w:lsdException w:name="Normal Table" w:semiHidden="1" w:unhideWhenUsed="1"/>
+    <w:lsdException w:name="Table Simple 1" w:semiHidden="1" w:unhideWhenUsed="1"/>
+    <w:lsdException w:name="Table Simple 2" w:semiHidden="1" w:unhideWhenUsed="1"/>
+    <w:lsdException w:name="Table Simple 3" w:semiHidden="1" w:unhideWhenUsed="1"/>
+    <w:lsdException w:name="Table Classic 1" w:semiHidden="1" w:unhideWhenUsed="1"/>
+    <w:lsdException w:name="Table Classic 2" w:semiHidden="1" w:unhideWhenUsed="1"/>
+    <w:lsdException w:name="Table Classic 3" w:semiHidden="1" w:unhideWhenUsed="1"/>
+    <w:lsdException w:name="Table Classic 4" w:semiHidden="1" w:unhideWhenUsed="1"/>
+    <w:lsdException w:name="Table Colorful 1" w:semiHidden="1" w:unhideWhenUsed="1"/>
+    <w:lsdException w:name="Table Colorful 2" w:semiHidden="1" w:unhideWhenUsed="1"/>
+    <w:lsdException w:name="Table Colorful 3" w:semiHidden="1" w:unhideWhenUsed="1"/>
+    <w:lsdException w:name="Table Columns 1" w:semiHidden="1" w:unhideWhenUsed="1"/>
+    <w:lsdException w:name="Table Columns 2" w:semiHidden="1" w:unhideWhenUsed="1"/>
+    <w:lsdException w:name="Table Columns 3" w:semiHidden="1" w:unhideWhenUsed="1"/>
+    <w:lsdException w:name="Table Columns 4" w:semiHidden="1" w:unhideWhenUsed="1"/>
+    <w:lsdException w:name="Table Columns 5" w:semiHidden="1" w:unhideWhenUsed="1"/>
+    <w:lsdException w:name="Table Grid 1" w:semiHidden="1" w:unhideWhenUsed="1"/>
+    <w:lsdException w:name="Table Grid 2" w:semiHidden="1" w:unhideWhenUsed="1"/>
+    <w:lsdException w:name="Table Grid 3" w:semiHidden="1" w:unhideWhenUsed="1"/>
+    <w:lsdException w:name="Table Grid 4" w:semiHidden="1" w:unhideWhenUsed="1"/>
+    <w:lsdException w:name="Table Grid 5" w:semiHidden="1" w:unhideWhenUsed="1"/>
+    <w:lsdException w:name="Table Grid 6" w:semiHidden="1" w:unhideWhenUsed="1"/>
+    <w:lsdException w:name="Table Grid 7" w:semiHidden="1" w:unhideWhenUsed="1"/>
+    <w:lsdException w:name="Table Grid 8" w:semiHidden="1" w:unhideWhenUsed="1"/>
+    <w:lsdException w:name="Table List 1" w:semiHidden="1" w:unhideWhenUsed="1"/>
+    <w:lsdException w:name="Table List 2" w:semiHidden="1" w:unhideWhenUsed="1"/>
+    <w:lsdException w:name="Table List 3" w:semiHidden="1" w:unhideWhenUsed="1"/>
+    <w:lsdException w:name="Table List 4" w:semiHidden="1" w:unhideWhenUsed="1"/>
+    <w:lsdException w:name="Table List 5" w:semiHidden="1" w:unhideWhenUsed="1"/>
+    <w:lsdException w:name="Table List 6" w:semiHidden="1" w:unhideWhenUsed="1"/>
+    <w:lsdException w:name="Table List 7" w:semiHidden="1" w:unhideWhenUsed="1"/>
+    <w:lsdException w:name="Table List 8" w:semiHidden="1" w:unhideWhenUsed="1"/>
+    <w:lsdException w:name="Table 3D effects 1" w:semiHidden="1" w:unhideWhenUsed="1"/>
+    <w:lsdException w:name="Table 3D effects 2" w:semiHidden="1" w:unhideWhenUsed="1"/>
+    <w:lsdException w:name="Table 3D effects 3" w:semiHidden="1" w:unhideWhenUsed="1"/>
+    <w:lsdException w:name="Table Contemporary" w:semiHidden="1" w:unhideWhenUsed="1"/>
+    <w:lsdException w:name="Table Elegant" w:semiHidden="1" w:unhideWhenUsed="1"/>
+    <w:lsdException w:name="Table Professional" w:semiHidden="1" w:unhideWhenUsed="1"/>
+    <w:lsdException w:name="Table Subtle 1" w:semiHidden="1" w:unhideWhenUsed="1"/>
+    <w:lsdException w:name="Table Subtle 2" w:semiHidden="1" w:unhideWhenUsed="1"/>
+    <w:lsdException w:name="Table Web 1" w:semiHidden="1" w:unhideWhenUsed="1"/>
+    <w:lsdException w:name="Table Web 2" w:semiHidden="1" w:unhideWhenUsed="1"/>
+    <w:lsdException w:name="Table Web 3" w:semiHidden="1" w:unhideWhenUsed="1"/>
+    <w:lsdException w:name="Table Theme" w:semiHidden="1" w:unhideWhenUsed="1"/>
+    <w:lsdException w:name="Light Shading"/>
+    <w:lsdException w:name="Light List"/>
+    <w:lsdException w:name="Light Grid"/>
+    <w:lsdException w:name="Medium Shading 1"/>
+    <w:lsdException w:name="Medium Shading 2"/>
+    <w:lsdException w:name="Medium List 1"/>
+    <w:lsdException w:name="Medium List 2"/>
+    <w:lsdException w:name="Medium Grid 1"/>
+    <w:lsdException w:name="Medium Grid 2"/>
+    <w:lsdException w:name="Medium Grid 3"/>
+    <w:lsdException w:name="Dark List"/>
+    <w:lsdException w:name="Colorful Shading"/>
+    <w:lsdException w:name="Colorful List"/>
+    <w:lsdException w:name="Colorful Grid"/>
+    <w:lsdException w:name="Light Shading Accent 1"/>
+    <w:lsdException w:name="Light List Accent 1"/>
+    <w:lsdException w:name="Light Grid Accent 1"/>
+    <w:lsdException w:name="Medium Shading 1 Accent 1"/>
+    <w:lsdException w:name="Medium Shading 2 Accent 1"/>
+    <w:lsdException w:name="Medium List 1 Accent 1"/>
+    <w:lsdException w:name="Medium List 2 Accent 1"/>
+    <w:lsdException w:name="Medium Grid 1 Accent 1"/>
+    <w:lsdException w:name="Medium Grid 2 Accent 1"/>
+    <w:lsdException w:name="Medium Grid 3 Accent 1"/>
+    <w:lsdException w:name="Dark List Accent 1"/>
+    <w:lsdException w:name="Colorful Shading Accent 1"/>
+    <w:lsdException w:name="Colorful List Accent 1"/>
+    <w:lsdException w:name="Colorful Grid Accent 1"/>
+    <w:lsdException w:name="Light Shading Accent 2"/>
+    <w:lsdException w:name="Light List Accent 2"/>
+    <w:lsdException w:name="Light Grid Accent 2"/>
+    <w:lsdException w:name="Medium Shading 1 Accent 2"/>
+    <w:lsdException w:name="Medium Shading 2 Accent 2"/>
+    <w:lsdException w:name="Medium List 1 Accent 2"/>
+    <w:lsdException w:name="Medium List 2 Accent 2"/>
+    <w:lsdException w:name="Medium Grid 1 Accent 2"/>
+    <w:lsdException w:name="Medium Grid 2 Accent 2"/>
+    <w:lsdException w:name="Medium Grid 3 Accent 2"/>
+    <w:lsdException w:name="Dark List Accent 2"/>
+    <w:lsdException w:name="Colorful Shading Accent 2"/>
+    <w:lsdException w:name="Colorful List Accent 2"/>
+    <w:lsdException w:name="Colorful Grid Accent 2"/>
+    <w:lsdException w:name="Light Shading Accent 3"/>
+    <w:lsdException w:name="Light List Accent 3"/>
+    <w:lsdException w:name="Light Grid Accent 3"/>
+    <w:lsdException w:name="Medium Shading 1 Accent 3"/>
+    <w:lsdException w:name="Medium Shading 2 Accent 3"/>
+    <w:lsdException w:name="Medium List 1 Accent 3"/>
+    <w:lsdException w:name="Medium List 2 Accent 3"/>
+    <w:lsdException w:name="Medium Grid 1 Accent 3"/>
+    <w:lsdException w:name="Medium Grid 2 Accent 3"/>
+    <w:lsdException w:name="Medium Grid 3 Accent 3"/>
+    <w:lsdException w:name="Dark List Accent 3"/>
+    <w:lsdException w:name="Colorful Shading Accent 3"/>
+    <w:lsdException w:name="Colorful List Accent 3"/>
+    <w:lsdException w:name="Colorful Grid Accent 3"/>
+    <w:lsdException w:name="Light Shading Accent 4"/>
+    <w:lsdException w:name="Light List Accent 4"/>
+    <w:lsdException w:name="Light Grid Accent 4"/>
+    <w:lsdException w:name="Medium Shading 1 Accent 4"/>
+    <w:lsdException w:name="Medium Shading 2 Accent 4"/>
+    <w:lsdException w:name="Medium List 1 Accent 4"/>
+    <w:lsdException w:name="Medium List 2 Accent 4"/>
+    <w:lsdException w:name="Medium Grid 1 Accent 4"/>
+    <w:lsdException w:name="Medium Grid 2 Accent 4"/>
+    <w:lsdException w:name="Medium Grid 3 Accent 4"/>
+    <w:lsdException w:name="Dark List Accent 4"/>
+    <w:lsdException w:name="Colorful Shading Accent 4"/>
+    <w:lsdException w:name="Colorful List Accent 4"/>
+    <w:lsdException w:name="Colorful Grid Accent 4"/>
+    <w:lsdException w:name="Light Shading Accent 5"/>
+    <w:lsdException w:name="Light List Accent 5"/>
+    <w:lsdException w:name="Light Grid Accent 5"/>
+    <w:lsdException w:name="Medium Shading 1 Accent 5"/>
+    <w:lsdException w:name="Medium Shading 2 Accent 5"/>
+    <w:lsdException w:name="Medium List 1 Accent 5"/>
+    <w:lsdException w:name="Medium List 2 Accent 5"/>
+    <w:lsdException w:name="Medium Grid 1 Accent 5"/>
+    <w:lsdException w:name="Medium Grid 2 Accent 5"/>
+    <w:lsdException w:name="Medium Grid 3 Accent 5"/>
+    <w:lsdException w:name="Dark List Accent 5"/>
+    <w:lsdException w:name="Colorful Shading Accent 5"/>
+    <w:lsdException w:name="Colorful List Accent 5"/>
+    <w:lsdException w:name="Colorful Grid Accent 5"/>
+    <w:lsdException w:name="Light Shading Accent 6"/>
+    <w:lsdException w:name="Light List Accent 6"/>
+    <w:lsdException w:name="Light Grid Accent 6"/>
+    <w:lsdException w:name="Medium Shading 1 Accent 6"/>
+    <w:lsdException w:name="Medium Shading 2 Accent 6"/>
+    <w:lsdException w:name="Medium List 1 Accent 6"/>
+    <w:lsdException w:name="Medium List 2 Accent 6"/>
+    <w:lsdException w:name="Medium Grid 1 Accent 6"/>
+    <w:lsdException w:name="Medium Grid 2 Accent 6"/>
+    <w:lsdException w:name="Medium Grid 3 Accent 6"/>
+    <w:lsdException w:name="Dark List Accent 6"/>
+    <w:lsdException w:name="Colorful Shading Accent 6"/>
+    <w:lsdException w:name="Colorful List Accent 6"/>
+    <w:lsdException w:name="Colorful Grid Accent 6"/>
+    <w:lsdException w:name="Grid Table 4" w:uiPriority="49"/>
+    <w:lsdException w:name="Grid Table 5 Dark" w:uiPriority="50"/>
+    <w:lsdException w:name="Grid Table 6 Colorful" w:uiPriority="51"/>
+    <w:lsdException w:name="Grid Table 7 Colorful" w:uiPriority="52"/>
+    <w:lsdException w:name="Grid Table 1 Light Accent 1" w:uiPriority="46"/>
+    <w:lsdException w:name="Grid Table 2 Accent 1" w:uiPriority="47"/>
+    <w:lsdException w:name="Grid Table 3 Accent 1" w:uiPriority="48"/>
+    <w:lsdException w:name="Grid Table 4 Accent 1" w:uiPriority="49"/>
+    <w:lsdException w:name="Grid Table 5 Dark Accent 1" w:uiPriority="50"/>
+    <w:lsdException w:name="Grid Table 6 Colorful Accent 1" w:uiPriority="51"/>
+    <w:lsdException w:name="Grid Table 7 Colorful Accent 1" w:uiPriority="52"/>
+    <w:lsdException w:name="Grid Table 1 Light Accent 2" w:uiPriority="46"/>
+    <w:lsdException w:name="Grid Table 2 Accent 2" w:uiPriority="47"/>
+    <w:lsdException w:name="Grid Table 3 Accent 2" w:uiPriority="48"/>
+    <w:lsdException w:name="Grid Table 4 Accent 2" w:uiPriority="49"/>
+    <w:lsdException w:name="Grid Table 5 Dark Accent 2" w:uiPriority="50"/>
+    <w:lsdException w:name="Grid Table 6 Colorful Accent 2" w:uiPriority="51"/>
+    <w:lsdException w:name="Grid Table 7 Colorful Accent 2" w:uiPriority="52"/>
+    <w:lsdException w:name="Grid Table 1 Light Accent 3" w:uiPriority="46"/>
+    <w:lsdException w:name="Grid Table 2 Accent 3" w:uiPriority="47"/>
+    <w:lsdException w:name="Grid Table 3 Accent 3" w:uiPriority="48"/>
+    <w:lsdException w:name="Grid Table 4 Accent 3" w:uiPriority="49"/>
+    <w:lsdException w:name="Grid Table 5 Dark Accent 3" w:uiPriority="50"/>
+    <w:lsdException w:name="Grid Table 6 Colorful Accent 3" w:uiPriority="51"/>
+    <w:lsdException w:name="Grid Table 7 Colorful Accent 3" w:uiPriority="52"/>
+    <w:lsdException w:name="Grid Table 1 Light Accent 4" w:uiPriority="46"/>
+    <w:lsdException w:name="Grid Table 2 Accent 4" w:uiPriority="47"/>
+    <w:lsdException w:name="Grid Table 3 Accent 4" w:uiPriority="48"/>
+    <w:lsdException w:name="Grid Table 4 Accent 4" w:uiPriority="49"/>
+    <w:lsdException w:name="Grid Table 5 Dark Accent 4" w:uiPriority="50"/>
+    <w:lsdException w:name="Grid Table 6 Colorful Accent 4" w:uiPriority="51"/>
+    <w:lsdException w:name="Grid Table 7 Colorful Accent 4" w:uiPriority="52"/>
+    <w:lsdException w:name="Grid Table 1 Light Accent 5" w:uiPriority="46"/>
+    <w:lsdException w:name="Grid Table 2 Accent 5" w:uiPriority="47"/>
+    <w:lsdException w:name="Grid Table 3 Accent 5" w:uiPriority="48"/>
+    <w:lsdException w:name="Grid Table 4 Accent 5" w:uiPriority="49"/>
+    <w:lsdException w:name="Grid Table 5 Dark Accent 5" w:uiPriority="50"/>
+    <w:lsdException w:name="Grid Table 6 Colorful Accent 5" w:uiPriority="51"/>
+    <w:lsdException w:name="Grid Table 7 Colorful Accent 5" w:uiPriority="52"/>
+    <w:lsdException w:name="Grid Table 1 Light Accent 6" w:uiPriority="46"/>
+    <w:lsdException w:name="Grid Table 2 Accent 6" w:uiPriority="47"/>
+    <w:lsdException w:name="Grid Table 3 Accent 6" w:uiPriority="48"/>
+    <w:lsdException w:name="Grid Table 4 Accent 6" w:uiPriority="49"/>
+    <w:lsdException w:name="Grid Table 5 Dark Accent 6" w:uiPriority="50"/>
+    <w:lsdException w:name="Grid Table 6 Colorful Accent 6" w:uiPriority="51"/>
+    <w:lsdException w:name="Grid Table 7 Colorful Accent 6" w:uiPriority="52"/>
+    <w:lsdException w:name="List Table 1 Light" w:uiPriority="46"/>
+    <w:lsdException w:name="List Table 2" w:uiPriority="47"/>
+    <w:lsdException w:name="List Table 3" w:uiPriority="48"/>
+    <w:lsdException w:name="List Table 4" w:uiPriority="49"/>
+    <w:lsdException w:name="List Table 5 Dark" w:uiPriority="50"/>
+    <w:lsdException w:name="List Table 6 Colorful" w:uiPriority="51"/>
+    <w:lsdException w:name="List Table 7 Colorful" w:uiPriority="52"/>
+    <w:lsdException w:name="List Table 1 Light Accent 1" w:uiPriority="46"/>
+    <w:lsdException w:name="List Table 2 Accent 1" w:uiPriority="47"/>
+    <w:lsdException w:name="List Table 3 Accent 1" w:uiPriority="48"/>
+    <w:lsdException w:name="List Table 4 Accent 1" w:uiPriority="49"/>
+    <w:lsdException w:name="List Table 5 Dark Accent 1" w:uiPriority="50"/>
+    <w:lsdException w:name="List Table 6 Colorful Accent 1" w:uiPriority="51"/>
+    <w:lsdException w:name="List Table 7 Colorful Accent 1" w:uiPriority="52"/>
+    <w:lsdException w:name="List Table 1 Light Accent 2" w:uiPriority="46"/>
+    <w:lsdException w:name="List Table 2 Accent 2" w:uiPriority="47"/>
+    <w:lsdException w:name="List Table 3 Accent 2" w:uiPriority="48"/>
+    <w:lsdException w:name="List Table 4 Accent 2" w:uiPriority="49"/>
+    <w:lsdException w:name="List Table 5 Dark Accent 2" w:uiPriority="50"/>
+    <w:lsdException w:name="List Table 6 Colorful Accent 2" w:uiPriority="51"/>
+    <w:lsdException w:name="List Table 7 Colorful Accent 2" w:uiPriority="52"/>
+    <w:lsdException w:name="List Table 1 Light Accent 3" w:uiPriority="46"/>
+    <w:lsdException w:name="List Table 2 Accent 3" w:uiPriority="47"/>
+    <w:lsdException w:name="List Table 3 Accent 3" w:uiPriority="48"/>
+    <w:lsdException w:name="List Table 4 Accent 3" w:uiPriority="49"/>
+    <w:lsdException w:name="List Table 5 Dark Accent 3" w:uiPriority="50"/>
+    <w:lsdException w:name="List Table 6 Colorful Accent 3" w:uiPriority="51"/>
+    <w:lsdException w:name="List Table 7 Colorful Accent 3" w:uiPriority="52"/>
+    <w:lsdException w:name="List Table 1 Light Accent 4" w:uiPriority="46"/>
+    <w:lsdException w:name="List Table 2 Accent 4" w:uiPriority="47"/>
+    <w:lsdException w:name="List Table 3 Accent 4" w:uiPriority="48"/>
+    <w:lsdException w:name="List Table 4 Accent 4" w:uiPriority="49"/>
+    <w:lsdException w:name="List Table 5 Dark Accent 4" w:uiPriority="50"/>
+    <w:lsdException w:name="List Table 6 Colorful Accent 4" w:uiPriority="51"/>
+    <w:lsdException w:name="List Table 7 Colorful Accent 4" w:uiPriority="52"/>
+    <w:lsdException w:name="List Table 1 Light Accent 5" w:uiPriority="46"/>
+    <w:lsdException w:name="List Table 2 Accent 5" w:uiPriority="47"/>
+    <w:lsdException w:name="List Table 3 Accent 5" w:uiPriority="48"/>
+    <w:lsdException w:name="List Table 4 Accent 5" w:uiPriority="49"/>
+    <w:lsdException w:name="List Table 5 Dark Accent 5" w:uiPriority="50"/>
+    <w:lsdException w:name="List Table 6 Colorful Accent 5" w:uiPriority="51"/>
+    <w:lsdException w:name="List Table 7 Colorful Accent 5" w:uiPriority="52"/>
+    <w:lsdException w:name="List Table 1 Light Accent 6" w:uiPriority="46"/>
+    <w:lsdException w:name="List Table 2 Accent 6" w:uiPriority="47"/>
+    <w:lsdException w:name="List Table 3 Accent 6" w:uiPriority="48"/>
+    <w:lsdException w:name="List Table 4 Accent 6" w:uiPriority="49"/>
+    <w:lsdException w:name="List Table 5 Dark Accent 6" w:uiPriority="50"/>
+    <w:lsdException w:name="List Table 6 Colorful Accent 6" w:uiPriority="51"/>
+    <w:lsdException w:name="List Table 7 Colorful Accent 6" w:uiPriority="52"/>
+    <w:lsdException w:name="Mention" w:semiHidden="1" w:uiPriority="99" w:unhideWhenUsed="1"/>
+    <w:lsdException w:name="Smart Hyperlink" w:semiHidden="1" w:uiPriority="99" w:unhideWhenUsed="1"/>
+    <w:lsdException w:name="Hashtag" w:semiHidden="1" w:uiPriority="99" w:unhideWhenUsed="1"/>
+    <w:lsdException w:name="Unresolved Mention" w:semiHidden="1" w:uiPriority="99" w:unhideWhenUsed="1"/>
+    <w:lsdException w:name="Smart Link" w:semiHidden="1" w:uiPriority="99" w:unhideWhenUsed="1"/>
+  </w:latentStyles>
   <w:style w:default="1" w:styleId="Normal" w:type="paragraph">
     <w:name w:val="Normal"/>
     <w:qFormat/>
   </w:style>
+  <w:style w:styleId="Heading1" w:type="paragraph">
+    <w:name w:val="heading 1"/>
+    <w:basedOn w:val="Normal"/>
+    <w:next w:val="BodyText"/>
+    <w:uiPriority w:val="9"/>
+    <w:qFormat/>
+    <w:pPr>
+      <w:keepNext/>
+      <w:keepLines/>
+      <w:spacing w:after="0" w:before="480"/>
+      <w:outlineLvl w:val="0"/>
+    </w:pPr>
+    <w:rPr>
+      <w:rFonts w:asciiTheme="majorHAnsi" w:cstheme="majorBidi" w:eastAsiaTheme="majorEastAsia" w:hAnsiTheme="majorHAnsi"/>
+      <w:b/>
+      <w:bCs/>
+      <w:color w:val="E64C38"/>
+      <w:sz w:val="32"/>
+      <w:szCs w:val="32"/>
+    </w:rPr>
+  </w:style>
+  <w:style w:styleId="Heading2" w:type="paragraph">
+    <w:name w:val="heading 2"/>
+    <w:basedOn w:val="Normal"/>
+    <w:next w:val="BodyText"/>
+    <w:uiPriority w:val="9"/>
+    <w:unhideWhenUsed/>
+    <w:qFormat/>
+    <w:pPr>
+      <w:keepNext/>
+      <w:keepLines/>
+      <w:spacing w:after="0" w:before="200"/>
+      <w:outlineLvl w:val="1"/>
+    </w:pPr>
+    <w:rPr>
+      <w:rFonts w:asciiTheme="majorHAnsi" w:cstheme="majorBidi" w:eastAsiaTheme="majorEastAsia" w:hAnsiTheme="majorHAnsi"/>
+      <w:b/>
+      <w:bCs/>
+      <w:color w:val="E64C38"/>
+      <w:sz w:val="28"/>
+      <w:szCs w:val="28"/>
+    </w:rPr>
+  </w:style>
+  <w:style w:styleId="Heading3" w:type="paragraph">
+    <w:name w:val="heading 3"/>
+    <w:basedOn w:val="Normal"/>
+    <w:next w:val="BodyText"/>
+    <w:uiPriority w:val="9"/>
+    <w:unhideWhenUsed/>
+    <w:qFormat/>
+    <w:pPr>
+      <w:keepNext/>
+      <w:keepLines/>
+      <w:spacing w:after="0" w:before="200"/>
+      <w:outlineLvl w:val="2"/>
+    </w:pPr>
+    <w:rPr>
+      <w:rFonts w:asciiTheme="majorHAnsi" w:cstheme="majorBidi" w:eastAsiaTheme="majorEastAsia" w:hAnsiTheme="majorHAnsi"/>
+      <w:b/>
+      <w:bCs/>
+      <w:color w:val="E64C38"/>
+      <w:sz w:val="24"/>
+      <w:szCs w:val="24"/>
+    </w:rPr>
+  </w:style>
+  <w:style w:styleId="Heading4" w:type="paragraph">
+    <w:name w:val="heading 4"/>
+    <w:basedOn w:val="Normal"/>
+    <w:next w:val="BodyText"/>
+    <w:uiPriority w:val="9"/>
+    <w:unhideWhenUsed/>
+    <w:qFormat/>
+    <w:pPr>
+      <w:keepNext/>
+      <w:keepLines/>
+      <w:spacing w:after="0" w:before="200"/>
+      <w:outlineLvl w:val="3"/>
+    </w:pPr>
+    <w:rPr>
+      <w:rFonts w:asciiTheme="majorHAnsi" w:cstheme="majorBidi" w:eastAsiaTheme="majorEastAsia" w:hAnsiTheme="majorHAnsi"/>
+      <w:bCs/>
+      <w:i/>
+      <w:color w:val="E64C38"/>
+      <w:sz w:val="24"/>
+      <w:szCs w:val="24"/>
+    </w:rPr>
+  </w:style>
+  <w:style w:styleId="Heading5" w:type="paragraph">
+    <w:name w:val="heading 5"/>
+    <w:basedOn w:val="Normal"/>
+    <w:next w:val="BodyText"/>
+    <w:uiPriority w:val="9"/>
+    <w:unhideWhenUsed/>
+    <w:qFormat/>
+    <w:pPr>
+      <w:keepNext/>
+      <w:keepLines/>
+      <w:spacing w:after="0" w:before="200"/>
+      <w:outlineLvl w:val="4"/>
+    </w:pPr>
+    <w:rPr>
+      <w:rFonts w:asciiTheme="majorHAnsi" w:cstheme="majorBidi" w:eastAsiaTheme="majorEastAsia" w:hAnsiTheme="majorHAnsi"/>
+      <w:iCs/>
+      <w:color w:val="E64C38"/>
+      <w:sz w:val="24"/>
+      <w:szCs w:val="24"/>
+    </w:rPr>
+  </w:style>
+  <w:style w:styleId="Heading6" w:type="paragraph">
+    <w:name w:val="heading 6"/>
+    <w:basedOn w:val="Normal"/>
+    <w:next w:val="BodyText"/>
+    <w:uiPriority w:val="9"/>
+    <w:unhideWhenUsed/>
+    <w:qFormat/>
+    <w:pPr>
+      <w:keepNext/>
+      <w:keepLines/>
+      <w:spacing w:after="0" w:before="200"/>
+      <w:outlineLvl w:val="5"/>
+    </w:pPr>
+    <w:rPr>
+      <w:rFonts w:asciiTheme="majorHAnsi" w:cstheme="majorBidi" w:eastAsiaTheme="majorEastAsia" w:hAnsiTheme="majorHAnsi"/>
+      <w:color w:val="E64C38"/>
+      <w:sz w:val="24"/>
+      <w:szCs w:val="24"/>
+    </w:rPr>
+  </w:style>
+  <w:style w:styleId="Heading7" w:type="paragraph">
+    <w:name w:val="heading 7"/>
+    <w:basedOn w:val="Normal"/>
+    <w:next w:val="BodyText"/>
+    <w:uiPriority w:val="9"/>
+    <w:unhideWhenUsed/>
+    <w:qFormat/>
+    <w:pPr>
+      <w:keepNext/>
+      <w:keepLines/>
+      <w:spacing w:after="0" w:before="200"/>
+      <w:outlineLvl w:val="6"/>
+    </w:pPr>
+    <w:rPr>
+      <w:rFonts w:asciiTheme="majorHAnsi" w:cstheme="majorBidi" w:eastAsiaTheme="majorEastAsia" w:hAnsiTheme="majorHAnsi"/>
+      <w:color w:val="E64C38"/>
+      <w:sz w:val="24"/>
+      <w:szCs w:val="24"/>
+    </w:rPr>
+  </w:style>
+  <w:style w:styleId="Heading8" w:type="paragraph">
+    <w:name w:val="heading 8"/>
+    <w:basedOn w:val="Normal"/>
+    <w:next w:val="BodyText"/>
+    <w:uiPriority w:val="9"/>
+    <w:unhideWhenUsed/>
+    <w:qFormat/>
+    <w:pPr>
+      <w:keepNext/>
+      <w:keepLines/>
+      <w:spacing w:after="0" w:before="200"/>
+      <w:outlineLvl w:val="7"/>
+    </w:pPr>
+    <w:rPr>
+      <w:rFonts w:asciiTheme="majorHAnsi" w:cstheme="majorBidi" w:eastAsiaTheme="majorEastAsia" w:hAnsiTheme="majorHAnsi"/>
+      <w:color w:val="E64C38"/>
+      <w:sz w:val="24"/>
+      <w:szCs w:val="24"/>
+    </w:rPr>
+  </w:style>
+  <w:style w:styleId="Heading9" w:type="paragraph">
+    <w:name w:val="heading 9"/>
+    <w:basedOn w:val="Normal"/>
+    <w:next w:val="BodyText"/>
+    <w:uiPriority w:val="9"/>
+    <w:unhideWhenUsed/>
+    <w:qFormat/>
+    <w:pPr>
+      <w:keepNext/>
+      <w:keepLines/>
+      <w:spacing w:after="0" w:before="200"/>
+      <w:outlineLvl w:val="8"/>
+    </w:pPr>
+    <w:rPr>
+      <w:rFonts w:asciiTheme="majorHAnsi" w:cstheme="majorBidi" w:eastAsiaTheme="majorEastAsia" w:hAnsiTheme="majorHAnsi"/>
+      <w:color w:val="E64C38"/>
+      <w:sz w:val="24"/>
+      <w:szCs w:val="24"/>
+    </w:rPr>
+  </w:style>
+  <w:style w:default="1" w:styleId="DefaultParagraphFont" w:type="character">
+    <w:name w:val="Default Paragraph Font"/>
+    <w:uiPriority w:val="1"/>
+    <w:semiHidden/>
+    <w:unhideWhenUsed/>
+  </w:style>
+  <w:style w:default="1" w:styleId="TableNormal" w:type="table">
+    <w:name w:val="Normal Table"/>
+    <w:uiPriority w:val="99"/>
+    <w:semiHidden/>
+    <w:unhideWhenUsed/>
+    <w:tblPr>
+      <w:tblInd w:type="dxa" w:w="0"/>
+      <w:tblCellMar>
+        <w:top w:type="dxa" w:w="0"/>
+        <w:left w:type="dxa" w:w="108"/>
+        <w:bottom w:type="dxa" w:w="0"/>
+        <w:right w:type="dxa" w:w="108"/>
+      </w:tblCellMar>
+    </w:tblPr>
+  </w:style>
+  <w:style w:default="1" w:styleId="NoList" w:type="numbering">
+    <w:name w:val="No List"/>
+    <w:uiPriority w:val="99"/>
+    <w:semiHidden/>
+    <w:unhideWhenUsed/>
+  </w:style>
   <w:style w:styleId="BodyText" w:type="paragraph">
     <w:name w:val="Body Text"/>
     <w:basedOn w:val="Normal"/>
-    <w:link w:val="BodyTextChar"/>
     <w:qFormat/>
     <w:pPr>
       <w:spacing w:after="180" w:before="180"/>
@@ -6444,111 +7642,52 @@
     <w:name w:val="Title"/>
     <w:basedOn w:val="Normal"/>
     <w:next w:val="BodyText"/>
-    <w:link w:val="TitleChar"/>
-    <w:uiPriority w:val="10"/>
     <w:qFormat/>
-    <w:rsid w:val="00A10FD9"/>
     <w:pPr>
-      <w:spacing w:after="80" w:line="240" w:lineRule="auto"/>
-      <w:contextualSpacing/>
+      <w:keepNext/>
+      <w:keepLines/>
+      <w:spacing w:after="240" w:before="480"/>
       <w:jc w:val="center"/>
     </w:pPr>
     <w:rPr>
-      <w:rFonts w:asciiTheme="majorHAnsi" w:cstheme="majorBidi" w:eastAsiaTheme="majorEastAsia" w:hAnsiTheme="majorHAnsi"/>
-      <w:sz w:val="56"/>
-      <w:szCs w:val="56"/>
-    </w:rPr>
-  </w:style>
-  <w:style w:customStyle="1" w:styleId="TitleChar" w:type="character">
-    <w:name w:val="Title Char"/>
-    <w:basedOn w:val="DefaultParagraphFont"/>
-    <w:link w:val="Title"/>
-    <w:uiPriority w:val="10"/>
-    <w:rsid w:val="00A10FD9"/>
-    <w:rPr>
-      <w:rFonts w:asciiTheme="majorHAnsi" w:cstheme="majorBidi" w:eastAsiaTheme="majorEastAsia" w:hAnsiTheme="majorHAnsi"/>
-      <w:sz w:val="56"/>
-      <w:szCs w:val="56"/>
+      <w:b/>
+      <w:color w:val="E64C38"/>
+      <w:sz w:val="52"/>
+      <w:szCs w:val="52"/>
     </w:rPr>
   </w:style>
   <w:style w:styleId="Subtitle" w:type="paragraph">
     <w:name w:val="Subtitle"/>
     <w:basedOn w:val="Title"/>
     <w:next w:val="BodyText"/>
-    <w:link w:val="SubtitleChar"/>
-    <w:uiPriority w:val="11"/>
     <w:qFormat/>
-    <w:rsid w:val="00A10FD9"/>
     <w:pPr>
-      <w:numPr>
-        <w:ilvl w:val="1"/>
-      </w:numPr>
+      <w:spacing w:before="240"/>
     </w:pPr>
     <w:rPr>
-      <w:rFonts w:cstheme="majorBidi" w:eastAsiaTheme="majorEastAsia"/>
-      <w:spacing w:val="15"/>
-      <w:sz w:val="28"/>
-      <w:szCs w:val="28"/>
-    </w:rPr>
-  </w:style>
-  <w:style w:customStyle="1" w:styleId="SubtitleChar" w:type="character">
-    <w:name w:val="Subtitle Char"/>
-    <w:basedOn w:val="DefaultParagraphFont"/>
-    <w:link w:val="Subtitle"/>
-    <w:uiPriority w:val="11"/>
-    <w:rsid w:val="00A10FD9"/>
-    <w:rPr>
-      <w:rFonts w:cstheme="majorBidi" w:eastAsiaTheme="majorEastAsia"/>
-      <w:color w:themeColor="text1" w:themeTint="A6" w:val="595959"/>
-      <w:spacing w:val="15"/>
-      <w:sz w:val="28"/>
-      <w:szCs w:val="28"/>
+      <w:sz w:val="30"/>
+      <w:szCs w:val="30"/>
     </w:rPr>
   </w:style>
   <w:style w:customStyle="1" w:styleId="Author" w:type="paragraph">
     <w:name w:val="Author"/>
-    <w:basedOn w:val="Title"/>
     <w:next w:val="BodyText"/>
     <w:qFormat/>
     <w:pPr>
       <w:keepNext/>
       <w:keepLines/>
+      <w:jc w:val="center"/>
     </w:pPr>
-    <w:rPr>
-      <w:sz w:val="24"/>
-      <w:szCs w:val="24"/>
-    </w:rPr>
   </w:style>
   <w:style w:styleId="Date" w:type="paragraph">
     <w:name w:val="Date"/>
-    <w:basedOn w:val="Title"/>
     <w:next w:val="BodyText"/>
     <w:qFormat/>
     <w:pPr>
       <w:keepNext/>
       <w:keepLines/>
-    </w:pPr>
-    <w:rPr>
-      <w:sz w:val="24"/>
-      <w:szCs w:val="24"/>
-    </w:rPr>
-  </w:style>
-  <w:style w:customStyle="1" w:styleId="AbstractTitle" w:type="paragraph">
-    <w:name w:val="Abstract Title"/>
-    <w:basedOn w:val="Normal"/>
-    <w:next w:val="Abstract"/>
-    <w:qFormat/>
-    <w:pPr>
-      <w:keepNext/>
-      <w:keepLines/>
-      <w:spacing w:after="0" w:before="300"/>
       <w:jc w:val="center"/>
     </w:pPr>
-    <w:rPr>
-      <w:b/>
-      <w:sz w:val="20"/>
-      <w:szCs w:val="20"/>
-    </w:rPr>
   </w:style>
   <w:style w:customStyle="1" w:styleId="Abstract" w:type="paragraph">
     <w:name w:val="Abstract"/>
@@ -6558,7 +7697,7 @@
     <w:pPr>
       <w:keepNext/>
       <w:keepLines/>
-      <w:spacing w:after="300" w:before="100"/>
+      <w:spacing w:after="300" w:before="300"/>
     </w:pPr>
     <w:rPr>
       <w:sz w:val="20"/>
@@ -6568,328 +7707,7 @@
   <w:style w:styleId="Bibliography" w:type="paragraph">
     <w:name w:val="Bibliography"/>
     <w:basedOn w:val="Normal"/>
-    <w:next w:val="Bibliography"/>
     <w:qFormat/>
-    <w:pPr/>
-    <w:rPr/>
-  </w:style>
-  <w:style w:styleId="Heading1" w:type="paragraph">
-    <w:name w:val="heading 1"/>
-    <w:basedOn w:val="Normal"/>
-    <w:next w:val="BodyText"/>
-    <w:link w:val="Heading1Char"/>
-    <w:uiPriority w:val="9"/>
-    <w:qFormat/>
-    <w:rsid w:val="00A10FD9"/>
-    <w:pPr>
-      <w:keepNext/>
-      <w:keepLines/>
-      <w:spacing w:after="80" w:before="360"/>
-      <w:outlineLvl w:val="0"/>
-    </w:pPr>
-    <w:rPr>
-      <w:rFonts w:asciiTheme="majorHAnsi" w:cstheme="majorBidi" w:eastAsiaTheme="majorEastAsia" w:hAnsiTheme="majorHAnsi"/>
-      <w:color w:themeColor="accent1" w:themeShade="BF" w:val="0F4761"/>
-      <w:sz w:val="40"/>
-      <w:szCs w:val="40"/>
-    </w:rPr>
-  </w:style>
-  <w:style w:styleId="Heading2" w:type="paragraph">
-    <w:name w:val="heading 2"/>
-    <w:basedOn w:val="Normal"/>
-    <w:next w:val="BodyText"/>
-    <w:link w:val="Heading2Char"/>
-    <w:uiPriority w:val="9"/>
-    <w:semiHidden/>
-    <w:unhideWhenUsed/>
-    <w:qFormat/>
-    <w:rsid w:val="00A10FD9"/>
-    <w:pPr>
-      <w:keepNext/>
-      <w:keepLines/>
-      <w:spacing w:after="80" w:before="160"/>
-      <w:outlineLvl w:val="1"/>
-    </w:pPr>
-    <w:rPr>
-      <w:rFonts w:asciiTheme="majorHAnsi" w:cstheme="majorBidi" w:eastAsiaTheme="majorEastAsia" w:hAnsiTheme="majorHAnsi"/>
-      <w:color w:themeColor="accent1" w:themeShade="BF" w:val="0F4761"/>
-      <w:sz w:val="32"/>
-      <w:szCs w:val="32"/>
-    </w:rPr>
-  </w:style>
-  <w:style w:styleId="Heading3" w:type="paragraph">
-    <w:name w:val="heading 3"/>
-    <w:basedOn w:val="Normal"/>
-    <w:next w:val="BodyText"/>
-    <w:link w:val="Heading3Char"/>
-    <w:uiPriority w:val="9"/>
-    <w:semiHidden/>
-    <w:unhideWhenUsed/>
-    <w:qFormat/>
-    <w:rsid w:val="00A10FD9"/>
-    <w:pPr>
-      <w:keepNext/>
-      <w:keepLines/>
-      <w:spacing w:after="80" w:before="160"/>
-      <w:outlineLvl w:val="2"/>
-    </w:pPr>
-    <w:rPr>
-      <w:rFonts w:cstheme="majorBidi" w:eastAsiaTheme="majorEastAsia"/>
-      <w:color w:themeColor="accent1" w:themeShade="BF" w:val="0F4761"/>
-      <w:sz w:val="28"/>
-      <w:szCs w:val="28"/>
-    </w:rPr>
-  </w:style>
-  <w:style w:styleId="Heading4" w:type="paragraph">
-    <w:name w:val="heading 4"/>
-    <w:basedOn w:val="Normal"/>
-    <w:next w:val="BodyText"/>
-    <w:link w:val="Heading4Char"/>
-    <w:uiPriority w:val="9"/>
-    <w:semiHidden/>
-    <w:unhideWhenUsed/>
-    <w:qFormat/>
-    <w:rsid w:val="00A10FD9"/>
-    <w:pPr>
-      <w:keepNext/>
-      <w:keepLines/>
-      <w:spacing w:after="40" w:before="80"/>
-      <w:outlineLvl w:val="3"/>
-    </w:pPr>
-    <w:rPr>
-      <w:rFonts w:cstheme="majorBidi" w:eastAsiaTheme="majorEastAsia"/>
-      <w:i/>
-      <w:iCs/>
-      <w:color w:themeColor="accent1" w:themeShade="BF" w:val="0F4761"/>
-    </w:rPr>
-  </w:style>
-  <w:style w:styleId="Heading5" w:type="paragraph">
-    <w:name w:val="heading 5"/>
-    <w:basedOn w:val="Normal"/>
-    <w:next w:val="BodyText"/>
-    <w:link w:val="Heading5Char"/>
-    <w:uiPriority w:val="9"/>
-    <w:semiHidden/>
-    <w:unhideWhenUsed/>
-    <w:qFormat/>
-    <w:rsid w:val="00A10FD9"/>
-    <w:pPr>
-      <w:keepNext/>
-      <w:keepLines/>
-      <w:spacing w:after="40" w:before="80"/>
-      <w:outlineLvl w:val="4"/>
-    </w:pPr>
-    <w:rPr>
-      <w:rFonts w:cstheme="majorBidi" w:eastAsiaTheme="majorEastAsia"/>
-      <w:color w:themeColor="accent1" w:themeShade="BF" w:val="0F4761"/>
-    </w:rPr>
-  </w:style>
-  <w:style w:styleId="Heading6" w:type="paragraph">
-    <w:name w:val="heading 6"/>
-    <w:basedOn w:val="Normal"/>
-    <w:next w:val="BodyText"/>
-    <w:link w:val="Heading6Char"/>
-    <w:uiPriority w:val="9"/>
-    <w:semiHidden/>
-    <w:unhideWhenUsed/>
-    <w:qFormat/>
-    <w:rsid w:val="00A10FD9"/>
-    <w:pPr>
-      <w:keepNext/>
-      <w:keepLines/>
-      <w:spacing w:after="0" w:before="40"/>
-      <w:outlineLvl w:val="5"/>
-    </w:pPr>
-    <w:rPr>
-      <w:rFonts w:cstheme="majorBidi" w:eastAsiaTheme="majorEastAsia"/>
-      <w:i/>
-      <w:iCs/>
-      <w:color w:themeColor="text1" w:themeTint="A6" w:val="595959"/>
-    </w:rPr>
-  </w:style>
-  <w:style w:styleId="Heading7" w:type="paragraph">
-    <w:name w:val="heading 7"/>
-    <w:basedOn w:val="Normal"/>
-    <w:next w:val="BodyText"/>
-    <w:link w:val="Heading7Char"/>
-    <w:uiPriority w:val="9"/>
-    <w:semiHidden/>
-    <w:unhideWhenUsed/>
-    <w:qFormat/>
-    <w:rsid w:val="00A10FD9"/>
-    <w:pPr>
-      <w:keepNext/>
-      <w:keepLines/>
-      <w:spacing w:after="0" w:before="40"/>
-      <w:outlineLvl w:val="6"/>
-    </w:pPr>
-    <w:rPr>
-      <w:rFonts w:cstheme="majorBidi" w:eastAsiaTheme="majorEastAsia"/>
-      <w:color w:themeColor="text1" w:themeTint="A6" w:val="595959"/>
-    </w:rPr>
-  </w:style>
-  <w:style w:styleId="Heading8" w:type="paragraph">
-    <w:name w:val="heading 8"/>
-    <w:basedOn w:val="Normal"/>
-    <w:next w:val="BodyText"/>
-    <w:link w:val="Heading8Char"/>
-    <w:uiPriority w:val="9"/>
-    <w:semiHidden/>
-    <w:unhideWhenUsed/>
-    <w:qFormat/>
-    <w:rsid w:val="00A10FD9"/>
-    <w:pPr>
-      <w:keepNext/>
-      <w:keepLines/>
-      <w:spacing w:after="0"/>
-      <w:outlineLvl w:val="7"/>
-    </w:pPr>
-    <w:rPr>
-      <w:rFonts w:cstheme="majorBidi" w:eastAsiaTheme="majorEastAsia"/>
-      <w:i/>
-      <w:iCs/>
-      <w:color w:themeColor="text1" w:themeTint="D8" w:val="272727"/>
-    </w:rPr>
-  </w:style>
-  <w:style w:styleId="Heading9" w:type="paragraph">
-    <w:name w:val="heading 9"/>
-    <w:basedOn w:val="Normal"/>
-    <w:next w:val="BodyText"/>
-    <w:link w:val="Heading9Char"/>
-    <w:uiPriority w:val="9"/>
-    <w:semiHidden/>
-    <w:unhideWhenUsed/>
-    <w:qFormat/>
-    <w:rsid w:val="00A10FD9"/>
-    <w:pPr>
-      <w:keepNext/>
-      <w:keepLines/>
-      <w:spacing w:after="0"/>
-      <w:outlineLvl w:val="8"/>
-    </w:pPr>
-    <w:rPr>
-      <w:rFonts w:cstheme="majorBidi" w:eastAsiaTheme="majorEastAsia"/>
-      <w:color w:themeColor="text1" w:themeTint="D8" w:val="272727"/>
-    </w:rPr>
-  </w:style>
-  <w:style w:customStyle="1" w:styleId="Heading1Char" w:type="character">
-    <w:name w:val="Heading 1 Char"/>
-    <w:basedOn w:val="DefaultParagraphFont"/>
-    <w:link w:val="Heading1"/>
-    <w:uiPriority w:val="9"/>
-    <w:rsid w:val="00A10FD9"/>
-    <w:rPr>
-      <w:rFonts w:asciiTheme="majorHAnsi" w:cstheme="majorBidi" w:eastAsiaTheme="majorEastAsia" w:hAnsiTheme="majorHAnsi"/>
-      <w:color w:themeColor="accent1" w:themeShade="BF" w:val="0F4761"/>
-      <w:sz w:val="40"/>
-      <w:szCs w:val="40"/>
-    </w:rPr>
-  </w:style>
-  <w:style w:customStyle="1" w:styleId="Heading2Char" w:type="character">
-    <w:name w:val="Heading 2 Char"/>
-    <w:basedOn w:val="DefaultParagraphFont"/>
-    <w:link w:val="Heading2"/>
-    <w:uiPriority w:val="9"/>
-    <w:semiHidden/>
-    <w:rsid w:val="00A10FD9"/>
-    <w:rPr>
-      <w:rFonts w:asciiTheme="majorHAnsi" w:cstheme="majorBidi" w:eastAsiaTheme="majorEastAsia" w:hAnsiTheme="majorHAnsi"/>
-      <w:color w:themeColor="accent1" w:themeShade="BF" w:val="0F4761"/>
-      <w:sz w:val="32"/>
-      <w:szCs w:val="32"/>
-    </w:rPr>
-  </w:style>
-  <w:style w:customStyle="1" w:styleId="Heading3Char" w:type="character">
-    <w:name w:val="Heading 3 Char"/>
-    <w:basedOn w:val="DefaultParagraphFont"/>
-    <w:link w:val="Heading3"/>
-    <w:uiPriority w:val="9"/>
-    <w:semiHidden/>
-    <w:rsid w:val="00A10FD9"/>
-    <w:rPr>
-      <w:rFonts w:cstheme="majorBidi" w:eastAsiaTheme="majorEastAsia"/>
-      <w:color w:themeColor="accent1" w:themeShade="BF" w:val="0F4761"/>
-      <w:sz w:val="28"/>
-      <w:szCs w:val="28"/>
-    </w:rPr>
-  </w:style>
-  <w:style w:customStyle="1" w:styleId="Heading4Char" w:type="character">
-    <w:name w:val="Heading 4 Char"/>
-    <w:basedOn w:val="DefaultParagraphFont"/>
-    <w:link w:val="Heading4"/>
-    <w:uiPriority w:val="9"/>
-    <w:semiHidden/>
-    <w:rsid w:val="00A10FD9"/>
-    <w:rPr>
-      <w:rFonts w:cstheme="majorBidi" w:eastAsiaTheme="majorEastAsia"/>
-      <w:i/>
-      <w:iCs/>
-      <w:color w:themeColor="accent1" w:themeShade="BF" w:val="0F4761"/>
-    </w:rPr>
-  </w:style>
-  <w:style w:customStyle="1" w:styleId="Heading5Char" w:type="character">
-    <w:name w:val="Heading 5 Char"/>
-    <w:basedOn w:val="DefaultParagraphFont"/>
-    <w:link w:val="Heading5"/>
-    <w:uiPriority w:val="9"/>
-    <w:semiHidden/>
-    <w:rsid w:val="00A10FD9"/>
-    <w:rPr>
-      <w:rFonts w:cstheme="majorBidi" w:eastAsiaTheme="majorEastAsia"/>
-      <w:color w:themeColor="accent1" w:themeShade="BF" w:val="0F4761"/>
-    </w:rPr>
-  </w:style>
-  <w:style w:customStyle="1" w:styleId="Heading6Char" w:type="character">
-    <w:name w:val="Heading 6 Char"/>
-    <w:basedOn w:val="DefaultParagraphFont"/>
-    <w:link w:val="Heading6"/>
-    <w:uiPriority w:val="9"/>
-    <w:semiHidden/>
-    <w:rsid w:val="00A10FD9"/>
-    <w:rPr>
-      <w:rFonts w:cstheme="majorBidi" w:eastAsiaTheme="majorEastAsia"/>
-      <w:i/>
-      <w:iCs/>
-      <w:color w:themeColor="text1" w:themeTint="A6" w:val="595959"/>
-    </w:rPr>
-  </w:style>
-  <w:style w:customStyle="1" w:styleId="Heading7Char" w:type="character">
-    <w:name w:val="Heading 7 Char"/>
-    <w:basedOn w:val="DefaultParagraphFont"/>
-    <w:link w:val="Heading7"/>
-    <w:uiPriority w:val="9"/>
-    <w:semiHidden/>
-    <w:rsid w:val="00A10FD9"/>
-    <w:rPr>
-      <w:rFonts w:cstheme="majorBidi" w:eastAsiaTheme="majorEastAsia"/>
-      <w:color w:themeColor="text1" w:themeTint="A6" w:val="595959"/>
-    </w:rPr>
-  </w:style>
-  <w:style w:customStyle="1" w:styleId="Heading8Char" w:type="character">
-    <w:name w:val="Heading 8 Char"/>
-    <w:basedOn w:val="DefaultParagraphFont"/>
-    <w:link w:val="Heading8"/>
-    <w:uiPriority w:val="9"/>
-    <w:semiHidden/>
-    <w:rsid w:val="00A10FD9"/>
-    <w:rPr>
-      <w:rFonts w:cstheme="majorBidi" w:eastAsiaTheme="majorEastAsia"/>
-      <w:i/>
-      <w:iCs/>
-      <w:color w:themeColor="text1" w:themeTint="D8" w:val="272727"/>
-    </w:rPr>
-  </w:style>
-  <w:style w:customStyle="1" w:styleId="Heading9Char" w:type="character">
-    <w:name w:val="Heading 9 Char"/>
-    <w:basedOn w:val="DefaultParagraphFont"/>
-    <w:link w:val="Heading9"/>
-    <w:uiPriority w:val="9"/>
-    <w:semiHidden/>
-    <w:rsid w:val="00A10FD9"/>
-    <w:rPr>
-      <w:rFonts w:cstheme="majorBidi" w:eastAsiaTheme="majorEastAsia"/>
-      <w:color w:themeColor="text1" w:themeTint="D8" w:val="272727"/>
-    </w:rPr>
   </w:style>
   <w:style w:styleId="BlockText" w:type="paragraph">
     <w:name w:val="Block Text"/>
@@ -6900,37 +7718,18 @@
     <w:qFormat/>
     <w:pPr>
       <w:spacing w:after="100" w:before="100"/>
-      <w:ind w:firstLine="0" w:left="480" w:right="480"/>
+      <w:ind w:left="480" w:right="480"/>
     </w:pPr>
   </w:style>
   <w:style w:styleId="FootnoteText" w:type="paragraph">
-    <w:name w:val="Footnote Text"/>
+    <w:name w:val="footnote text"/>
     <w:basedOn w:val="Normal"/>
-    <w:next w:val="FootnoteText"/>
     <w:uiPriority w:val="9"/>
     <w:unhideWhenUsed/>
     <w:qFormat/>
   </w:style>
-  <w:style w:styleId="FootnoteBlockText" w:type="paragraph">
-    <w:name w:val="Footnote Block Text"/>
-    <w:basedOn w:val="FootnoteText"/>
-    <w:next w:val="FootnoteText"/>
-    <w:uiPriority w:val="9"/>
-    <w:unhideWhenUsed/>
-    <w:qFormat/>
-    <w:pPr>
-      <w:spacing w:after="100" w:before="100"/>
-      <w:ind w:firstLine="0" w:left="480" w:right="480"/>
-    </w:pPr>
-  </w:style>
-  <w:style w:default="1" w:styleId="DefaultParagraphFont" w:type="character">
-    <w:name w:val="Default Paragraph Font"/>
-    <w:semiHidden/>
-    <w:unhideWhenUsed/>
-  </w:style>
-  <w:style w:default="1" w:styleId="Table" w:type="table">
+  <w:style w:customStyle="1" w:styleId="Table" w:type="table">
     <w:name w:val="Table"/>
-    <w:basedOn w:val="TableNormal"/>
     <w:semiHidden/>
     <w:unhideWhenUsed/>
     <w:qFormat/>
@@ -6943,14 +7742,6 @@
         <w:right w:type="dxa" w:w="108"/>
       </w:tblCellMar>
     </w:tblPr>
-    <w:tblStylePr w:type="firstRow">
-      <w:tcPr>
-        <w:tcBorders>
-          <w:bottom w:val="single"/>
-        </w:tcBorders>
-        <w:vAlign w:val="bottom"/>
-      </w:tcPr>
-    </w:tblStylePr>
   </w:style>
   <w:style w:customStyle="1" w:styleId="DefinitionTerm" w:type="paragraph">
     <w:name w:val="Definition Term"/>
@@ -6970,11 +7761,11 @@
     <w:basedOn w:val="Normal"/>
   </w:style>
   <w:style w:styleId="Caption" w:type="paragraph">
-    <w:name w:val="Caption"/>
+    <w:name w:val="caption"/>
     <w:basedOn w:val="Normal"/>
-    <w:link w:val="BodyTextChar"/>
+    <w:link w:val="CaptionChar"/>
     <w:pPr>
-      <w:spacing w:after="120" w:before="0"/>
+      <w:spacing w:after="120"/>
     </w:pPr>
     <w:rPr>
       <w:i/>
@@ -7002,35 +7793,33 @@
       <w:keepNext/>
     </w:pPr>
   </w:style>
-  <w:style w:customStyle="1" w:styleId="BodyTextChar" w:type="character">
-    <w:name w:val="Body Text Char"/>
+  <w:style w:customStyle="1" w:styleId="CaptionChar" w:type="character">
+    <w:name w:val="Caption Char"/>
     <w:basedOn w:val="DefaultParagraphFont"/>
-    <w:link w:val="BodyText"/>
+    <w:link w:val="Caption"/>
   </w:style>
   <w:style w:customStyle="1" w:styleId="VerbatimChar" w:type="character">
     <w:name w:val="Verbatim Char"/>
-    <w:basedOn w:val="BodyTextChar"/>
+    <w:basedOn w:val="CaptionChar"/>
+    <w:link w:val="SourceCode"/>
     <w:rPr>
       <w:rFonts w:ascii="Consolas" w:hAnsi="Consolas"/>
       <w:sz w:val="22"/>
     </w:rPr>
   </w:style>
-  <w:style w:customStyle="1" w:styleId="SectionNumber" w:type="character">
-    <w:name w:val="Section Number"/>
-    <w:basedOn w:val="BodyTextChar"/>
-  </w:style>
   <w:style w:styleId="FootnoteReference" w:type="character">
-    <w:name w:val="Footnote Reference"/>
-    <w:basedOn w:val="BodyTextChar"/>
+    <w:name w:val="footnote reference"/>
+    <w:basedOn w:val="CaptionChar"/>
     <w:rPr>
       <w:vertAlign w:val="superscript"/>
     </w:rPr>
   </w:style>
   <w:style w:styleId="Hyperlink" w:type="character">
     <w:name w:val="Hyperlink"/>
-    <w:basedOn w:val="BodyTextChar"/>
+    <w:basedOn w:val="CaptionChar"/>
+    <w:uiPriority w:val="99"/>
     <w:rPr>
-      <w:color w:themeColor="accent1" w:val="4F81BD"/>
+      <w:color w:val="E64C38"/>
     </w:rPr>
   </w:style>
   <w:style w:styleId="TOCHeading" w:type="paragraph">
@@ -7045,245 +7834,328 @@
       <w:outlineLvl w:val="9"/>
     </w:pPr>
     <w:rPr>
-      <w:rFonts w:asciiTheme="majorHAnsi" w:cstheme="majorBidi" w:eastAsiaTheme="majorEastAsia" w:hAnsiTheme="majorHAnsi"/>
       <w:b w:val="0"/>
       <w:bCs w:val="0"/>
-      <w:color w:themeColor="accent1" w:themeShade="BF" w:val="365F91"/>
     </w:rPr>
   </w:style>
-  <w:style w:type="paragraph" w:customStyle="1" w:styleId="SourceCode">
+  <w:style w:customStyle="1" w:styleId="SourceCode" w:type="paragraph">
     <w:name w:val="Source Code"/>
     <w:basedOn w:val="Normal"/>
     <w:link w:val="VerbatimChar"/>
     <w:pPr>
-      <w:wordWrap w:val="off"/>
+      <w:wordWrap w:val="0"/>
     </w:pPr>
   </w:style>
-  <w:style w:type="character" w:customStyle="1" w:styleId="KeywordTok">
+  <w:style w:customStyle="1" w:styleId="KeywordTok" w:type="character">
     <w:name w:val="KeywordTok"/>
     <w:basedOn w:val="VerbatimChar"/>
     <w:rPr>
+      <w:rFonts w:ascii="Consolas" w:hAnsi="Consolas"/>
       <w:b/>
       <w:color w:val="007020"/>
+      <w:sz w:val="22"/>
     </w:rPr>
   </w:style>
-  <w:style w:type="character" w:customStyle="1" w:styleId="DataTypeTok">
+  <w:style w:customStyle="1" w:styleId="DataTypeTok" w:type="character">
     <w:name w:val="DataTypeTok"/>
     <w:basedOn w:val="VerbatimChar"/>
     <w:rPr>
+      <w:rFonts w:ascii="Consolas" w:hAnsi="Consolas"/>
       <w:color w:val="902000"/>
+      <w:sz w:val="22"/>
     </w:rPr>
   </w:style>
-  <w:style w:type="character" w:customStyle="1" w:styleId="DecValTok">
+  <w:style w:customStyle="1" w:styleId="DecValTok" w:type="character">
     <w:name w:val="DecValTok"/>
     <w:basedOn w:val="VerbatimChar"/>
     <w:rPr>
-      <w:color w:val="40a070"/>
+      <w:rFonts w:ascii="Consolas" w:hAnsi="Consolas"/>
+      <w:color w:val="40A070"/>
+      <w:sz w:val="22"/>
     </w:rPr>
   </w:style>
-  <w:style w:type="character" w:customStyle="1" w:styleId="BaseNTok">
+  <w:style w:customStyle="1" w:styleId="BaseNTok" w:type="character">
     <w:name w:val="BaseNTok"/>
     <w:basedOn w:val="VerbatimChar"/>
     <w:rPr>
-      <w:color w:val="40a070"/>
+      <w:rFonts w:ascii="Consolas" w:hAnsi="Consolas"/>
+      <w:color w:val="40A070"/>
+      <w:sz w:val="22"/>
     </w:rPr>
   </w:style>
-  <w:style w:type="character" w:customStyle="1" w:styleId="FloatTok">
+  <w:style w:customStyle="1" w:styleId="FloatTok" w:type="character">
     <w:name w:val="FloatTok"/>
     <w:basedOn w:val="VerbatimChar"/>
     <w:rPr>
-      <w:color w:val="40a070"/>
+      <w:rFonts w:ascii="Consolas" w:hAnsi="Consolas"/>
+      <w:color w:val="40A070"/>
+      <w:sz w:val="22"/>
     </w:rPr>
   </w:style>
-  <w:style w:type="character" w:customStyle="1" w:styleId="ConstantTok">
+  <w:style w:customStyle="1" w:styleId="ConstantTok" w:type="character">
     <w:name w:val="ConstantTok"/>
     <w:basedOn w:val="VerbatimChar"/>
     <w:rPr>
+      <w:rFonts w:ascii="Consolas" w:hAnsi="Consolas"/>
       <w:color w:val="880000"/>
+      <w:sz w:val="22"/>
     </w:rPr>
   </w:style>
-  <w:style w:type="character" w:customStyle="1" w:styleId="CharTok">
+  <w:style w:customStyle="1" w:styleId="CharTok" w:type="character">
     <w:name w:val="CharTok"/>
     <w:basedOn w:val="VerbatimChar"/>
     <w:rPr>
-      <w:color w:val="4070a0"/>
+      <w:rFonts w:ascii="Consolas" w:hAnsi="Consolas"/>
+      <w:color w:val="4070A0"/>
+      <w:sz w:val="22"/>
     </w:rPr>
   </w:style>
-  <w:style w:type="character" w:customStyle="1" w:styleId="SpecialCharTok">
+  <w:style w:customStyle="1" w:styleId="SpecialCharTok" w:type="character">
     <w:name w:val="SpecialCharTok"/>
     <w:basedOn w:val="VerbatimChar"/>
     <w:rPr>
-      <w:color w:val="4070a0"/>
+      <w:rFonts w:ascii="Consolas" w:hAnsi="Consolas"/>
+      <w:color w:val="4070A0"/>
+      <w:sz w:val="22"/>
     </w:rPr>
   </w:style>
-  <w:style w:type="character" w:customStyle="1" w:styleId="StringTok">
+  <w:style w:customStyle="1" w:styleId="StringTok" w:type="character">
     <w:name w:val="StringTok"/>
     <w:basedOn w:val="VerbatimChar"/>
     <w:rPr>
-      <w:color w:val="4070a0"/>
+      <w:rFonts w:ascii="Consolas" w:hAnsi="Consolas"/>
+      <w:color w:val="4070A0"/>
+      <w:sz w:val="22"/>
     </w:rPr>
   </w:style>
-  <w:style w:type="character" w:customStyle="1" w:styleId="VerbatimStringTok">
+  <w:style w:customStyle="1" w:styleId="VerbatimStringTok" w:type="character">
     <w:name w:val="VerbatimStringTok"/>
     <w:basedOn w:val="VerbatimChar"/>
     <w:rPr>
-      <w:color w:val="4070a0"/>
+      <w:rFonts w:ascii="Consolas" w:hAnsi="Consolas"/>
+      <w:color w:val="4070A0"/>
+      <w:sz w:val="22"/>
     </w:rPr>
   </w:style>
-  <w:style w:type="character" w:customStyle="1" w:styleId="SpecialStringTok">
+  <w:style w:customStyle="1" w:styleId="SpecialStringTok" w:type="character">
     <w:name w:val="SpecialStringTok"/>
     <w:basedOn w:val="VerbatimChar"/>
     <w:rPr>
-      <w:color w:val="bb6688"/>
+      <w:rFonts w:ascii="Consolas" w:hAnsi="Consolas"/>
+      <w:color w:val="BB6688"/>
+      <w:sz w:val="22"/>
     </w:rPr>
   </w:style>
-  <w:style w:type="character" w:customStyle="1" w:styleId="ImportTok">
+  <w:style w:customStyle="1" w:styleId="ImportTok" w:type="character">
     <w:name w:val="ImportTok"/>
     <w:basedOn w:val="VerbatimChar"/>
     <w:rPr>
-      <w:b/>
-      <w:color w:val="008000"/>
+      <w:rFonts w:ascii="Consolas" w:hAnsi="Consolas"/>
+      <w:sz w:val="22"/>
     </w:rPr>
   </w:style>
-  <w:style w:type="character" w:customStyle="1" w:styleId="CommentTok">
+  <w:style w:customStyle="1" w:styleId="CommentTok" w:type="character">
     <w:name w:val="CommentTok"/>
     <w:basedOn w:val="VerbatimChar"/>
     <w:rPr>
+      <w:rFonts w:ascii="Consolas" w:hAnsi="Consolas"/>
       <w:i/>
-      <w:color w:val="60a0b0"/>
+      <w:color w:val="60A0B0"/>
+      <w:sz w:val="22"/>
     </w:rPr>
   </w:style>
-  <w:style w:type="character" w:customStyle="1" w:styleId="DocumentationTok">
+  <w:style w:customStyle="1" w:styleId="DocumentationTok" w:type="character">
     <w:name w:val="DocumentationTok"/>
     <w:basedOn w:val="VerbatimChar"/>
     <w:rPr>
+      <w:rFonts w:ascii="Consolas" w:hAnsi="Consolas"/>
       <w:i/>
-      <w:color w:val="ba2121"/>
+      <w:color w:val="BA2121"/>
+      <w:sz w:val="22"/>
     </w:rPr>
   </w:style>
-  <w:style w:type="character" w:customStyle="1" w:styleId="AnnotationTok">
+  <w:style w:customStyle="1" w:styleId="AnnotationTok" w:type="character">
     <w:name w:val="AnnotationTok"/>
     <w:basedOn w:val="VerbatimChar"/>
     <w:rPr>
+      <w:rFonts w:ascii="Consolas" w:hAnsi="Consolas"/>
       <w:b/>
       <w:i/>
-      <w:color w:val="60a0b0"/>
+      <w:color w:val="60A0B0"/>
+      <w:sz w:val="22"/>
     </w:rPr>
   </w:style>
-  <w:style w:type="character" w:customStyle="1" w:styleId="CommentVarTok">
+  <w:style w:customStyle="1" w:styleId="CommentVarTok" w:type="character">
     <w:name w:val="CommentVarTok"/>
     <w:basedOn w:val="VerbatimChar"/>
     <w:rPr>
+      <w:rFonts w:ascii="Consolas" w:hAnsi="Consolas"/>
       <w:b/>
       <w:i/>
-      <w:color w:val="60a0b0"/>
+      <w:color w:val="60A0B0"/>
+      <w:sz w:val="22"/>
     </w:rPr>
   </w:style>
-  <w:style w:type="character" w:customStyle="1" w:styleId="OtherTok">
+  <w:style w:customStyle="1" w:styleId="OtherTok" w:type="character">
     <w:name w:val="OtherTok"/>
     <w:basedOn w:val="VerbatimChar"/>
     <w:rPr>
+      <w:rFonts w:ascii="Consolas" w:hAnsi="Consolas"/>
       <w:color w:val="007020"/>
+      <w:sz w:val="22"/>
     </w:rPr>
   </w:style>
-  <w:style w:type="character" w:customStyle="1" w:styleId="FunctionTok">
+  <w:style w:customStyle="1" w:styleId="FunctionTok" w:type="character">
     <w:name w:val="FunctionTok"/>
     <w:basedOn w:val="VerbatimChar"/>
     <w:rPr>
-      <w:color w:val="06287e"/>
+      <w:rFonts w:ascii="Consolas" w:hAnsi="Consolas"/>
+      <w:color w:val="06287E"/>
+      <w:sz w:val="22"/>
     </w:rPr>
   </w:style>
-  <w:style w:type="character" w:customStyle="1" w:styleId="VariableTok">
+  <w:style w:customStyle="1" w:styleId="VariableTok" w:type="character">
     <w:name w:val="VariableTok"/>
     <w:basedOn w:val="VerbatimChar"/>
     <w:rPr>
-      <w:color w:val="19177c"/>
+      <w:rFonts w:ascii="Consolas" w:hAnsi="Consolas"/>
+      <w:color w:val="19177C"/>
+      <w:sz w:val="22"/>
     </w:rPr>
   </w:style>
-  <w:style w:type="character" w:customStyle="1" w:styleId="ControlFlowTok">
+  <w:style w:customStyle="1" w:styleId="ControlFlowTok" w:type="character">
     <w:name w:val="ControlFlowTok"/>
     <w:basedOn w:val="VerbatimChar"/>
     <w:rPr>
+      <w:rFonts w:ascii="Consolas" w:hAnsi="Consolas"/>
       <w:b/>
       <w:color w:val="007020"/>
+      <w:sz w:val="22"/>
     </w:rPr>
   </w:style>
-  <w:style w:type="character" w:customStyle="1" w:styleId="OperatorTok">
+  <w:style w:customStyle="1" w:styleId="OperatorTok" w:type="character">
     <w:name w:val="OperatorTok"/>
     <w:basedOn w:val="VerbatimChar"/>
     <w:rPr>
+      <w:rFonts w:ascii="Consolas" w:hAnsi="Consolas"/>
       <w:color w:val="666666"/>
+      <w:sz w:val="22"/>
     </w:rPr>
   </w:style>
-  <w:style w:type="character" w:customStyle="1" w:styleId="BuiltInTok">
+  <w:style w:customStyle="1" w:styleId="BuiltInTok" w:type="character">
     <w:name w:val="BuiltInTok"/>
     <w:basedOn w:val="VerbatimChar"/>
     <w:rPr>
-      <w:color w:val="008000"/>
+      <w:rFonts w:ascii="Consolas" w:hAnsi="Consolas"/>
+      <w:sz w:val="22"/>
     </w:rPr>
   </w:style>
-  <w:style w:type="character" w:customStyle="1" w:styleId="ExtensionTok">
+  <w:style w:customStyle="1" w:styleId="ExtensionTok" w:type="character">
     <w:name w:val="ExtensionTok"/>
     <w:basedOn w:val="VerbatimChar"/>
-    <w:rPr/>
+    <w:rPr>
+      <w:rFonts w:ascii="Consolas" w:hAnsi="Consolas"/>
+      <w:sz w:val="22"/>
+    </w:rPr>
   </w:style>
-  <w:style w:type="character" w:customStyle="1" w:styleId="PreprocessorTok">
+  <w:style w:customStyle="1" w:styleId="PreprocessorTok" w:type="character">
     <w:name w:val="PreprocessorTok"/>
     <w:basedOn w:val="VerbatimChar"/>
     <w:rPr>
-      <w:color w:val="bc7a00"/>
+      <w:rFonts w:ascii="Consolas" w:hAnsi="Consolas"/>
+      <w:color w:val="BC7A00"/>
+      <w:sz w:val="22"/>
     </w:rPr>
   </w:style>
-  <w:style w:type="character" w:customStyle="1" w:styleId="AttributeTok">
+  <w:style w:customStyle="1" w:styleId="AttributeTok" w:type="character">
     <w:name w:val="AttributeTok"/>
     <w:basedOn w:val="VerbatimChar"/>
     <w:rPr>
-      <w:color w:val="7d9029"/>
+      <w:rFonts w:ascii="Consolas" w:hAnsi="Consolas"/>
+      <w:color w:val="7D9029"/>
+      <w:sz w:val="22"/>
     </w:rPr>
   </w:style>
-  <w:style w:type="character" w:customStyle="1" w:styleId="RegionMarkerTok">
+  <w:style w:customStyle="1" w:styleId="RegionMarkerTok" w:type="character">
     <w:name w:val="RegionMarkerTok"/>
     <w:basedOn w:val="VerbatimChar"/>
-    <w:rPr/>
+    <w:rPr>
+      <w:rFonts w:ascii="Consolas" w:hAnsi="Consolas"/>
+      <w:sz w:val="22"/>
+    </w:rPr>
   </w:style>
-  <w:style w:type="character" w:customStyle="1" w:styleId="InformationTok">
+  <w:style w:customStyle="1" w:styleId="InformationTok" w:type="character">
     <w:name w:val="InformationTok"/>
     <w:basedOn w:val="VerbatimChar"/>
     <w:rPr>
+      <w:rFonts w:ascii="Consolas" w:hAnsi="Consolas"/>
       <w:b/>
       <w:i/>
-      <w:color w:val="60a0b0"/>
+      <w:color w:val="60A0B0"/>
+      <w:sz w:val="22"/>
     </w:rPr>
   </w:style>
-  <w:style w:type="character" w:customStyle="1" w:styleId="WarningTok">
+  <w:style w:customStyle="1" w:styleId="WarningTok" w:type="character">
     <w:name w:val="WarningTok"/>
     <w:basedOn w:val="VerbatimChar"/>
     <w:rPr>
+      <w:rFonts w:ascii="Consolas" w:hAnsi="Consolas"/>
       <w:b/>
       <w:i/>
-      <w:color w:val="60a0b0"/>
+      <w:color w:val="60A0B0"/>
+      <w:sz w:val="22"/>
     </w:rPr>
   </w:style>
-  <w:style w:type="character" w:customStyle="1" w:styleId="AlertTok">
+  <w:style w:customStyle="1" w:styleId="AlertTok" w:type="character">
     <w:name w:val="AlertTok"/>
     <w:basedOn w:val="VerbatimChar"/>
     <w:rPr>
+      <w:rFonts w:ascii="Consolas" w:hAnsi="Consolas"/>
       <w:b/>
-      <w:color w:val="ff0000"/>
+      <w:color w:val="FF0000"/>
+      <w:sz w:val="22"/>
     </w:rPr>
   </w:style>
-  <w:style w:type="character" w:customStyle="1" w:styleId="ErrorTok">
+  <w:style w:customStyle="1" w:styleId="ErrorTok" w:type="character">
     <w:name w:val="ErrorTok"/>
     <w:basedOn w:val="VerbatimChar"/>
     <w:rPr>
+      <w:rFonts w:ascii="Consolas" w:hAnsi="Consolas"/>
       <w:b/>
-      <w:color w:val="ff0000"/>
+      <w:color w:val="FF0000"/>
+      <w:sz w:val="22"/>
     </w:rPr>
   </w:style>
-  <w:style w:type="character" w:customStyle="1" w:styleId="NormalTok">
+  <w:style w:customStyle="1" w:styleId="NormalTok" w:type="character">
     <w:name w:val="NormalTok"/>
     <w:basedOn w:val="VerbatimChar"/>
-    <w:rPr/>
+    <w:rPr>
+      <w:rFonts w:ascii="Consolas" w:hAnsi="Consolas"/>
+      <w:sz w:val="22"/>
+    </w:rPr>
+  </w:style>
+  <w:style w:styleId="TOC1" w:type="paragraph">
+    <w:name w:val="toc 1"/>
+    <w:basedOn w:val="Normal"/>
+    <w:next w:val="Normal"/>
+    <w:autoRedefine/>
+    <w:uiPriority w:val="39"/>
+    <w:rsid w:val="005704A3"/>
+    <w:pPr>
+      <w:spacing w:after="100"/>
+    </w:pPr>
+  </w:style>
+  <w:style w:styleId="TOC2" w:type="paragraph">
+    <w:name w:val="toc 2"/>
+    <w:basedOn w:val="Normal"/>
+    <w:next w:val="Normal"/>
+    <w:autoRedefine/>
+    <w:uiPriority w:val="39"/>
+    <w:rsid w:val="005704A3"/>
+    <w:pPr>
+      <w:spacing w:after="100"/>
+      <w:ind w:left="220"/>
+    </w:pPr>
   </w:style>
 </w:styles>
 </file>
@@ -7299,44 +8171,44 @@
         <a:sysClr val="window" lastClr="FFFFFF"/>
       </a:lt1>
       <a:dk2>
-        <a:srgbClr val="0E2841"/>
+        <a:srgbClr val="1F497D"/>
       </a:dk2>
       <a:lt2>
-        <a:srgbClr val="E8E8E8"/>
+        <a:srgbClr val="EEECE1"/>
       </a:lt2>
       <a:accent1>
-        <a:srgbClr val="156082"/>
+        <a:srgbClr val="4F81BD"/>
       </a:accent1>
       <a:accent2>
-        <a:srgbClr val="E97132"/>
+        <a:srgbClr val="C0504D"/>
       </a:accent2>
       <a:accent3>
-        <a:srgbClr val="196B24"/>
+        <a:srgbClr val="9BBB59"/>
       </a:accent3>
       <a:accent4>
-        <a:srgbClr val="0F9ED5"/>
+        <a:srgbClr val="8064A2"/>
       </a:accent4>
       <a:accent5>
-        <a:srgbClr val="A02B93"/>
+        <a:srgbClr val="4BACC6"/>
       </a:accent5>
       <a:accent6>
-        <a:srgbClr val="4EA72E"/>
+        <a:srgbClr val="F79646"/>
       </a:accent6>
       <a:hlink>
-        <a:srgbClr val="467886"/>
+        <a:srgbClr val="0000FF"/>
       </a:hlink>
       <a:folHlink>
-        <a:srgbClr val="96607D"/>
+        <a:srgbClr val="800080"/>
       </a:folHlink>
     </a:clrScheme>
     <a:fontScheme name="Office">
       <a:majorFont>
-        <a:latin typeface="Aptos Display" panose="02110004020202020204"/>
+        <a:latin typeface="Montserrat"/>
         <a:ea typeface=""/>
         <a:cs typeface=""/>
-        <a:font script="Jpan" typeface="游ゴシック Light"/>
+        <a:font script="Jpan" typeface="ＭＳ ゴシック"/>
         <a:font script="Hang" typeface="맑은 고딕"/>
-        <a:font script="Hans" typeface="等线 Light"/>
+        <a:font script="Hans" typeface="宋体"/>
         <a:font script="Hant" typeface="新細明體"/>
         <a:font script="Arab" typeface="Times New Roman"/>
         <a:font script="Hebr" typeface="Times New Roman"/>
@@ -7363,32 +8235,14 @@
         <a:font script="Mong" typeface="Mongolian Baiti"/>
         <a:font script="Viet" typeface="Times New Roman"/>
         <a:font script="Uigh" typeface="Microsoft Uighur"/>
-        <a:font script="Geor" typeface="Sylfaen"/>
-        <a:font script="Armn" typeface="Arial"/>
-        <a:font script="Bugi" typeface="Leelawadee UI"/>
-        <a:font script="Bopo" typeface="Microsoft JhengHei"/>
-        <a:font script="Java" typeface="Javanese Text"/>
-        <a:font script="Lisu" typeface="Segoe UI"/>
-        <a:font script="Mymr" typeface="Myanmar Text"/>
-        <a:font script="Nkoo" typeface="Ebrima"/>
-        <a:font script="Olck" typeface="Nirmala UI"/>
-        <a:font script="Osma" typeface="Ebrima"/>
-        <a:font script="Phag" typeface="Phagspa"/>
-        <a:font script="Syrn" typeface="Estrangelo Edessa"/>
-        <a:font script="Syrj" typeface="Estrangelo Edessa"/>
-        <a:font script="Syre" typeface="Estrangelo Edessa"/>
-        <a:font script="Sora" typeface="Nirmala UI"/>
-        <a:font script="Tale" typeface="Microsoft Tai Le"/>
-        <a:font script="Talu" typeface="Microsoft New Tai Lue"/>
-        <a:font script="Tfng" typeface="Ebrima"/>
       </a:majorFont>
       <a:minorFont>
-        <a:latin typeface="Aptos" panose="02110004020202020204"/>
+        <a:latin typeface="Montserrat"/>
         <a:ea typeface=""/>
         <a:cs typeface=""/>
-        <a:font script="Jpan" typeface="游明朝"/>
+        <a:font script="Jpan" typeface="ＭＳ 明朝"/>
         <a:font script="Hang" typeface="맑은 고딕"/>
-        <a:font script="Hans" typeface="等线"/>
+        <a:font script="Hans" typeface="宋体"/>
         <a:font script="Hant" typeface="新細明體"/>
         <a:font script="Arab" typeface="Arial"/>
         <a:font script="Hebr" typeface="Arial"/>
@@ -7415,24 +8269,6 @@
         <a:font script="Mong" typeface="Mongolian Baiti"/>
         <a:font script="Viet" typeface="Arial"/>
         <a:font script="Uigh" typeface="Microsoft Uighur"/>
-        <a:font script="Geor" typeface="Sylfaen"/>
-        <a:font script="Armn" typeface="Arial"/>
-        <a:font script="Bugi" typeface="Leelawadee UI"/>
-        <a:font script="Bopo" typeface="Microsoft JhengHei"/>
-        <a:font script="Java" typeface="Javanese Text"/>
-        <a:font script="Lisu" typeface="Segoe UI"/>
-        <a:font script="Mymr" typeface="Myanmar Text"/>
-        <a:font script="Nkoo" typeface="Ebrima"/>
-        <a:font script="Olck" typeface="Nirmala UI"/>
-        <a:font script="Osma" typeface="Ebrima"/>
-        <a:font script="Phag" typeface="Phagspa"/>
-        <a:font script="Syrn" typeface="Estrangelo Edessa"/>
-        <a:font script="Syrj" typeface="Estrangelo Edessa"/>
-        <a:font script="Syre" typeface="Estrangelo Edessa"/>
-        <a:font script="Sora" typeface="Nirmala UI"/>
-        <a:font script="Tale" typeface="Microsoft Tai Le"/>
-        <a:font script="Talu" typeface="Microsoft New Tai Lue"/>
-        <a:font script="Tfng" typeface="Ebrima"/>
       </a:minorFont>
     </a:fontScheme>
     <a:fmtScheme name="Office">
@@ -7444,141 +8280,200 @@
           <a:gsLst>
             <a:gs pos="0">
               <a:schemeClr val="phClr">
-                <a:lumMod val="110000"/>
-                <a:satMod val="105000"/>
-                <a:tint val="67000"/>
+                <a:tint val="50000"/>
+                <a:satMod val="300000"/>
               </a:schemeClr>
             </a:gs>
-            <a:gs pos="50000">
+            <a:gs pos="35000">
               <a:schemeClr val="phClr">
-                <a:lumMod val="105000"/>
-                <a:satMod val="103000"/>
-                <a:tint val="73000"/>
+                <a:tint val="37000"/>
+                <a:satMod val="300000"/>
               </a:schemeClr>
             </a:gs>
             <a:gs pos="100000">
               <a:schemeClr val="phClr">
-                <a:lumMod val="105000"/>
-                <a:satMod val="109000"/>
-                <a:tint val="81000"/>
+                <a:tint val="15000"/>
+                <a:satMod val="350000"/>
               </a:schemeClr>
             </a:gs>
           </a:gsLst>
-          <a:lin ang="5400000" scaled="0"/>
+          <a:lin ang="16200000" scaled="1"/>
         </a:gradFill>
         <a:gradFill rotWithShape="1">
           <a:gsLst>
             <a:gs pos="0">
               <a:schemeClr val="phClr">
-                <a:satMod val="103000"/>
-                <a:lumMod val="102000"/>
-                <a:tint val="94000"/>
-              </a:schemeClr>
-            </a:gs>
-            <a:gs pos="50000">
-              <a:schemeClr val="phClr">
-                <a:satMod val="110000"/>
-                <a:lumMod val="100000"/>
+                <a:tint val="100000"/>
                 <a:shade val="100000"/>
+                <a:satMod val="130000"/>
               </a:schemeClr>
             </a:gs>
             <a:gs pos="100000">
               <a:schemeClr val="phClr">
-                <a:lumMod val="99000"/>
-                <a:satMod val="120000"/>
-                <a:shade val="78000"/>
+                <a:tint val="50000"/>
+                <a:shade val="100000"/>
+                <a:satMod val="350000"/>
               </a:schemeClr>
             </a:gs>
           </a:gsLst>
-          <a:lin ang="5400000" scaled="0"/>
+          <a:lin ang="16200000" scaled="0"/>
         </a:gradFill>
       </a:fillStyleLst>
       <a:lnStyleLst>
-        <a:ln w="6350" cap="flat" cmpd="sng" algn="ctr">
+        <a:ln w="9525" cap="flat" cmpd="sng" algn="ctr">
+          <a:solidFill>
+            <a:schemeClr val="phClr">
+              <a:shade val="95000"/>
+              <a:satMod val="105000"/>
+            </a:schemeClr>
+          </a:solidFill>
+          <a:prstDash val="solid"/>
+        </a:ln>
+        <a:ln w="25400" cap="flat" cmpd="sng" algn="ctr">
           <a:solidFill>
             <a:schemeClr val="phClr"/>
           </a:solidFill>
           <a:prstDash val="solid"/>
-          <a:miter lim="800000"/>
         </a:ln>
-        <a:ln w="12700" cap="flat" cmpd="sng" algn="ctr">
+        <a:ln w="38100" cap="flat" cmpd="sng" algn="ctr">
           <a:solidFill>
             <a:schemeClr val="phClr"/>
           </a:solidFill>
           <a:prstDash val="solid"/>
-          <a:miter lim="800000"/>
-        </a:ln>
-        <a:ln w="19050" cap="flat" cmpd="sng" algn="ctr">
-          <a:solidFill>
-            <a:schemeClr val="phClr"/>
-          </a:solidFill>
-          <a:prstDash val="solid"/>
-          <a:miter lim="800000"/>
         </a:ln>
       </a:lnStyleLst>
       <a:effectStyleLst>
         <a:effectStyle>
-          <a:effectLst/>
-        </a:effectStyle>
-        <a:effectStyle>
-          <a:effectLst/>
+          <a:effectLst>
+            <a:outerShdw blurRad="40000" dist="20000" dir="5400000" rotWithShape="0">
+              <a:srgbClr val="000000">
+                <a:alpha val="38000"/>
+              </a:srgbClr>
+            </a:outerShdw>
+          </a:effectLst>
         </a:effectStyle>
         <a:effectStyle>
           <a:effectLst>
-            <a:outerShdw blurRad="57150" dist="19050" dir="5400000" algn="ctr" rotWithShape="0">
+            <a:outerShdw blurRad="40000" dist="23000" dir="5400000" rotWithShape="0">
               <a:srgbClr val="000000">
-                <a:alpha val="63000"/>
+                <a:alpha val="35000"/>
               </a:srgbClr>
             </a:outerShdw>
           </a:effectLst>
+        </a:effectStyle>
+        <a:effectStyle>
+          <a:effectLst>
+            <a:outerShdw blurRad="40000" dist="23000" dir="5400000" rotWithShape="0">
+              <a:srgbClr val="000000">
+                <a:alpha val="35000"/>
+              </a:srgbClr>
+            </a:outerShdw>
+          </a:effectLst>
+          <a:scene3d>
+            <a:camera prst="orthographicFront">
+              <a:rot lat="0" lon="0" rev="0"/>
+            </a:camera>
+            <a:lightRig rig="threePt" dir="t">
+              <a:rot lat="0" lon="0" rev="1200000"/>
+            </a:lightRig>
+          </a:scene3d>
+          <a:sp3d>
+            <a:bevelT w="63500" h="25400"/>
+          </a:sp3d>
         </a:effectStyle>
       </a:effectStyleLst>
       <a:bgFillStyleLst>
         <a:solidFill>
           <a:schemeClr val="phClr"/>
         </a:solidFill>
-        <a:solidFill>
-          <a:schemeClr val="phClr">
-            <a:tint val="95000"/>
-            <a:satMod val="170000"/>
-          </a:schemeClr>
-        </a:solidFill>
         <a:gradFill rotWithShape="1">
           <a:gsLst>
             <a:gs pos="0">
               <a:schemeClr val="phClr">
-                <a:tint val="93000"/>
-                <a:satMod val="150000"/>
-                <a:shade val="98000"/>
-                <a:lumMod val="102000"/>
+                <a:tint val="40000"/>
+                <a:satMod val="350000"/>
               </a:schemeClr>
             </a:gs>
-            <a:gs pos="50000">
+            <a:gs pos="40000">
               <a:schemeClr val="phClr">
-                <a:tint val="98000"/>
-                <a:satMod val="130000"/>
-                <a:shade val="90000"/>
-                <a:lumMod val="103000"/>
+                <a:tint val="45000"/>
+                <a:shade val="99000"/>
+                <a:satMod val="350000"/>
               </a:schemeClr>
             </a:gs>
             <a:gs pos="100000">
               <a:schemeClr val="phClr">
-                <a:shade val="63000"/>
-                <a:satMod val="120000"/>
+                <a:shade val="20000"/>
+                <a:satMod val="255000"/>
               </a:schemeClr>
             </a:gs>
           </a:gsLst>
-          <a:lin ang="5400000" scaled="0"/>
+          <a:path path="circle">
+            <a:fillToRect l="50000" t="-80000" r="50000" b="180000"/>
+          </a:path>
+        </a:gradFill>
+        <a:gradFill rotWithShape="1">
+          <a:gsLst>
+            <a:gs pos="0">
+              <a:schemeClr val="phClr">
+                <a:tint val="80000"/>
+                <a:satMod val="300000"/>
+              </a:schemeClr>
+            </a:gs>
+            <a:gs pos="100000">
+              <a:schemeClr val="phClr">
+                <a:shade val="30000"/>
+                <a:satMod val="200000"/>
+              </a:schemeClr>
+            </a:gs>
+          </a:gsLst>
+          <a:path path="circle">
+            <a:fillToRect l="50000" t="50000" r="50000" b="50000"/>
+          </a:path>
         </a:gradFill>
       </a:bgFillStyleLst>
     </a:fmtScheme>
   </a:themeElements>
-  <a:objectDefaults/>
+  <a:objectDefaults>
+    <a:spDef>
+      <a:spPr/>
+      <a:bodyPr/>
+      <a:lstStyle/>
+      <a:style>
+        <a:lnRef idx="1">
+          <a:schemeClr val="accent1"/>
+        </a:lnRef>
+        <a:fillRef idx="3">
+          <a:schemeClr val="accent1"/>
+        </a:fillRef>
+        <a:effectRef idx="2">
+          <a:schemeClr val="accent1"/>
+        </a:effectRef>
+        <a:fontRef idx="minor">
+          <a:schemeClr val="lt1"/>
+        </a:fontRef>
+      </a:style>
+    </a:spDef>
+    <a:lnDef>
+      <a:spPr/>
+      <a:bodyPr/>
+      <a:lstStyle/>
+      <a:style>
+        <a:lnRef idx="2">
+          <a:schemeClr val="accent1"/>
+        </a:lnRef>
+        <a:fillRef idx="0">
+          <a:schemeClr val="accent1"/>
+        </a:fillRef>
+        <a:effectRef idx="1">
+          <a:schemeClr val="accent1"/>
+        </a:effectRef>
+        <a:fontRef idx="minor">
+          <a:schemeClr val="tx1"/>
+        </a:fontRef>
+      </a:style>
+    </a:lnDef>
+  </a:objectDefaults>
   <a:extraClrSchemeLst/>
-  <a:extLst>
-    <a:ext uri="{05A4C25C-085E-4340-85A3-A5531E510DB2}">
-      <thm15:themeFamily xmlns:thm15="http://schemas.microsoft.com/office/thememl/2012/main" name="Office Theme" id="{2E142A2C-CD16-42D6-873A-C26D2A0506FA}" vid="{1BDDFF52-6CD6-40A5-AB3C-68EB2F1E4D0A}"/>
-    </a:ext>
-  </a:extLst>
 </a:theme>
 </file>